--- a/12-通用拓扑结构/06-三角形Δ型/三角形Δ型连接/三角形Δ型连接.docx
+++ b/12-通用拓扑结构/06-三角形Δ型/三角形Δ型连接/三角形Δ型连接.docx
@@ -2001,6 +2001,20 @@
     </w:p>
     <w:bookmarkEnd w:id="26"/>
     <w:bookmarkEnd w:id="27"/>
+    <w:p>
+      <w:pPr>
+        <w:spacing w:before="360"/>
+        <w:jc w:val="center"/>
+      </w:pPr>
+      <w:r>
+        <w:rPr>
+          <w:rFonts w:ascii="Times New Roman" w:hAnsi="Times New Roman"/>
+          <w:color w:val="555555"/>
+          <w:sz w:val="21"/>
+        </w:rPr>
+        <w:t>材料收集者：杜文杰</w:t>
+      </w:r>
+    </w:p>
     <w:sectPr>
       <w:headerReference r:id="rId9" w:type="default"/>
       <w:footerReference r:id="rId10" w:type="default"/>

--- a/12-通用拓扑结构/06-三角形Δ型/三角形Δ型连接/三角形Δ型连接.docx
+++ b/12-通用拓扑结构/06-三角形Δ型/三角形Δ型连接/三角形Δ型连接.docx
@@ -1,6 +1,6 @@
 
 <file path=word/document.xml><?xml version="1.0" encoding="utf-8"?>
-<w:document xmlns:w="http://schemas.openxmlformats.org/wordprocessingml/2006/main" xmlns:m="http://schemas.openxmlformats.org/officeDocument/2006/math" xmlns:r="http://schemas.openxmlformats.org/officeDocument/2006/relationships" xmlns:o="urn:schemas-microsoft-com:office:office" xmlns:v="urn:schemas-microsoft-com:vml" xmlns:w10="urn:schemas-microsoft-com:office:word" xmlns:a="http://schemas.openxmlformats.org/drawingml/2006/main" xmlns:pic="http://schemas.openxmlformats.org/drawingml/2006/picture" xmlns:wp="http://schemas.openxmlformats.org/drawingml/2006/wordprocessingDrawing">
+<w:document xmlns:m="http://schemas.openxmlformats.org/officeDocument/2006/math" xmlns:r="http://schemas.openxmlformats.org/officeDocument/2006/relationships" xmlns:w="http://schemas.openxmlformats.org/wordprocessingml/2006/main" xmlns:o="urn:schemas-microsoft-com:office:office" xmlns:v="urn:schemas-microsoft-com:vml" xmlns:w10="urn:schemas-microsoft-com:office:word" xmlns:a="http://schemas.openxmlformats.org/drawingml/2006/main" xmlns:pic="http://schemas.openxmlformats.org/drawingml/2006/picture" xmlns:wp="http://schemas.openxmlformats.org/drawingml/2006/wordprocessingDrawing">
   <w:body>
     <w:bookmarkStart w:id="27" w:name="三角形-δ-型连接"/>
     <w:p>
@@ -9,16 +9,19 @@
       </w:pPr>
       <w:r>
         <w:rPr>
-          <w:rFonts w:hint="eastAsia"/>
+          <w:rFonts w:hint="eastAsia" w:eastAsia="黑体"/>
         </w:rPr>
         <w:t xml:space="preserve">三角形</w:t>
       </w:r>
       <w:r>
+        <w:rPr>
+          <w:rFonts w:eastAsia="黑体"/>
+        </w:rPr>
         <w:t xml:space="preserve"> Δ </w:t>
       </w:r>
       <w:r>
         <w:rPr>
-          <w:rFonts w:hint="eastAsia"/>
+          <w:rFonts w:hint="eastAsia" w:eastAsia="黑体"/>
         </w:rPr>
         <w:t xml:space="preserve">型连接</w:t>
       </w:r>
@@ -30,7 +33,7 @@
       </w:pPr>
       <w:r>
         <w:rPr>
-          <w:rFonts w:hint="eastAsia"/>
+          <w:rFonts w:hint="eastAsia" w:eastAsia="黑体"/>
         </w:rPr>
         <w:t xml:space="preserve">拓扑描述</w:t>
       </w:r>
@@ -41,16 +44,19 @@
       </w:pPr>
       <w:r>
         <w:rPr>
-          <w:rFonts w:hint="eastAsia"/>
+          <w:rFonts w:hint="eastAsia" w:eastAsia="黑体"/>
         </w:rPr>
         <w:t xml:space="preserve">由</w:t>
       </w:r>
       <w:r>
+        <w:rPr>
+          <w:rFonts w:eastAsia="黑体"/>
+        </w:rPr>
         <w:t xml:space="preserve"> </w:t>
       </w:r>
       <w:r>
         <w:rPr>
-          <w:rFonts w:hint="eastAsia"/>
+          <w:rFonts w:hint="eastAsia" w:eastAsia="黑体"/>
           <w:b/>
           <w:bCs/>
         </w:rPr>
@@ -58,6 +64,7 @@
       </w:r>
       <w:r>
         <w:rPr>
+          <w:rFonts w:eastAsia="黑体"/>
           <w:b/>
           <w:bCs/>
         </w:rPr>
@@ -82,6 +89,7 @@
       </m:oMath>
       <w:r>
         <w:rPr>
+          <w:rFonts w:eastAsia="黑体"/>
           <w:b/>
           <w:bCs/>
         </w:rPr>
@@ -106,6 +114,7 @@
       </m:oMath>
       <w:r>
         <w:rPr>
+          <w:rFonts w:eastAsia="黑体"/>
           <w:b/>
           <w:bCs/>
         </w:rPr>
@@ -129,35 +138,44 @@
         </m:sSub>
       </m:oMath>
       <w:r>
+        <w:rPr>
+          <w:rFonts w:eastAsia="黑体"/>
+        </w:rPr>
         <w:t xml:space="preserve"> </w:t>
       </w:r>
       <w:r>
         <w:rPr>
-          <w:rFonts w:hint="eastAsia"/>
+          <w:rFonts w:hint="eastAsia" w:eastAsia="黑体"/>
         </w:rPr>
         <w:t xml:space="preserve">首尾相连成闭合三角形（Δ</w:t>
       </w:r>
       <w:r>
+        <w:rPr>
+          <w:rFonts w:eastAsia="黑体"/>
+        </w:rPr>
         <w:t xml:space="preserve"> / </w:t>
       </w:r>
       <w:r>
         <w:rPr>
-          <w:rFonts w:hint="eastAsia"/>
+          <w:rFonts w:hint="eastAsia" w:eastAsia="黑体"/>
         </w:rPr>
         <w:t xml:space="preserve">delta）的连接结构。电路共有</w:t>
       </w:r>
       <w:r>
+        <w:rPr>
+          <w:rFonts w:eastAsia="黑体"/>
+        </w:rPr>
         <w:t xml:space="preserve"> 3 </w:t>
       </w:r>
       <w:r>
         <w:rPr>
-          <w:rFonts w:hint="eastAsia"/>
+          <w:rFonts w:hint="eastAsia" w:eastAsia="黑体"/>
         </w:rPr>
         <w:t xml:space="preserve">个关键节点：</w:t>
       </w:r>
       <w:r>
         <w:rPr>
-          <w:rFonts w:hint="eastAsia"/>
+          <w:rFonts w:hint="eastAsia" w:eastAsia="黑体"/>
           <w:b/>
           <w:bCs/>
         </w:rPr>
@@ -165,6 +183,7 @@
       </w:r>
       <w:r>
         <w:rPr>
+          <w:rFonts w:eastAsia="黑体"/>
           <w:b/>
           <w:bCs/>
         </w:rPr>
@@ -172,7 +191,7 @@
       </w:r>
       <w:r>
         <w:rPr>
-          <w:rFonts w:hint="eastAsia"/>
+          <w:rFonts w:hint="eastAsia" w:eastAsia="黑体"/>
           <w:b/>
           <w:bCs/>
         </w:rPr>
@@ -180,16 +199,19 @@
       </w:r>
       <w:r>
         <w:rPr>
-          <w:rFonts w:hint="eastAsia"/>
+          <w:rFonts w:hint="eastAsia" w:eastAsia="黑体"/>
         </w:rPr>
         <w:t xml:space="preserve">（三个连接点分别引出三相线</w:t>
       </w:r>
       <w:r>
+        <w:rPr>
+          <w:rFonts w:eastAsia="黑体"/>
+        </w:rPr>
         <w:t xml:space="preserve"> </w:t>
       </w:r>
       <w:r>
         <w:rPr>
-          <w:rFonts w:hint="eastAsia"/>
+          <w:rFonts w:hint="eastAsia" w:eastAsia="黑体"/>
         </w:rPr>
         <w:t xml:space="preserve">A、B、C，即三对相邻阻抗的公共节点）。</w:t>
       </w:r>
@@ -198,7 +220,7 @@
       <w:pPr/>
       <w:r>
         <w:rPr>
-          <w:rFonts w:hint="eastAsia"/>
+          <w:rFonts w:hint="eastAsia" w:eastAsia="黑体"/>
         </w:rPr>
         <w:t xml:space="preserve">各元件管脚连接：</w:t>
       </w:r>
@@ -220,29 +242,38 @@
         </m:sSub>
       </m:oMath>
       <w:r>
+        <w:rPr>
+          <w:rFonts w:eastAsia="黑体"/>
+        </w:rPr>
         <w:t xml:space="preserve"> </w:t>
       </w:r>
       <w:r>
         <w:rPr>
-          <w:rFonts w:hint="eastAsia"/>
+          <w:rFonts w:hint="eastAsia" w:eastAsia="黑体"/>
         </w:rPr>
         <w:t xml:space="preserve">一端接相线端</w:t>
       </w:r>
       <w:r>
+        <w:rPr>
+          <w:rFonts w:eastAsia="黑体"/>
+        </w:rPr>
         <w:t xml:space="preserve"> </w:t>
       </w:r>
       <w:r>
         <w:rPr>
-          <w:rFonts w:hint="eastAsia"/>
+          <w:rFonts w:hint="eastAsia" w:eastAsia="黑体"/>
         </w:rPr>
         <w:t xml:space="preserve">A、另一端接相线端</w:t>
       </w:r>
       <w:r>
+        <w:rPr>
+          <w:rFonts w:eastAsia="黑体"/>
+        </w:rPr>
         <w:t xml:space="preserve"> </w:t>
       </w:r>
       <w:r>
         <w:rPr>
-          <w:rFonts w:hint="eastAsia"/>
+          <w:rFonts w:hint="eastAsia" w:eastAsia="黑体"/>
         </w:rPr>
         <w:t xml:space="preserve">B；</w:t>
       </w:r>
@@ -264,29 +295,38 @@
         </m:sSub>
       </m:oMath>
       <w:r>
+        <w:rPr>
+          <w:rFonts w:eastAsia="黑体"/>
+        </w:rPr>
         <w:t xml:space="preserve"> </w:t>
       </w:r>
       <w:r>
         <w:rPr>
-          <w:rFonts w:hint="eastAsia"/>
+          <w:rFonts w:hint="eastAsia" w:eastAsia="黑体"/>
         </w:rPr>
         <w:t xml:space="preserve">一端接相线端</w:t>
       </w:r>
       <w:r>
+        <w:rPr>
+          <w:rFonts w:eastAsia="黑体"/>
+        </w:rPr>
         <w:t xml:space="preserve"> </w:t>
       </w:r>
       <w:r>
         <w:rPr>
-          <w:rFonts w:hint="eastAsia"/>
+          <w:rFonts w:hint="eastAsia" w:eastAsia="黑体"/>
         </w:rPr>
         <w:t xml:space="preserve">B、另一端接相线端</w:t>
       </w:r>
       <w:r>
+        <w:rPr>
+          <w:rFonts w:eastAsia="黑体"/>
+        </w:rPr>
         <w:t xml:space="preserve"> </w:t>
       </w:r>
       <w:r>
         <w:rPr>
-          <w:rFonts w:hint="eastAsia"/>
+          <w:rFonts w:hint="eastAsia" w:eastAsia="黑体"/>
         </w:rPr>
         <w:t xml:space="preserve">C；</w:t>
       </w:r>
@@ -308,29 +348,38 @@
         </m:sSub>
       </m:oMath>
       <w:r>
+        <w:rPr>
+          <w:rFonts w:eastAsia="黑体"/>
+        </w:rPr>
         <w:t xml:space="preserve"> </w:t>
       </w:r>
       <w:r>
         <w:rPr>
-          <w:rFonts w:hint="eastAsia"/>
+          <w:rFonts w:hint="eastAsia" w:eastAsia="黑体"/>
         </w:rPr>
         <w:t xml:space="preserve">一端接相线端</w:t>
       </w:r>
       <w:r>
+        <w:rPr>
+          <w:rFonts w:eastAsia="黑体"/>
+        </w:rPr>
         <w:t xml:space="preserve"> </w:t>
       </w:r>
       <w:r>
         <w:rPr>
-          <w:rFonts w:hint="eastAsia"/>
+          <w:rFonts w:hint="eastAsia" w:eastAsia="黑体"/>
         </w:rPr>
         <w:t xml:space="preserve">C、另一端接相线端</w:t>
       </w:r>
       <w:r>
+        <w:rPr>
+          <w:rFonts w:eastAsia="黑体"/>
+        </w:rPr>
         <w:t xml:space="preserve"> </w:t>
       </w:r>
       <w:r>
         <w:rPr>
-          <w:rFonts w:hint="eastAsia"/>
+          <w:rFonts w:hint="eastAsia" w:eastAsia="黑体"/>
         </w:rPr>
         <w:t xml:space="preserve">A。三个负载（电源）依次跨接在两相之间，各相承受线电压，无需中性线即可运行。</w:t>
       </w:r>
@@ -339,11 +388,14 @@
       <w:pPr/>
       <w:r>
         <w:rPr>
-          <w:rFonts w:hint="eastAsia"/>
+          <w:rFonts w:hint="eastAsia" w:eastAsia="黑体"/>
         </w:rPr>
         <w:t xml:space="preserve">由此构成”三个阻抗首尾相接成闭合三角形、三个顶点引出三相”的三角形（Δ）连接组态，是三相电路的另一基本连接方式，线电压等于相电压、线电流为相电流的</w:t>
       </w:r>
       <w:r>
+        <w:rPr>
+          <w:rFonts w:eastAsia="黑体"/>
+        </w:rPr>
         <w:t xml:space="preserve"> </w:t>
       </w:r>
       <m:oMath>
@@ -360,11 +412,14 @@
         </m:rad>
       </m:oMath>
       <w:r>
+        <w:rPr>
+          <w:rFonts w:eastAsia="黑体"/>
+        </w:rPr>
         <w:t xml:space="preserve"> </w:t>
       </w:r>
       <w:r>
         <w:rPr>
-          <w:rFonts w:hint="eastAsia"/>
+          <w:rFonts w:hint="eastAsia" w:eastAsia="黑体"/>
         </w:rPr>
         <w:t xml:space="preserve">倍。</w:t>
       </w:r>
@@ -377,7 +432,7 @@
       </w:pPr>
       <w:r>
         <w:rPr>
-          <w:rFonts w:hint="eastAsia"/>
+          <w:rFonts w:hint="eastAsia" w:eastAsia="黑体"/>
         </w:rPr>
         <w:t xml:space="preserve">工作原理</w:t>
       </w:r>
@@ -388,7 +443,7 @@
       </w:pPr>
       <w:r>
         <w:rPr>
-          <w:rFonts w:hint="eastAsia"/>
+          <w:rFonts w:hint="eastAsia" w:eastAsia="黑体"/>
         </w:rPr>
         <w:t xml:space="preserve">三个负载分别跨接在三相线电压上，各相承受线电压，负载中的电流为相电流，而线电流为相邻两相电流的相量差。三角形连接无需中性线即可运行。</w:t>
       </w:r>
@@ -401,7 +456,7 @@
       </w:pPr>
       <w:r>
         <w:rPr>
-          <w:rFonts w:hint="eastAsia"/>
+          <w:rFonts w:hint="eastAsia" w:eastAsia="黑体"/>
         </w:rPr>
         <w:t xml:space="preserve">关键计算公式</w:t>
       </w:r>
@@ -412,16 +467,19 @@
       </w:pPr>
       <w:r>
         <w:rPr>
-          <w:rFonts w:hint="eastAsia"/>
+          <w:rFonts w:hint="eastAsia" w:eastAsia="黑体"/>
         </w:rPr>
         <w:t xml:space="preserve">线电压等于相电压（Δ</w:t>
       </w:r>
       <w:r>
+        <w:rPr>
+          <w:rFonts w:eastAsia="黑体"/>
+        </w:rPr>
         <w:t xml:space="preserve"> </w:t>
       </w:r>
       <w:r>
         <w:rPr>
-          <w:rFonts w:hint="eastAsia"/>
+          <w:rFonts w:hint="eastAsia" w:eastAsia="黑体"/>
         </w:rPr>
         <w:t xml:space="preserve">连接）：</w:t>
       </w:r>
@@ -496,7 +554,7 @@
       </w:pPr>
       <w:r>
         <w:rPr>
-          <w:rFonts w:hint="eastAsia"/>
+          <w:rFonts w:hint="eastAsia" w:eastAsia="黑体"/>
         </w:rPr>
         <w:t xml:space="preserve">线电流与相电流关系（对称三相）：</w:t>
       </w:r>
@@ -588,7 +646,7 @@
       </w:pPr>
       <w:r>
         <w:rPr>
-          <w:rFonts w:hint="eastAsia"/>
+          <w:rFonts w:hint="eastAsia" w:eastAsia="黑体"/>
         </w:rPr>
         <w:t xml:space="preserve">三相有功功率：</w:t>
       </w:r>
@@ -752,11 +810,14 @@
       </w:pPr>
       <w:r>
         <w:rPr>
-          <w:rFonts w:hint="eastAsia"/>
+          <w:rFonts w:hint="eastAsia" w:eastAsia="黑体"/>
         </w:rPr>
         <w:t xml:space="preserve">负载相电流（每相阻抗</w:t>
       </w:r>
       <w:r>
+        <w:rPr>
+          <w:rFonts w:eastAsia="黑体"/>
+        </w:rPr>
         <w:t xml:space="preserve"> </w:t>
       </w:r>
       <m:oMath>
@@ -766,7 +827,7 @@
       </m:oMath>
       <w:r>
         <w:rPr>
-          <w:rFonts w:hint="eastAsia"/>
+          <w:rFonts w:hint="eastAsia" w:eastAsia="黑体"/>
         </w:rPr>
         <w:t xml:space="preserve">）：</w:t>
       </w:r>
@@ -881,7 +942,7 @@
             </w:pPr>
             <w:r>
               <w:rPr>
-                <w:rFonts w:hint="eastAsia"/>
+                <w:rFonts w:hint="eastAsia" w:eastAsia="黑体"/>
               </w:rPr>
               <w:t xml:space="preserve">符号</w:t>
             </w:r>
@@ -895,7 +956,7 @@
             </w:pPr>
             <w:r>
               <w:rPr>
-                <w:rFonts w:hint="eastAsia"/>
+                <w:rFonts w:hint="eastAsia" w:eastAsia="黑体"/>
               </w:rPr>
               <w:t xml:space="preserve">含义</w:t>
             </w:r>
@@ -909,7 +970,7 @@
             </w:pPr>
             <w:r>
               <w:rPr>
-                <w:rFonts w:hint="eastAsia"/>
+                <w:rFonts w:hint="eastAsia" w:eastAsia="黑体"/>
               </w:rPr>
               <w:t xml:space="preserve">单位</w:t>
             </w:r>
@@ -947,6 +1008,9 @@
               </m:sSub>
             </m:oMath>
             <w:r>
+              <w:rPr>
+                <w:rFonts w:eastAsia="黑体"/>
+              </w:rPr>
               <w:t xml:space="preserve">​</w:t>
             </w:r>
           </w:p>
@@ -959,7 +1023,7 @@
             </w:pPr>
             <w:r>
               <w:rPr>
-                <w:rFonts w:hint="eastAsia"/>
+                <w:rFonts w:hint="eastAsia" w:eastAsia="黑体"/>
               </w:rPr>
               <w:t xml:space="preserve">线电压</w:t>
             </w:r>
@@ -972,6 +1036,9 @@
               <w:pStyle w:val="Compact"/>
             </w:pPr>
             <w:r>
+              <w:rPr>
+                <w:rFonts w:eastAsia="黑体"/>
+              </w:rPr>
               <w:t xml:space="preserve">V</w:t>
             </w:r>
           </w:p>
@@ -1011,6 +1078,9 @@
               </m:sSub>
             </m:oMath>
             <w:r>
+              <w:rPr>
+                <w:rFonts w:eastAsia="黑体"/>
+              </w:rPr>
               <w:t xml:space="preserve">​</w:t>
             </w:r>
           </w:p>
@@ -1023,7 +1093,7 @@
             </w:pPr>
             <w:r>
               <w:rPr>
-                <w:rFonts w:hint="eastAsia"/>
+                <w:rFonts w:hint="eastAsia" w:eastAsia="黑体"/>
               </w:rPr>
               <w:t xml:space="preserve">相电压</w:t>
             </w:r>
@@ -1036,6 +1106,9 @@
               <w:pStyle w:val="Compact"/>
             </w:pPr>
             <w:r>
+              <w:rPr>
+                <w:rFonts w:eastAsia="黑体"/>
+              </w:rPr>
               <w:t xml:space="preserve">V</w:t>
             </w:r>
           </w:p>
@@ -1072,6 +1145,9 @@
               </m:sSub>
             </m:oMath>
             <w:r>
+              <w:rPr>
+                <w:rFonts w:eastAsia="黑体"/>
+              </w:rPr>
               <w:t xml:space="preserve">​</w:t>
             </w:r>
           </w:p>
@@ -1084,7 +1160,7 @@
             </w:pPr>
             <w:r>
               <w:rPr>
-                <w:rFonts w:hint="eastAsia"/>
+                <w:rFonts w:hint="eastAsia" w:eastAsia="黑体"/>
               </w:rPr>
               <w:t xml:space="preserve">线电流</w:t>
             </w:r>
@@ -1097,6 +1173,9 @@
               <w:pStyle w:val="Compact"/>
             </w:pPr>
             <w:r>
+              <w:rPr>
+                <w:rFonts w:eastAsia="黑体"/>
+              </w:rPr>
               <w:t xml:space="preserve">A</w:t>
             </w:r>
           </w:p>
@@ -1136,6 +1215,9 @@
               </m:sSub>
             </m:oMath>
             <w:r>
+              <w:rPr>
+                <w:rFonts w:eastAsia="黑体"/>
+              </w:rPr>
               <w:t xml:space="preserve">​</w:t>
             </w:r>
           </w:p>
@@ -1148,7 +1230,7 @@
             </w:pPr>
             <w:r>
               <w:rPr>
-                <w:rFonts w:hint="eastAsia"/>
+                <w:rFonts w:hint="eastAsia" w:eastAsia="黑体"/>
               </w:rPr>
               <w:t xml:space="preserve">相电流</w:t>
             </w:r>
@@ -1161,6 +1243,9 @@
               <w:pStyle w:val="Compact"/>
             </w:pPr>
             <w:r>
+              <w:rPr>
+                <w:rFonts w:eastAsia="黑体"/>
+              </w:rPr>
               <w:t xml:space="preserve">A</w:t>
             </w:r>
           </w:p>
@@ -1179,6 +1264,9 @@
               </m:r>
             </m:oMath>
             <w:r>
+              <w:rPr>
+                <w:rFonts w:eastAsia="黑体"/>
+              </w:rPr>
               <w:t xml:space="preserve">​</w:t>
             </w:r>
           </w:p>
@@ -1191,7 +1279,7 @@
             </w:pPr>
             <w:r>
               <w:rPr>
-                <w:rFonts w:hint="eastAsia"/>
+                <w:rFonts w:hint="eastAsia" w:eastAsia="黑体"/>
               </w:rPr>
               <w:t xml:space="preserve">每相阻抗</w:t>
             </w:r>
@@ -1204,6 +1292,9 @@
               <w:pStyle w:val="Compact"/>
             </w:pPr>
             <w:r>
+              <w:rPr>
+                <w:rFonts w:eastAsia="黑体"/>
+              </w:rPr>
               <w:t xml:space="preserve">Ω</w:t>
             </w:r>
           </w:p>
@@ -1222,6 +1313,9 @@
               </m:r>
             </m:oMath>
             <w:r>
+              <w:rPr>
+                <w:rFonts w:eastAsia="黑体"/>
+              </w:rPr>
               <w:t xml:space="preserve">​</w:t>
             </w:r>
           </w:p>
@@ -1234,7 +1328,7 @@
             </w:pPr>
             <w:r>
               <w:rPr>
-                <w:rFonts w:hint="eastAsia"/>
+                <w:rFonts w:hint="eastAsia" w:eastAsia="黑体"/>
               </w:rPr>
               <w:t xml:space="preserve">三相有功功率</w:t>
             </w:r>
@@ -1247,6 +1341,9 @@
               <w:pStyle w:val="Compact"/>
             </w:pPr>
             <w:r>
+              <w:rPr>
+                <w:rFonts w:eastAsia="黑体"/>
+              </w:rPr>
               <w:t xml:space="preserve">W</w:t>
             </w:r>
           </w:p>
@@ -1261,7 +1358,7 @@
       </w:pPr>
       <w:r>
         <w:rPr>
-          <w:rFonts w:hint="eastAsia"/>
+          <w:rFonts w:hint="eastAsia" w:eastAsia="黑体"/>
         </w:rPr>
         <w:t xml:space="preserve">元件调整影响</w:t>
       </w:r>
@@ -1276,7 +1373,7 @@
       </w:pPr>
       <w:r>
         <w:rPr>
-          <w:rFonts w:hint="eastAsia"/>
+          <w:rFonts w:hint="eastAsia" w:eastAsia="黑体"/>
           <w:b/>
           <w:bCs/>
         </w:rPr>
@@ -1284,20 +1381,27 @@
       </w:r>
       <w:r>
         <w:rPr>
+          <w:rFonts w:eastAsia="黑体"/>
           <w:b/>
           <w:bCs/>
         </w:rPr>
         <w:t xml:space="preserve"> Z↑</w:t>
       </w:r>
       <w:r>
+        <w:rPr>
+          <w:rFonts w:eastAsia="黑体"/>
+        </w:rPr>
         <w:t xml:space="preserve"> </w:t>
       </w:r>
       <w:r>
+        <w:rPr>
+          <w:rFonts w:eastAsia="黑体"/>
+        </w:rPr>
         <w:t xml:space="preserve">→ </w:t>
       </w:r>
       <w:r>
         <w:rPr>
-          <w:rFonts w:hint="eastAsia"/>
+          <w:rFonts w:hint="eastAsia" w:eastAsia="黑体"/>
         </w:rPr>
         <w:t xml:space="preserve">相电流与线电流均减小，功率下降。</w:t>
       </w:r>
@@ -1312,21 +1416,27 @@
       </w:pPr>
       <w:r>
         <w:rPr>
-          <w:rFonts w:hint="eastAsia"/>
+          <w:rFonts w:hint="eastAsia" w:eastAsia="黑体"/>
           <w:b/>
           <w:bCs/>
         </w:rPr>
         <w:t xml:space="preserve">负载不平衡</w:t>
       </w:r>
       <w:r>
+        <w:rPr>
+          <w:rFonts w:eastAsia="黑体"/>
+        </w:rPr>
         <w:t xml:space="preserve"> </w:t>
       </w:r>
       <w:r>
+        <w:rPr>
+          <w:rFonts w:eastAsia="黑体"/>
+        </w:rPr>
         <w:t xml:space="preserve">→ </w:t>
       </w:r>
       <w:r>
         <w:rPr>
-          <w:rFonts w:hint="eastAsia"/>
+          <w:rFonts w:hint="eastAsia" w:eastAsia="黑体"/>
         </w:rPr>
         <w:t xml:space="preserve">线电流不平衡，各相功率不均。</w:t>
       </w:r>
@@ -1341,21 +1451,27 @@
       </w:pPr>
       <w:r>
         <w:rPr>
-          <w:rFonts w:hint="eastAsia"/>
+          <w:rFonts w:hint="eastAsia" w:eastAsia="黑体"/>
           <w:b/>
           <w:bCs/>
         </w:rPr>
         <w:t xml:space="preserve">任一相开路</w:t>
       </w:r>
       <w:r>
+        <w:rPr>
+          <w:rFonts w:eastAsia="黑体"/>
+        </w:rPr>
         <w:t xml:space="preserve"> </w:t>
       </w:r>
       <w:r>
+        <w:rPr>
+          <w:rFonts w:eastAsia="黑体"/>
+        </w:rPr>
         <w:t xml:space="preserve">→ </w:t>
       </w:r>
       <w:r>
         <w:rPr>
-          <w:rFonts w:hint="eastAsia"/>
+          <w:rFonts w:hint="eastAsia" w:eastAsia="黑体"/>
         </w:rPr>
         <w:t xml:space="preserve">该相无电流，另两相与线电流关系改变。</w:t>
       </w:r>
@@ -1370,7 +1486,7 @@
       </w:pPr>
       <w:r>
         <w:rPr>
-          <w:rFonts w:hint="eastAsia"/>
+          <w:rFonts w:hint="eastAsia" w:eastAsia="黑体"/>
           <w:b/>
           <w:bCs/>
         </w:rPr>
@@ -1378,6 +1494,7 @@
       </w:r>
       <w:r>
         <w:rPr>
+          <w:rFonts w:eastAsia="黑体"/>
           <w:b/>
           <w:bCs/>
         </w:rPr>
@@ -1385,7 +1502,7 @@
       </w:r>
       <w:r>
         <w:rPr>
-          <w:rFonts w:hint="eastAsia"/>
+          <w:rFonts w:hint="eastAsia" w:eastAsia="黑体"/>
           <w:b/>
           <w:bCs/>
         </w:rPr>
@@ -1393,20 +1510,27 @@
       </w:r>
       <w:r>
         <w:rPr>
+          <w:rFonts w:eastAsia="黑体"/>
           <w:b/>
           <w:bCs/>
         </w:rPr>
         <w:t xml:space="preserve"> Δ</w:t>
       </w:r>
       <w:r>
+        <w:rPr>
+          <w:rFonts w:eastAsia="黑体"/>
+        </w:rPr>
         <w:t xml:space="preserve"> </w:t>
       </w:r>
       <w:r>
+        <w:rPr>
+          <w:rFonts w:eastAsia="黑体"/>
+        </w:rPr>
         <w:t xml:space="preserve">→ </w:t>
       </w:r>
       <w:r>
         <w:rPr>
-          <w:rFonts w:hint="eastAsia"/>
+          <w:rFonts w:hint="eastAsia" w:eastAsia="黑体"/>
         </w:rPr>
         <w:t xml:space="preserve">同一负载电压由相电压升至线电压（</w:t>
       </w:r>
@@ -1424,11 +1548,14 @@
         </m:rad>
       </m:oMath>
       <w:r>
+        <w:rPr>
+          <w:rFonts w:eastAsia="黑体"/>
+        </w:rPr>
         <w:t xml:space="preserve"> </w:t>
       </w:r>
       <w:r>
         <w:rPr>
-          <w:rFonts w:hint="eastAsia"/>
+          <w:rFonts w:hint="eastAsia" w:eastAsia="黑体"/>
         </w:rPr>
         <w:t xml:space="preserve">倍），电流同倍增大。</w:t>
       </w:r>
@@ -1441,7 +1568,7 @@
       </w:pPr>
       <w:r>
         <w:rPr>
-          <w:rFonts w:hint="eastAsia"/>
+          <w:rFonts w:hint="eastAsia" w:eastAsia="黑体"/>
         </w:rPr>
         <w:t xml:space="preserve">典型参数示例</w:t>
       </w:r>
@@ -1456,11 +1583,14 @@
       </w:pPr>
       <w:r>
         <w:rPr>
-          <w:rFonts w:hint="eastAsia"/>
+          <w:rFonts w:hint="eastAsia" w:eastAsia="黑体"/>
         </w:rPr>
         <w:t xml:space="preserve">取</w:t>
       </w:r>
       <w:r>
+        <w:rPr>
+          <w:rFonts w:eastAsia="黑体"/>
+        </w:rPr>
         <w:t xml:space="preserve"> </w:t>
       </w:r>
       <m:oMath>
@@ -1507,7 +1637,7 @@
       </m:oMath>
       <w:r>
         <w:rPr>
-          <w:rFonts w:hint="eastAsia"/>
+          <w:rFonts w:hint="eastAsia" w:eastAsia="黑体"/>
         </w:rPr>
         <w:t xml:space="preserve">：</w:t>
       </w:r>
@@ -1557,6 +1687,9 @@
         </m:r>
       </m:oMath>
       <w:r>
+        <w:rPr>
+          <w:rFonts w:eastAsia="黑体"/>
+        </w:rPr>
         <w:t xml:space="preserve">。</w:t>
       </w:r>
     </w:p>
@@ -1570,11 +1703,14 @@
       </w:pPr>
       <w:r>
         <w:rPr>
-          <w:rFonts w:hint="eastAsia"/>
+          <w:rFonts w:hint="eastAsia" w:eastAsia="黑体"/>
         </w:rPr>
         <w:t xml:space="preserve">取</w:t>
       </w:r>
       <w:r>
+        <w:rPr>
+          <w:rFonts w:eastAsia="黑体"/>
+        </w:rPr>
         <w:t xml:space="preserve"> </w:t>
       </w:r>
       <m:oMath>
@@ -1623,6 +1759,9 @@
         </m:r>
       </m:oMath>
       <w:r>
+        <w:rPr>
+          <w:rFonts w:eastAsia="黑体"/>
+        </w:rPr>
         <w:t xml:space="preserve">、</w:t>
       </w:r>
       <m:oMath>
@@ -1650,7 +1789,7 @@
       </m:oMath>
       <w:r>
         <w:rPr>
-          <w:rFonts w:hint="eastAsia"/>
+          <w:rFonts w:hint="eastAsia" w:eastAsia="黑体"/>
         </w:rPr>
         <w:t xml:space="preserve">：</w:t>
       </w:r>
@@ -1722,7 +1861,7 @@
       </m:oMath>
       <w:r>
         <w:rPr>
-          <w:rFonts w:hint="eastAsia"/>
+          <w:rFonts w:hint="eastAsia" w:eastAsia="黑体"/>
         </w:rPr>
         <w:t xml:space="preserve">，</w:t>
       </w:r>
@@ -1795,6 +1934,9 @@
         </m:r>
       </m:oMath>
       <w:r>
+        <w:rPr>
+          <w:rFonts w:eastAsia="黑体"/>
+        </w:rPr>
         <w:t xml:space="preserve">。</w:t>
       </w:r>
     </w:p>
@@ -1806,7 +1948,7 @@
       </w:pPr>
       <w:r>
         <w:rPr>
-          <w:rFonts w:hint="eastAsia"/>
+          <w:rFonts w:hint="eastAsia" w:eastAsia="黑体"/>
         </w:rPr>
         <w:t xml:space="preserve">常见器件型号</w:t>
       </w:r>
@@ -1821,16 +1963,19 @@
       </w:pPr>
       <w:r>
         <w:rPr>
-          <w:rFonts w:hint="eastAsia"/>
+          <w:rFonts w:hint="eastAsia" w:eastAsia="黑体"/>
         </w:rPr>
         <w:t xml:space="preserve">三相负载：三相异步电动机（可</w:t>
       </w:r>
       <w:r>
+        <w:rPr>
+          <w:rFonts w:eastAsia="黑体"/>
+        </w:rPr>
         <w:t xml:space="preserve"> Y/Δ </w:t>
       </w:r>
       <w:r>
         <w:rPr>
-          <w:rFonts w:hint="eastAsia"/>
+          <w:rFonts w:hint="eastAsia" w:eastAsia="黑体"/>
         </w:rPr>
         <w:t xml:space="preserve">起动）、三相电阻加热器。</w:t>
       </w:r>
@@ -1845,7 +1990,7 @@
       </w:pPr>
       <w:r>
         <w:rPr>
-          <w:rFonts w:hint="eastAsia"/>
+          <w:rFonts w:hint="eastAsia" w:eastAsia="黑体"/>
         </w:rPr>
         <w:t xml:space="preserve">配电：三相断路器、三相熔断器。</w:t>
       </w:r>
@@ -1858,7 +2003,7 @@
       </w:pPr>
       <w:r>
         <w:rPr>
-          <w:rFonts w:hint="eastAsia"/>
+          <w:rFonts w:hint="eastAsia" w:eastAsia="黑体"/>
         </w:rPr>
         <w:t xml:space="preserve">注意事项</w:t>
       </w:r>
@@ -1872,11 +2017,14 @@
         </w:numPr>
       </w:pPr>
       <w:r>
+        <w:rPr>
+          <w:rFonts w:eastAsia="黑体"/>
+        </w:rPr>
         <w:t xml:space="preserve">Δ </w:t>
       </w:r>
       <w:r>
         <w:rPr>
-          <w:rFonts w:hint="eastAsia"/>
+          <w:rFonts w:hint="eastAsia" w:eastAsia="黑体"/>
         </w:rPr>
         <w:t xml:space="preserve">连接下相电压等于线电压，元件耐压须按线电压选取。</w:t>
       </w:r>
@@ -1891,34 +2039,43 @@
       </w:pPr>
       <w:r>
         <w:rPr>
-          <w:rFonts w:hint="eastAsia"/>
+          <w:rFonts w:hint="eastAsia" w:eastAsia="黑体"/>
         </w:rPr>
         <w:t xml:space="preserve">三相电动机</w:t>
       </w:r>
       <w:r>
+        <w:rPr>
+          <w:rFonts w:eastAsia="黑体"/>
+        </w:rPr>
         <w:t xml:space="preserve"> Y-Δ </w:t>
       </w:r>
       <w:r>
         <w:rPr>
-          <w:rFonts w:hint="eastAsia"/>
+          <w:rFonts w:hint="eastAsia" w:eastAsia="黑体"/>
         </w:rPr>
         <w:t xml:space="preserve">起动利用</w:t>
       </w:r>
       <w:r>
+        <w:rPr>
+          <w:rFonts w:eastAsia="黑体"/>
+        </w:rPr>
         <w:t xml:space="preserve"> Δ </w:t>
       </w:r>
       <w:r>
         <w:rPr>
-          <w:rFonts w:hint="eastAsia"/>
+          <w:rFonts w:hint="eastAsia" w:eastAsia="黑体"/>
         </w:rPr>
         <w:t xml:space="preserve">时高电压、Y</w:t>
       </w:r>
       <w:r>
+        <w:rPr>
+          <w:rFonts w:eastAsia="黑体"/>
+        </w:rPr>
         <w:t xml:space="preserve"> </w:t>
       </w:r>
       <w:r>
         <w:rPr>
-          <w:rFonts w:hint="eastAsia"/>
+          <w:rFonts w:hint="eastAsia" w:eastAsia="黑体"/>
         </w:rPr>
         <w:t xml:space="preserve">时降压限流的特性。</w:t>
       </w:r>
@@ -1933,16 +2090,19 @@
       </w:pPr>
       <w:r>
         <w:rPr>
-          <w:rFonts w:hint="eastAsia"/>
+          <w:rFonts w:hint="eastAsia" w:eastAsia="黑体"/>
         </w:rPr>
         <w:t xml:space="preserve">不平衡负载在</w:t>
       </w:r>
       <w:r>
+        <w:rPr>
+          <w:rFonts w:eastAsia="黑体"/>
+        </w:rPr>
         <w:t xml:space="preserve"> Δ </w:t>
       </w:r>
       <w:r>
         <w:rPr>
-          <w:rFonts w:hint="eastAsia"/>
+          <w:rFonts w:hint="eastAsia" w:eastAsia="黑体"/>
         </w:rPr>
         <w:t xml:space="preserve">连接中无中性线回流，电流分配由线电压直接决定。</w:t>
       </w:r>
@@ -1955,7 +2115,7 @@
       </w:pPr>
       <w:r>
         <w:rPr>
-          <w:rFonts w:hint="eastAsia"/>
+          <w:rFonts w:hint="eastAsia" w:eastAsia="黑体"/>
         </w:rPr>
         <w:t xml:space="preserve">参考资料</w:t>
       </w:r>
@@ -1970,7 +2130,7 @@
       </w:pPr>
       <w:r>
         <w:rPr>
-          <w:rFonts w:hint="eastAsia"/>
+          <w:rFonts w:hint="eastAsia" w:eastAsia="黑体"/>
         </w:rPr>
         <w:t xml:space="preserve">《电路》（邱关源）。</w:t>
       </w:r>
@@ -1984,6 +2144,9 @@
         </w:numPr>
       </w:pPr>
       <w:r>
+        <w:rPr>
+          <w:rFonts w:eastAsia="黑体"/>
+        </w:rPr>
         <w:t xml:space="preserve">Wikipedia: Three-phase electric power。</w:t>
       </w:r>
     </w:p>
@@ -1996,6 +2159,9 @@
         </w:numPr>
       </w:pPr>
       <w:r>
+        <w:rPr>
+          <w:rFonts w:eastAsia="黑体"/>
+        </w:rPr>
         <w:t xml:space="preserve">Wikipedia: Y-Δ transform。</w:t>
       </w:r>
     </w:p>
@@ -2008,11 +2174,11 @@
       </w:pPr>
       <w:r>
         <w:rPr>
-          <w:rFonts w:ascii="Times New Roman" w:hAnsi="Times New Roman"/>
+          <w:rFonts w:ascii="Times New Roman" w:hAnsi="Times New Roman" w:eastAsia="黑体"/>
           <w:color w:val="555555"/>
           <w:sz w:val="21"/>
         </w:rPr>
-        <w:t>材料收集者：杜文杰</w:t>
+        <w:t>材料收集者：杜文杰，WX手机：19519196569，QQ:3478827729</w:t>
       </w:r>
     </w:p>
     <w:sectPr>
@@ -2032,7 +2198,7 @@
 </file>
 
 <file path=word/footer1.xml><?xml version="1.0" encoding="utf-8"?>
-<w:ftr xmlns:m="http://schemas.openxmlformats.org/officeDocument/2006/math" xmlns:mc="http://schemas.openxmlformats.org/markup-compatibility/2006" xmlns:mo="http://schemas.microsoft.com/office/mac/office/2008/main" xmlns:mv="urn:schemas-microsoft-com:mac:vml" xmlns:o="urn:schemas-microsoft-com:office:office" xmlns:r="http://schemas.openxmlformats.org/officeDocument/2006/relationships" xmlns:v="urn:schemas-microsoft-com:vml" xmlns:w10="urn:schemas-microsoft-com:office:word" xmlns:w14="http://schemas.microsoft.com/office/word/2010/wordml" xmlns:w="http://schemas.openxmlformats.org/wordprocessingml/2006/main" xmlns:wne="http://schemas.microsoft.com/office/word/2006/wordml" xmlns:wp14="http://schemas.microsoft.com/office/word/2010/wordprocessingDrawing" xmlns:wp="http://schemas.openxmlformats.org/drawingml/2006/wordprocessingDrawing" xmlns:wpc="http://schemas.microsoft.com/office/word/2010/wordprocessingCanvas" xmlns:wpg="http://schemas.microsoft.com/office/word/2010/wordprocessingGroup" xmlns:wpi="http://schemas.microsoft.com/office/word/2010/wordprocessingInk" xmlns:wps="http://schemas.microsoft.com/office/word/2010/wordprocessingShape" mc:Ignorable="w14 wp14">
+<w:ftr xmlns:mc="http://schemas.openxmlformats.org/markup-compatibility/2006" xmlns:w="http://schemas.openxmlformats.org/wordprocessingml/2006/main" xmlns:m="http://schemas.openxmlformats.org/officeDocument/2006/math" xmlns:mo="http://schemas.microsoft.com/office/mac/office/2008/main" xmlns:mv="urn:schemas-microsoft-com:mac:vml" xmlns:o="urn:schemas-microsoft-com:office:office" xmlns:r="http://schemas.openxmlformats.org/officeDocument/2006/relationships" xmlns:v="urn:schemas-microsoft-com:vml" xmlns:w10="urn:schemas-microsoft-com:office:word" xmlns:w14="http://schemas.microsoft.com/office/word/2010/wordml" xmlns:wne="http://schemas.microsoft.com/office/word/2006/wordml" xmlns:wp14="http://schemas.microsoft.com/office/word/2010/wordprocessingDrawing" xmlns:wp="http://schemas.openxmlformats.org/drawingml/2006/wordprocessingDrawing" xmlns:wpc="http://schemas.microsoft.com/office/word/2010/wordprocessingCanvas" xmlns:wpg="http://schemas.microsoft.com/office/word/2010/wordprocessingGroup" xmlns:wpi="http://schemas.microsoft.com/office/word/2010/wordprocessingInk" xmlns:wps="http://schemas.microsoft.com/office/word/2010/wordprocessingShape" mc:Ignorable="w14 wp14">
   <w:p>
     <w:pPr>
       <w:pStyle w:val="Footer"/>
@@ -2040,12 +2206,14 @@
     </w:pPr>
     <w:r>
       <w:rPr>
+        <w:rFonts w:eastAsia="黑体"/>
         <w:sz w:val="18"/>
       </w:rPr>
       <w:t xml:space="preserve">第 </w:t>
     </w:r>
     <w:r>
       <w:rPr>
+        <w:rFonts w:eastAsia="黑体"/>
         <w:sz w:val="18"/>
       </w:rPr>
       <w:fldChar w:fldCharType="begin"/>
@@ -2054,6 +2222,7 @@
     </w:r>
     <w:r>
       <w:rPr>
+        <w:rFonts w:eastAsia="黑体"/>
         <w:sz w:val="18"/>
       </w:rPr>
       <w:t xml:space="preserve"> 页</w:t>
@@ -2067,6 +2236,9 @@
   <w:footnote w:type="continuationSeparator" w:id="0">
     <w:p>
       <w:r>
+        <w:rPr>
+          <w:rFonts w:eastAsia="黑体"/>
+        </w:rPr>
         <w:continuationSeparator/>
       </w:r>
     </w:p>
@@ -2074,6 +2246,9 @@
   <w:footnote w:type="separator" w:id="-1">
     <w:p>
       <w:r>
+        <w:rPr>
+          <w:rFonts w:eastAsia="黑体"/>
+        </w:rPr>
         <w:separator/>
       </w:r>
     </w:p>
@@ -2082,7 +2257,7 @@
 </file>
 
 <file path=word/header1.xml><?xml version="1.0" encoding="utf-8"?>
-<w:hdr xmlns:m="http://schemas.openxmlformats.org/officeDocument/2006/math" xmlns:mc="http://schemas.openxmlformats.org/markup-compatibility/2006" xmlns:mo="http://schemas.microsoft.com/office/mac/office/2008/main" xmlns:mv="urn:schemas-microsoft-com:mac:vml" xmlns:o="urn:schemas-microsoft-com:office:office" xmlns:r="http://schemas.openxmlformats.org/officeDocument/2006/relationships" xmlns:v="urn:schemas-microsoft-com:vml" xmlns:w10="urn:schemas-microsoft-com:office:word" xmlns:w14="http://schemas.microsoft.com/office/word/2010/wordml" xmlns:w="http://schemas.openxmlformats.org/wordprocessingml/2006/main" xmlns:wne="http://schemas.microsoft.com/office/word/2006/wordml" xmlns:wp14="http://schemas.microsoft.com/office/word/2010/wordprocessingDrawing" xmlns:wp="http://schemas.openxmlformats.org/drawingml/2006/wordprocessingDrawing" xmlns:wpc="http://schemas.microsoft.com/office/word/2010/wordprocessingCanvas" xmlns:wpg="http://schemas.microsoft.com/office/word/2010/wordprocessingGroup" xmlns:wpi="http://schemas.microsoft.com/office/word/2010/wordprocessingInk" xmlns:wps="http://schemas.microsoft.com/office/word/2010/wordprocessingShape" mc:Ignorable="w14 wp14">
+<w:hdr xmlns:mc="http://schemas.openxmlformats.org/markup-compatibility/2006" xmlns:w="http://schemas.openxmlformats.org/wordprocessingml/2006/main" xmlns:m="http://schemas.openxmlformats.org/officeDocument/2006/math" xmlns:mo="http://schemas.microsoft.com/office/mac/office/2008/main" xmlns:mv="urn:schemas-microsoft-com:mac:vml" xmlns:o="urn:schemas-microsoft-com:office:office" xmlns:r="http://schemas.openxmlformats.org/officeDocument/2006/relationships" xmlns:v="urn:schemas-microsoft-com:vml" xmlns:w10="urn:schemas-microsoft-com:office:word" xmlns:w14="http://schemas.microsoft.com/office/word/2010/wordml" xmlns:wne="http://schemas.microsoft.com/office/word/2006/wordml" xmlns:wp14="http://schemas.microsoft.com/office/word/2010/wordprocessingDrawing" xmlns:wp="http://schemas.openxmlformats.org/drawingml/2006/wordprocessingDrawing" xmlns:wpc="http://schemas.microsoft.com/office/word/2010/wordprocessingCanvas" xmlns:wpg="http://schemas.microsoft.com/office/word/2010/wordprocessingGroup" xmlns:wpi="http://schemas.microsoft.com/office/word/2010/wordprocessingInk" xmlns:wps="http://schemas.microsoft.com/office/word/2010/wordprocessingShape" mc:Ignorable="w14 wp14">
   <w:p>
     <w:pPr>
       <w:pStyle w:val="Header"/>
@@ -2090,7 +2265,7 @@
     </w:pPr>
     <w:r>
       <w:rPr>
-        <w:rFonts w:ascii="Times New Roman" w:hAnsi="Times New Roman"/>
+        <w:rFonts w:ascii="Times New Roman" w:hAnsi="Times New Roman" w:eastAsia="黑体"/>
         <w:sz w:val="18"/>
         <w:rFonts w:eastAsia="黑体"/>
         <w:rFonts w:eastAsia="黑体"/>
@@ -2102,7 +2277,7 @@
 </file>
 
 <file path=word/numbering.xml><?xml version="1.0" encoding="utf-8"?>
-<w:numbering xmlns:m="http://schemas.openxmlformats.org/officeDocument/2006/math" xmlns:mc="http://schemas.openxmlformats.org/markup-compatibility/2006" xmlns:mo="http://schemas.microsoft.com/office/mac/office/2008/main" xmlns:mv="urn:schemas-microsoft-com:mac:vml" xmlns:o="urn:schemas-microsoft-com:office:office" xmlns:r="http://schemas.openxmlformats.org/officeDocument/2006/relationships" xmlns:v="urn:schemas-microsoft-com:vml" xmlns:w="http://schemas.openxmlformats.org/wordprocessingml/2006/main" xmlns:w10="urn:schemas-microsoft-com:office:word" xmlns:w14="http://schemas.microsoft.com/office/word/2010/wordml" xmlns:wne="http://schemas.microsoft.com/office/word/2006/wordml" xmlns:wp="http://schemas.openxmlformats.org/drawingml/2006/wordprocessingDrawing" xmlns:wp14="http://schemas.microsoft.com/office/word/2010/wordprocessingDrawing" xmlns:wpc="http://schemas.microsoft.com/office/word/2010/wordprocessingCanvas" xmlns:wpg="http://schemas.microsoft.com/office/word/2010/wordprocessingGroup" xmlns:wpi="http://schemas.microsoft.com/office/word/2010/wordprocessingInk" xmlns:wps="http://schemas.microsoft.com/office/word/2010/wordprocessingShape" mc:Ignorable="w14 wp14">
+<w:numbering xmlns:mc="http://schemas.openxmlformats.org/markup-compatibility/2006" xmlns:w="http://schemas.openxmlformats.org/wordprocessingml/2006/main" xmlns:m="http://schemas.openxmlformats.org/officeDocument/2006/math" xmlns:mo="http://schemas.microsoft.com/office/mac/office/2008/main" xmlns:mv="urn:schemas-microsoft-com:mac:vml" xmlns:o="urn:schemas-microsoft-com:office:office" xmlns:r="http://schemas.openxmlformats.org/officeDocument/2006/relationships" xmlns:v="urn:schemas-microsoft-com:vml" xmlns:w10="urn:schemas-microsoft-com:office:word" xmlns:w14="http://schemas.microsoft.com/office/word/2010/wordml" xmlns:wne="http://schemas.microsoft.com/office/word/2006/wordml" xmlns:wp="http://schemas.openxmlformats.org/drawingml/2006/wordprocessingDrawing" xmlns:wp14="http://schemas.microsoft.com/office/word/2010/wordprocessingDrawing" xmlns:wpc="http://schemas.microsoft.com/office/word/2010/wordprocessingCanvas" xmlns:wpg="http://schemas.microsoft.com/office/word/2010/wordprocessingGroup" xmlns:wpi="http://schemas.microsoft.com/office/word/2010/wordprocessingInk" xmlns:wps="http://schemas.microsoft.com/office/word/2010/wordprocessingShape" mc:Ignorable="w14 wp14">
   <w:abstractNum w:abstractNumId="0">
     <w:nsid w:val="FFFFFF7C"/>
     <w:multiLevelType w:val="singleLevel"/>
@@ -2189,7 +2364,7 @@
         <w:ind w:hanging="360" w:left="1440"/>
       </w:pPr>
       <w:rPr>
-        <w:rFonts w:ascii="Symbol" w:hAnsi="Symbol" w:hint="default"/>
+        <w:rFonts w:ascii="Symbol" w:hAnsi="Symbol" w:hint="default" w:eastAsia="黑体"/>
       </w:rPr>
     </w:lvl>
   </w:abstractNum>
@@ -2210,7 +2385,7 @@
         <w:ind w:hanging="360" w:left="1080"/>
       </w:pPr>
       <w:rPr>
-        <w:rFonts w:ascii="Symbol" w:hAnsi="Symbol" w:hint="default"/>
+        <w:rFonts w:ascii="Symbol" w:hAnsi="Symbol" w:hint="default" w:eastAsia="黑体"/>
       </w:rPr>
     </w:lvl>
   </w:abstractNum>
@@ -2231,7 +2406,7 @@
         <w:ind w:hanging="360" w:left="720"/>
       </w:pPr>
       <w:rPr>
-        <w:rFonts w:ascii="Symbol" w:hAnsi="Symbol" w:hint="default"/>
+        <w:rFonts w:ascii="Symbol" w:hAnsi="Symbol" w:hint="default" w:eastAsia="黑体"/>
       </w:rPr>
     </w:lvl>
   </w:abstractNum>
@@ -2270,7 +2445,7 @@
         <w:ind w:hanging="360" w:left="360"/>
       </w:pPr>
       <w:rPr>
-        <w:rFonts w:ascii="Symbol" w:hAnsi="Symbol" w:hint="default"/>
+        <w:rFonts w:ascii="Symbol" w:hAnsi="Symbol" w:hint="default" w:eastAsia="黑体"/>
       </w:rPr>
     </w:lvl>
   </w:abstractNum>
@@ -2361,7 +2536,7 @@
         <w:ind w:left="720" w:hanging="360"/>
       </w:pPr>
       <w:rPr>
-        <w:rFonts w:ascii="Symbol" w:hAnsi="Symbol" w:cs="Symbol" w:hint="default"/>
+        <w:rFonts w:ascii="Symbol" w:hAnsi="Symbol" w:cs="Symbol" w:hint="default" w:eastAsia="黑体"/>
       </w:rPr>
     </w:lvl>
     <w:lvl w:ilvl="1">
@@ -2372,7 +2547,7 @@
         <w:ind w:left="1440" w:hanging="360"/>
       </w:pPr>
       <w:rPr>
-        <w:rFonts w:ascii="Courier New" w:hAnsi="Courier New" w:cs="Courier New" w:hint="default"/>
+        <w:rFonts w:ascii="Courier New" w:hAnsi="Courier New" w:cs="Courier New" w:hint="default" w:eastAsia="黑体"/>
       </w:rPr>
     </w:lvl>
     <w:lvl w:ilvl="2">
@@ -2383,7 +2558,7 @@
         <w:ind w:left="2160" w:hanging="360"/>
       </w:pPr>
       <w:rPr>
-        <w:rFonts w:ascii="Wingdings" w:hAnsi="Wingdings" w:cs="Wingdings" w:hint="default"/>
+        <w:rFonts w:ascii="Wingdings" w:hAnsi="Wingdings" w:cs="Wingdings" w:hint="default" w:eastAsia="黑体"/>
       </w:rPr>
     </w:lvl>
     <w:lvl w:ilvl="3">
@@ -2394,7 +2569,7 @@
         <w:ind w:left="2880" w:hanging="360"/>
       </w:pPr>
       <w:rPr>
-        <w:rFonts w:ascii="Symbol" w:hAnsi="Symbol" w:cs="Symbol" w:hint="default"/>
+        <w:rFonts w:ascii="Symbol" w:hAnsi="Symbol" w:cs="Symbol" w:hint="default" w:eastAsia="黑体"/>
       </w:rPr>
     </w:lvl>
     <w:lvl w:ilvl="4">
@@ -2405,7 +2580,7 @@
         <w:ind w:left="3600" w:hanging="360"/>
       </w:pPr>
       <w:rPr>
-        <w:rFonts w:ascii="Courier New" w:hAnsi="Courier New" w:cs="Courier New" w:hint="default"/>
+        <w:rFonts w:ascii="Courier New" w:hAnsi="Courier New" w:cs="Courier New" w:hint="default" w:eastAsia="黑体"/>
       </w:rPr>
     </w:lvl>
     <w:lvl w:ilvl="5">
@@ -2416,7 +2591,7 @@
         <w:ind w:left="4320" w:hanging="360"/>
       </w:pPr>
       <w:rPr>
-        <w:rFonts w:ascii="Wingdings" w:hAnsi="Wingdings" w:cs="Wingdings" w:hint="default"/>
+        <w:rFonts w:ascii="Wingdings" w:hAnsi="Wingdings" w:cs="Wingdings" w:hint="default" w:eastAsia="黑体"/>
       </w:rPr>
     </w:lvl>
     <w:lvl w:ilvl="6">
@@ -2427,7 +2602,7 @@
         <w:ind w:left="5040" w:hanging="360"/>
       </w:pPr>
       <w:rPr>
-        <w:rFonts w:ascii="Symbol" w:hAnsi="Symbol" w:cs="Symbol" w:hint="default"/>
+        <w:rFonts w:ascii="Symbol" w:hAnsi="Symbol" w:cs="Symbol" w:hint="default" w:eastAsia="黑体"/>
       </w:rPr>
     </w:lvl>
     <w:lvl w:ilvl="7">
@@ -2438,7 +2613,7 @@
         <w:ind w:left="5760" w:hanging="360"/>
       </w:pPr>
       <w:rPr>
-        <w:rFonts w:ascii="Courier New" w:hAnsi="Courier New" w:cs="Courier New" w:hint="default"/>
+        <w:rFonts w:ascii="Courier New" w:hAnsi="Courier New" w:cs="Courier New" w:hint="default" w:eastAsia="黑体"/>
       </w:rPr>
     </w:lvl>
     <w:lvl w:ilvl="8">
@@ -2449,7 +2624,7 @@
         <w:ind w:left="6480" w:hanging="360"/>
       </w:pPr>
       <w:rPr>
-        <w:rFonts w:ascii="Wingdings" w:hAnsi="Wingdings" w:cs="Wingdings" w:hint="default"/>
+        <w:rFonts w:ascii="Wingdings" w:hAnsi="Wingdings" w:cs="Wingdings" w:hint="default" w:eastAsia="黑体"/>
       </w:rPr>
     </w:lvl>
   </w:abstractNum>
@@ -2502,11 +2677,11 @@
 </file>
 
 <file path=word/styles.xml><?xml version="1.0" encoding="utf-8"?>
-<w:styles xmlns:mc="http://schemas.openxmlformats.org/markup-compatibility/2006" xmlns:r="http://schemas.openxmlformats.org/officeDocument/2006/relationships" xmlns:w="http://schemas.openxmlformats.org/wordprocessingml/2006/main" xmlns:w14="http://schemas.microsoft.com/office/word/2010/wordml" mc:Ignorable="w14">
+<w:styles xmlns:mc="http://schemas.openxmlformats.org/markup-compatibility/2006" xmlns:w="http://schemas.openxmlformats.org/wordprocessingml/2006/main" xmlns:r="http://schemas.openxmlformats.org/officeDocument/2006/relationships" xmlns:w14="http://schemas.microsoft.com/office/word/2010/wordml" mc:Ignorable="w14">
   <w:docDefaults>
     <w:rPrDefault>
       <w:rPr>
-        <w:rFonts w:asciiTheme="minorHAnsi" w:cstheme="minorBidi" w:eastAsiaTheme="minorEastAsia" w:hAnsiTheme="minorHAnsi"/>
+        <w:rFonts w:asciiTheme="minorHAnsi" w:cstheme="minorBidi" w:hAnsiTheme="minorHAnsi" w:eastAsia="黑体"/>
         <w:sz w:val="22"/>
         <w:szCs w:val="22"/>
         <w:lang w:bidi="ar-SA" w:eastAsia="en-US" w:val="en-US"/>
@@ -2728,7 +2903,7 @@
       <w:outlineLvl w:val="0"/>
     </w:pPr>
     <w:rPr>
-      <w:rFonts w:ascii="Times New Roman" w:asciiTheme="majorHAnsi" w:cstheme="majorBidi" w:eastAsia="黑体" w:eastAsiaTheme="majorEastAsia" w:hAnsi="Times New Roman" w:hAnsiTheme="majorHAnsi"/>
+      <w:rFonts w:ascii="Times New Roman" w:asciiTheme="majorHAnsi" w:cstheme="majorBidi" w:eastAsia="黑体" w:hAnsi="Times New Roman" w:hAnsiTheme="majorHAnsi"/>
       <w:b/>
       <w:bCs/>
       <w:color w:val="1F3864"/>
@@ -2752,7 +2927,7 @@
       <w:outlineLvl w:val="1"/>
     </w:pPr>
     <w:rPr>
-      <w:rFonts w:ascii="Times New Roman" w:asciiTheme="majorHAnsi" w:cstheme="majorBidi" w:eastAsia="黑体" w:eastAsiaTheme="majorEastAsia" w:hAnsi="Times New Roman" w:hAnsiTheme="majorHAnsi"/>
+      <w:rFonts w:ascii="Times New Roman" w:asciiTheme="majorHAnsi" w:cstheme="majorBidi" w:eastAsia="黑体" w:hAnsi="Times New Roman" w:hAnsiTheme="majorHAnsi"/>
       <w:b/>
       <w:bCs/>
       <w:color w:val="2E4E7E"/>
@@ -2776,7 +2951,7 @@
       <w:outlineLvl w:val="2"/>
     </w:pPr>
     <w:rPr>
-      <w:rFonts w:ascii="Times New Roman" w:asciiTheme="majorHAnsi" w:cstheme="majorBidi" w:eastAsia="黑体" w:eastAsiaTheme="majorEastAsia" w:hAnsi="Times New Roman" w:hAnsiTheme="majorHAnsi"/>
+      <w:rFonts w:ascii="Times New Roman" w:asciiTheme="majorHAnsi" w:cstheme="majorBidi" w:eastAsia="黑体" w:hAnsi="Times New Roman" w:hAnsiTheme="majorHAnsi"/>
       <w:b/>
       <w:bCs/>
       <w:color w:val="2E4E7E"/>
@@ -2800,7 +2975,7 @@
       <w:outlineLvl w:val="3"/>
     </w:pPr>
     <w:rPr>
-      <w:rFonts w:ascii="Times New Roman" w:asciiTheme="majorHAnsi" w:cstheme="majorBidi" w:eastAsia="黑体" w:eastAsiaTheme="majorEastAsia" w:hAnsi="Times New Roman" w:hAnsiTheme="majorHAnsi"/>
+      <w:rFonts w:ascii="Times New Roman" w:asciiTheme="majorHAnsi" w:cstheme="majorBidi" w:eastAsia="黑体" w:hAnsi="Times New Roman" w:hAnsiTheme="majorHAnsi"/>
       <w:b/>
       <w:bCs/>
       <w:i/>
@@ -2826,7 +3001,7 @@
       <w:outlineLvl w:val="4"/>
     </w:pPr>
     <w:rPr>
-      <w:rFonts w:ascii="Times New Roman" w:asciiTheme="majorHAnsi" w:cstheme="majorBidi" w:eastAsia="黑体" w:eastAsiaTheme="majorEastAsia" w:hAnsi="Times New Roman" w:hAnsiTheme="majorHAnsi"/>
+      <w:rFonts w:ascii="Times New Roman" w:asciiTheme="majorHAnsi" w:cstheme="majorBidi" w:eastAsia="黑体" w:hAnsi="Times New Roman" w:hAnsiTheme="majorHAnsi"/>
       <w:b/>
       <w:color w:val="333333"/>
       <w:sz w:val="22"/>
@@ -2849,7 +3024,7 @@
       <w:outlineLvl w:val="5"/>
     </w:pPr>
     <w:rPr>
-      <w:rFonts w:asciiTheme="majorHAnsi" w:cstheme="majorBidi" w:eastAsiaTheme="majorEastAsia" w:hAnsiTheme="majorHAnsi"/>
+      <w:rFonts w:asciiTheme="majorHAnsi" w:cstheme="majorBidi" w:hAnsiTheme="majorHAnsi" w:eastAsia="黑体"/>
       <w:i/>
       <w:iCs/>
       <w:color w:themeColor="accent1" w:themeShade="7F" w:val="243F60"/>
@@ -2872,7 +3047,7 @@
       <w:outlineLvl w:val="6"/>
     </w:pPr>
     <w:rPr>
-      <w:rFonts w:asciiTheme="majorHAnsi" w:cstheme="majorBidi" w:eastAsiaTheme="majorEastAsia" w:hAnsiTheme="majorHAnsi"/>
+      <w:rFonts w:asciiTheme="majorHAnsi" w:cstheme="majorBidi" w:hAnsiTheme="majorHAnsi" w:eastAsia="黑体"/>
       <w:i/>
       <w:iCs/>
       <w:color w:themeColor="text1" w:themeTint="BF" w:val="404040"/>
@@ -2895,7 +3070,7 @@
       <w:outlineLvl w:val="7"/>
     </w:pPr>
     <w:rPr>
-      <w:rFonts w:asciiTheme="majorHAnsi" w:cstheme="majorBidi" w:eastAsiaTheme="majorEastAsia" w:hAnsiTheme="majorHAnsi"/>
+      <w:rFonts w:asciiTheme="majorHAnsi" w:cstheme="majorBidi" w:hAnsiTheme="majorHAnsi" w:eastAsia="黑体"/>
       <w:color w:themeColor="accent1" w:val="4F81BD"/>
       <w:sz w:val="20"/>
       <w:szCs w:val="20"/>
@@ -2918,7 +3093,7 @@
       <w:outlineLvl w:val="8"/>
     </w:pPr>
     <w:rPr>
-      <w:rFonts w:asciiTheme="majorHAnsi" w:cstheme="majorBidi" w:eastAsiaTheme="majorEastAsia" w:hAnsiTheme="majorHAnsi"/>
+      <w:rFonts w:asciiTheme="majorHAnsi" w:cstheme="majorBidi" w:hAnsiTheme="majorHAnsi" w:eastAsia="黑体"/>
       <w:i/>
       <w:iCs/>
       <w:color w:themeColor="text1" w:themeTint="BF" w:val="404040"/>
@@ -2969,7 +3144,7 @@
     <w:uiPriority w:val="9"/>
     <w:rsid w:val="00FC693F"/>
     <w:rPr>
-      <w:rFonts w:asciiTheme="majorHAnsi" w:cstheme="majorBidi" w:eastAsiaTheme="majorEastAsia" w:hAnsiTheme="majorHAnsi"/>
+      <w:rFonts w:asciiTheme="majorHAnsi" w:cstheme="majorBidi" w:hAnsiTheme="majorHAnsi" w:eastAsia="黑体"/>
       <w:b/>
       <w:bCs/>
       <w:color w:themeColor="accent1" w:themeShade="BF" w:val="365F91"/>
@@ -2984,7 +3159,7 @@
     <w:uiPriority w:val="9"/>
     <w:rsid w:val="00FC693F"/>
     <w:rPr>
-      <w:rFonts w:asciiTheme="majorHAnsi" w:cstheme="majorBidi" w:eastAsiaTheme="majorEastAsia" w:hAnsiTheme="majorHAnsi"/>
+      <w:rFonts w:asciiTheme="majorHAnsi" w:cstheme="majorBidi" w:hAnsiTheme="majorHAnsi" w:eastAsia="黑体"/>
       <w:b/>
       <w:bCs/>
       <w:color w:themeColor="accent1" w:val="4F81BD"/>
@@ -2999,7 +3174,7 @@
     <w:uiPriority w:val="9"/>
     <w:rsid w:val="00FC693F"/>
     <w:rPr>
-      <w:rFonts w:asciiTheme="majorHAnsi" w:cstheme="majorBidi" w:eastAsiaTheme="majorEastAsia" w:hAnsiTheme="majorHAnsi"/>
+      <w:rFonts w:asciiTheme="majorHAnsi" w:cstheme="majorBidi" w:hAnsiTheme="majorHAnsi" w:eastAsia="黑体"/>
       <w:b/>
       <w:bCs/>
       <w:color w:themeColor="accent1" w:val="4F81BD"/>
@@ -3022,7 +3197,7 @@
       <w:contextualSpacing/>
     </w:pPr>
     <w:rPr>
-      <w:rFonts w:ascii="Times New Roman" w:asciiTheme="majorHAnsi" w:cstheme="majorBidi" w:eastAsia="黑体" w:eastAsiaTheme="majorEastAsia" w:hAnsi="Times New Roman" w:hAnsiTheme="majorHAnsi"/>
+      <w:rFonts w:ascii="Times New Roman" w:asciiTheme="majorHAnsi" w:cstheme="majorBidi" w:eastAsia="黑体" w:hAnsi="Times New Roman" w:hAnsiTheme="majorHAnsi"/>
       <w:b/>
       <w:color w:val="1F3864"/>
       <w:spacing w:val="5"/>
@@ -3038,7 +3213,7 @@
     <w:uiPriority w:val="10"/>
     <w:rsid w:val="00FC693F"/>
     <w:rPr>
-      <w:rFonts w:asciiTheme="majorHAnsi" w:cstheme="majorBidi" w:eastAsiaTheme="majorEastAsia" w:hAnsiTheme="majorHAnsi"/>
+      <w:rFonts w:asciiTheme="majorHAnsi" w:cstheme="majorBidi" w:hAnsiTheme="majorHAnsi" w:eastAsia="黑体"/>
       <w:color w:themeColor="text2" w:themeShade="BF" w:val="17365D"/>
       <w:spacing w:val="5"/>
       <w:kern w:val="28"/>
@@ -3060,7 +3235,7 @@
       </w:numPr>
     </w:pPr>
     <w:rPr>
-      <w:rFonts w:asciiTheme="majorHAnsi" w:cstheme="majorBidi" w:eastAsiaTheme="majorEastAsia" w:hAnsiTheme="majorHAnsi"/>
+      <w:rFonts w:asciiTheme="majorHAnsi" w:cstheme="majorBidi" w:hAnsiTheme="majorHAnsi" w:eastAsia="黑体"/>
       <w:i/>
       <w:iCs/>
       <w:color w:themeColor="accent1" w:val="4F81BD"/>
@@ -3076,7 +3251,7 @@
     <w:uiPriority w:val="11"/>
     <w:rsid w:val="00FC693F"/>
     <w:rPr>
-      <w:rFonts w:asciiTheme="majorHAnsi" w:cstheme="majorBidi" w:eastAsiaTheme="majorEastAsia" w:hAnsiTheme="majorHAnsi"/>
+      <w:rFonts w:asciiTheme="majorHAnsi" w:cstheme="majorBidi" w:hAnsiTheme="majorHAnsi" w:eastAsia="黑体"/>
       <w:i/>
       <w:iCs/>
       <w:color w:themeColor="accent1" w:val="4F81BD"/>
@@ -3143,6 +3318,7 @@
       <w:spacing w:after="120"/>
     </w:pPr>
     <w:rPr>
+      <w:rFonts w:eastAsia="黑体"/>
       <w:sz w:val="16"/>
       <w:szCs w:val="16"/>
     </w:rPr>
@@ -3154,6 +3330,7 @@
     <w:uiPriority w:val="99"/>
     <w:rsid w:val="00AA1D8D"/>
     <w:rPr>
+      <w:rFonts w:eastAsia="黑体"/>
       <w:sz w:val="16"/>
       <w:szCs w:val="16"/>
     </w:rPr>
@@ -3323,7 +3500,7 @@
       </w:tabs>
     </w:pPr>
     <w:rPr>
-      <w:rFonts w:ascii="Courier" w:hAnsi="Courier"/>
+      <w:rFonts w:ascii="Courier" w:hAnsi="Courier" w:eastAsia="黑体"/>
       <w:sz w:val="20"/>
       <w:szCs w:val="20"/>
     </w:rPr>
@@ -3335,7 +3512,7 @@
     <w:uiPriority w:val="99"/>
     <w:rsid w:val="0029639D"/>
     <w:rPr>
-      <w:rFonts w:ascii="Courier" w:hAnsi="Courier"/>
+      <w:rFonts w:ascii="Courier" w:hAnsi="Courier" w:eastAsia="黑体"/>
       <w:sz w:val="20"/>
       <w:szCs w:val="20"/>
     </w:rPr>
@@ -3371,6 +3548,7 @@
     <w:uiPriority w:val="29"/>
     <w:rsid w:val="00FC693F"/>
     <w:rPr>
+      <w:rFonts w:eastAsia="黑体"/>
       <w:i/>
       <w:iCs/>
       <w:color w:themeColor="text1" w:val="000000"/>
@@ -3384,7 +3562,7 @@
     <w:semiHidden/>
     <w:rsid w:val="00FC693F"/>
     <w:rPr>
-      <w:rFonts w:asciiTheme="majorHAnsi" w:cstheme="majorBidi" w:eastAsiaTheme="majorEastAsia" w:hAnsiTheme="majorHAnsi"/>
+      <w:rFonts w:asciiTheme="majorHAnsi" w:cstheme="majorBidi" w:hAnsiTheme="majorHAnsi" w:eastAsia="黑体"/>
       <w:b/>
       <w:bCs/>
       <w:i/>
@@ -3400,7 +3578,7 @@
     <w:semiHidden/>
     <w:rsid w:val="00FC693F"/>
     <w:rPr>
-      <w:rFonts w:asciiTheme="majorHAnsi" w:cstheme="majorBidi" w:eastAsiaTheme="majorEastAsia" w:hAnsiTheme="majorHAnsi"/>
+      <w:rFonts w:asciiTheme="majorHAnsi" w:cstheme="majorBidi" w:hAnsiTheme="majorHAnsi" w:eastAsia="黑体"/>
       <w:color w:themeColor="accent1" w:themeShade="7F" w:val="243F60"/>
     </w:rPr>
   </w:style>
@@ -3412,7 +3590,7 @@
     <w:semiHidden/>
     <w:rsid w:val="00FC693F"/>
     <w:rPr>
-      <w:rFonts w:asciiTheme="majorHAnsi" w:cstheme="majorBidi" w:eastAsiaTheme="majorEastAsia" w:hAnsiTheme="majorHAnsi"/>
+      <w:rFonts w:asciiTheme="majorHAnsi" w:cstheme="majorBidi" w:hAnsiTheme="majorHAnsi" w:eastAsia="黑体"/>
       <w:i/>
       <w:iCs/>
       <w:color w:themeColor="accent1" w:themeShade="7F" w:val="243F60"/>
@@ -3426,7 +3604,7 @@
     <w:semiHidden/>
     <w:rsid w:val="00FC693F"/>
     <w:rPr>
-      <w:rFonts w:asciiTheme="majorHAnsi" w:cstheme="majorBidi" w:eastAsiaTheme="majorEastAsia" w:hAnsiTheme="majorHAnsi"/>
+      <w:rFonts w:asciiTheme="majorHAnsi" w:cstheme="majorBidi" w:hAnsiTheme="majorHAnsi" w:eastAsia="黑体"/>
       <w:i/>
       <w:iCs/>
       <w:color w:themeColor="text1" w:themeTint="BF" w:val="404040"/>
@@ -3440,7 +3618,7 @@
     <w:semiHidden/>
     <w:rsid w:val="00FC693F"/>
     <w:rPr>
-      <w:rFonts w:asciiTheme="majorHAnsi" w:cstheme="majorBidi" w:eastAsiaTheme="majorEastAsia" w:hAnsiTheme="majorHAnsi"/>
+      <w:rFonts w:asciiTheme="majorHAnsi" w:cstheme="majorBidi" w:hAnsiTheme="majorHAnsi" w:eastAsia="黑体"/>
       <w:color w:themeColor="accent1" w:val="4F81BD"/>
       <w:sz w:val="20"/>
       <w:szCs w:val="20"/>
@@ -3454,7 +3632,7 @@
     <w:semiHidden/>
     <w:rsid w:val="00FC693F"/>
     <w:rPr>
-      <w:rFonts w:asciiTheme="majorHAnsi" w:cstheme="majorBidi" w:eastAsiaTheme="majorEastAsia" w:hAnsiTheme="majorHAnsi"/>
+      <w:rFonts w:asciiTheme="majorHAnsi" w:cstheme="majorBidi" w:hAnsiTheme="majorHAnsi" w:eastAsia="黑体"/>
       <w:i/>
       <w:iCs/>
       <w:color w:themeColor="text1" w:themeTint="BF" w:val="404040"/>
@@ -3475,6 +3653,7 @@
       <w:spacing w:line="240" w:lineRule="auto"/>
     </w:pPr>
     <w:rPr>
+      <w:rFonts w:eastAsia="黑体"/>
       <w:b/>
       <w:bCs/>
       <w:color w:themeColor="accent1" w:val="4F81BD"/>
@@ -3489,6 +3668,7 @@
     <w:qFormat/>
     <w:rsid w:val="00FC693F"/>
     <w:rPr>
+      <w:rFonts w:eastAsia="黑体"/>
       <w:b/>
       <w:bCs/>
     </w:rPr>
@@ -3500,6 +3680,7 @@
     <w:qFormat/>
     <w:rsid w:val="00FC693F"/>
     <w:rPr>
+      <w:rFonts w:eastAsia="黑体"/>
       <w:i/>
       <w:iCs/>
     </w:rPr>
@@ -3520,6 +3701,7 @@
       <w:ind w:left="936" w:right="936"/>
     </w:pPr>
     <w:rPr>
+      <w:rFonts w:eastAsia="黑体"/>
       <w:b/>
       <w:bCs/>
       <w:i/>
@@ -3534,6 +3716,7 @@
     <w:uiPriority w:val="30"/>
     <w:rsid w:val="00FC693F"/>
     <w:rPr>
+      <w:rFonts w:eastAsia="黑体"/>
       <w:b/>
       <w:bCs/>
       <w:i/>
@@ -3548,6 +3731,7 @@
     <w:qFormat/>
     <w:rsid w:val="00FC693F"/>
     <w:rPr>
+      <w:rFonts w:eastAsia="黑体"/>
       <w:i/>
       <w:iCs/>
       <w:color w:themeColor="text1" w:themeTint="7F" w:val="808080"/>
@@ -3560,6 +3744,7 @@
     <w:qFormat/>
     <w:rsid w:val="00FC693F"/>
     <w:rPr>
+      <w:rFonts w:eastAsia="黑体"/>
       <w:b/>
       <w:bCs/>
       <w:i/>
@@ -3574,6 +3759,7 @@
     <w:qFormat/>
     <w:rsid w:val="00FC693F"/>
     <w:rPr>
+      <w:rFonts w:eastAsia="黑体"/>
       <w:smallCaps/>
       <w:color w:themeColor="accent2" w:val="C0504D"/>
       <w:u w:val="single"/>
@@ -3586,6 +3772,7 @@
     <w:qFormat/>
     <w:rsid w:val="00FC693F"/>
     <w:rPr>
+      <w:rFonts w:eastAsia="黑体"/>
       <w:b/>
       <w:bCs/>
       <w:smallCaps/>
@@ -3601,6 +3788,7 @@
     <w:qFormat/>
     <w:rsid w:val="00FC693F"/>
     <w:rPr>
+      <w:rFonts w:eastAsia="黑体"/>
       <w:b/>
       <w:bCs/>
       <w:smallCaps/>
@@ -3655,6 +3843,7 @@
       <w:spacing w:after="0" w:line="240" w:lineRule="auto"/>
     </w:pPr>
     <w:rPr>
+      <w:rFonts w:eastAsia="黑体"/>
       <w:color w:themeColor="text1" w:themeShade="BF" w:val="000000"/>
     </w:rPr>
     <w:tblPr>
@@ -3677,6 +3866,7 @@
         <w:spacing w:after="0" w:before="0" w:line="240" w:lineRule="auto"/>
       </w:pPr>
       <w:rPr>
+        <w:rFonts w:eastAsia="黑体"/>
         <w:b/>
         <w:bCs/>
       </w:rPr>
@@ -3697,6 +3887,7 @@
         <w:spacing w:after="0" w:before="0" w:line="240" w:lineRule="auto"/>
       </w:pPr>
       <w:rPr>
+        <w:rFonts w:eastAsia="黑体"/>
         <w:b/>
         <w:bCs/>
       </w:rPr>
@@ -3714,12 +3905,14 @@
     </w:tblStylePr>
     <w:tblStylePr w:type="firstCol">
       <w:rPr>
+        <w:rFonts w:eastAsia="黑体"/>
         <w:b/>
         <w:bCs/>
       </w:rPr>
     </w:tblStylePr>
     <w:tblStylePr w:type="lastCol">
       <w:rPr>
+        <w:rFonts w:eastAsia="黑体"/>
         <w:b/>
         <w:bCs/>
       </w:rPr>
@@ -3758,6 +3951,7 @@
       <w:spacing w:after="0" w:line="240" w:lineRule="auto"/>
     </w:pPr>
     <w:rPr>
+      <w:rFonts w:eastAsia="黑体"/>
       <w:color w:themeColor="accent1" w:themeShade="BF" w:val="365F91"/>
     </w:rPr>
     <w:tblPr>
@@ -3780,6 +3974,7 @@
         <w:spacing w:after="0" w:before="0" w:line="240" w:lineRule="auto"/>
       </w:pPr>
       <w:rPr>
+        <w:rFonts w:eastAsia="黑体"/>
         <w:b/>
         <w:bCs/>
       </w:rPr>
@@ -3800,6 +3995,7 @@
         <w:spacing w:after="0" w:before="0" w:line="240" w:lineRule="auto"/>
       </w:pPr>
       <w:rPr>
+        <w:rFonts w:eastAsia="黑体"/>
         <w:b/>
         <w:bCs/>
       </w:rPr>
@@ -3817,12 +4013,14 @@
     </w:tblStylePr>
     <w:tblStylePr w:type="firstCol">
       <w:rPr>
+        <w:rFonts w:eastAsia="黑体"/>
         <w:b/>
         <w:bCs/>
       </w:rPr>
     </w:tblStylePr>
     <w:tblStylePr w:type="lastCol">
       <w:rPr>
+        <w:rFonts w:eastAsia="黑体"/>
         <w:b/>
         <w:bCs/>
       </w:rPr>
@@ -3861,6 +4059,7 @@
       <w:spacing w:after="0" w:line="240" w:lineRule="auto"/>
     </w:pPr>
     <w:rPr>
+      <w:rFonts w:eastAsia="黑体"/>
       <w:color w:themeColor="accent2" w:themeShade="BF" w:val="943634"/>
     </w:rPr>
     <w:tblPr>
@@ -3883,6 +4082,7 @@
         <w:spacing w:after="0" w:before="0" w:line="240" w:lineRule="auto"/>
       </w:pPr>
       <w:rPr>
+        <w:rFonts w:eastAsia="黑体"/>
         <w:b/>
         <w:bCs/>
       </w:rPr>
@@ -3903,6 +4103,7 @@
         <w:spacing w:after="0" w:before="0" w:line="240" w:lineRule="auto"/>
       </w:pPr>
       <w:rPr>
+        <w:rFonts w:eastAsia="黑体"/>
         <w:b/>
         <w:bCs/>
       </w:rPr>
@@ -3920,12 +4121,14 @@
     </w:tblStylePr>
     <w:tblStylePr w:type="firstCol">
       <w:rPr>
+        <w:rFonts w:eastAsia="黑体"/>
         <w:b/>
         <w:bCs/>
       </w:rPr>
     </w:tblStylePr>
     <w:tblStylePr w:type="lastCol">
       <w:rPr>
+        <w:rFonts w:eastAsia="黑体"/>
         <w:b/>
         <w:bCs/>
       </w:rPr>
@@ -3964,6 +4167,7 @@
       <w:spacing w:after="0" w:line="240" w:lineRule="auto"/>
     </w:pPr>
     <w:rPr>
+      <w:rFonts w:eastAsia="黑体"/>
       <w:color w:themeColor="accent3" w:themeShade="BF" w:val="76923C"/>
     </w:rPr>
     <w:tblPr>
@@ -3986,6 +4190,7 @@
         <w:spacing w:after="0" w:before="0" w:line="240" w:lineRule="auto"/>
       </w:pPr>
       <w:rPr>
+        <w:rFonts w:eastAsia="黑体"/>
         <w:b/>
         <w:bCs/>
       </w:rPr>
@@ -4006,6 +4211,7 @@
         <w:spacing w:after="0" w:before="0" w:line="240" w:lineRule="auto"/>
       </w:pPr>
       <w:rPr>
+        <w:rFonts w:eastAsia="黑体"/>
         <w:b/>
         <w:bCs/>
       </w:rPr>
@@ -4023,12 +4229,14 @@
     </w:tblStylePr>
     <w:tblStylePr w:type="firstCol">
       <w:rPr>
+        <w:rFonts w:eastAsia="黑体"/>
         <w:b/>
         <w:bCs/>
       </w:rPr>
     </w:tblStylePr>
     <w:tblStylePr w:type="lastCol">
       <w:rPr>
+        <w:rFonts w:eastAsia="黑体"/>
         <w:b/>
         <w:bCs/>
       </w:rPr>
@@ -4067,6 +4275,7 @@
       <w:spacing w:after="0" w:line="240" w:lineRule="auto"/>
     </w:pPr>
     <w:rPr>
+      <w:rFonts w:eastAsia="黑体"/>
       <w:color w:themeColor="accent4" w:themeShade="BF" w:val="5F497A"/>
     </w:rPr>
     <w:tblPr>
@@ -4089,6 +4298,7 @@
         <w:spacing w:after="0" w:before="0" w:line="240" w:lineRule="auto"/>
       </w:pPr>
       <w:rPr>
+        <w:rFonts w:eastAsia="黑体"/>
         <w:b/>
         <w:bCs/>
       </w:rPr>
@@ -4109,6 +4319,7 @@
         <w:spacing w:after="0" w:before="0" w:line="240" w:lineRule="auto"/>
       </w:pPr>
       <w:rPr>
+        <w:rFonts w:eastAsia="黑体"/>
         <w:b/>
         <w:bCs/>
       </w:rPr>
@@ -4126,12 +4337,14 @@
     </w:tblStylePr>
     <w:tblStylePr w:type="firstCol">
       <w:rPr>
+        <w:rFonts w:eastAsia="黑体"/>
         <w:b/>
         <w:bCs/>
       </w:rPr>
     </w:tblStylePr>
     <w:tblStylePr w:type="lastCol">
       <w:rPr>
+        <w:rFonts w:eastAsia="黑体"/>
         <w:b/>
         <w:bCs/>
       </w:rPr>
@@ -4170,6 +4383,7 @@
       <w:spacing w:after="0" w:line="240" w:lineRule="auto"/>
     </w:pPr>
     <w:rPr>
+      <w:rFonts w:eastAsia="黑体"/>
       <w:color w:themeColor="accent5" w:themeShade="BF" w:val="31849B"/>
     </w:rPr>
     <w:tblPr>
@@ -4192,6 +4406,7 @@
         <w:spacing w:after="0" w:before="0" w:line="240" w:lineRule="auto"/>
       </w:pPr>
       <w:rPr>
+        <w:rFonts w:eastAsia="黑体"/>
         <w:b/>
         <w:bCs/>
       </w:rPr>
@@ -4212,6 +4427,7 @@
         <w:spacing w:after="0" w:before="0" w:line="240" w:lineRule="auto"/>
       </w:pPr>
       <w:rPr>
+        <w:rFonts w:eastAsia="黑体"/>
         <w:b/>
         <w:bCs/>
       </w:rPr>
@@ -4229,12 +4445,14 @@
     </w:tblStylePr>
     <w:tblStylePr w:type="firstCol">
       <w:rPr>
+        <w:rFonts w:eastAsia="黑体"/>
         <w:b/>
         <w:bCs/>
       </w:rPr>
     </w:tblStylePr>
     <w:tblStylePr w:type="lastCol">
       <w:rPr>
+        <w:rFonts w:eastAsia="黑体"/>
         <w:b/>
         <w:bCs/>
       </w:rPr>
@@ -4273,6 +4491,7 @@
       <w:spacing w:after="0" w:line="240" w:lineRule="auto"/>
     </w:pPr>
     <w:rPr>
+      <w:rFonts w:eastAsia="黑体"/>
       <w:color w:themeColor="accent6" w:themeShade="BF" w:val="E36C0A"/>
     </w:rPr>
     <w:tblPr>
@@ -4295,6 +4514,7 @@
         <w:spacing w:after="0" w:before="0" w:line="240" w:lineRule="auto"/>
       </w:pPr>
       <w:rPr>
+        <w:rFonts w:eastAsia="黑体"/>
         <w:b/>
         <w:bCs/>
       </w:rPr>
@@ -4315,6 +4535,7 @@
         <w:spacing w:after="0" w:before="0" w:line="240" w:lineRule="auto"/>
       </w:pPr>
       <w:rPr>
+        <w:rFonts w:eastAsia="黑体"/>
         <w:b/>
         <w:bCs/>
       </w:rPr>
@@ -4332,12 +4553,14 @@
     </w:tblStylePr>
     <w:tblStylePr w:type="firstCol">
       <w:rPr>
+        <w:rFonts w:eastAsia="黑体"/>
         <w:b/>
         <w:bCs/>
       </w:rPr>
     </w:tblStylePr>
     <w:tblStylePr w:type="lastCol">
       <w:rPr>
+        <w:rFonts w:eastAsia="黑体"/>
         <w:b/>
         <w:bCs/>
       </w:rPr>
@@ -4397,6 +4620,7 @@
         <w:spacing w:after="0" w:before="0" w:line="240" w:lineRule="auto"/>
       </w:pPr>
       <w:rPr>
+        <w:rFonts w:eastAsia="黑体"/>
         <w:b/>
         <w:bCs/>
         <w:color w:themeColor="background1" w:val="FFFFFF"/>
@@ -4411,6 +4635,7 @@
         <w:spacing w:after="0" w:before="0" w:line="240" w:lineRule="auto"/>
       </w:pPr>
       <w:rPr>
+        <w:rFonts w:eastAsia="黑体"/>
         <w:b/>
         <w:bCs/>
       </w:rPr>
@@ -4426,12 +4651,14 @@
     </w:tblStylePr>
     <w:tblStylePr w:type="firstCol">
       <w:rPr>
+        <w:rFonts w:eastAsia="黑体"/>
         <w:b/>
         <w:bCs/>
       </w:rPr>
     </w:tblStylePr>
     <w:tblStylePr w:type="lastCol">
       <w:rPr>
+        <w:rFonts w:eastAsia="黑体"/>
         <w:b/>
         <w:bCs/>
       </w:rPr>
@@ -4489,6 +4716,7 @@
         <w:spacing w:after="0" w:before="0" w:line="240" w:lineRule="auto"/>
       </w:pPr>
       <w:rPr>
+        <w:rFonts w:eastAsia="黑体"/>
         <w:b/>
         <w:bCs/>
         <w:color w:themeColor="background1" w:val="FFFFFF"/>
@@ -4503,6 +4731,7 @@
         <w:spacing w:after="0" w:before="0" w:line="240" w:lineRule="auto"/>
       </w:pPr>
       <w:rPr>
+        <w:rFonts w:eastAsia="黑体"/>
         <w:b/>
         <w:bCs/>
       </w:rPr>
@@ -4518,12 +4747,14 @@
     </w:tblStylePr>
     <w:tblStylePr w:type="firstCol">
       <w:rPr>
+        <w:rFonts w:eastAsia="黑体"/>
         <w:b/>
         <w:bCs/>
       </w:rPr>
     </w:tblStylePr>
     <w:tblStylePr w:type="lastCol">
       <w:rPr>
+        <w:rFonts w:eastAsia="黑体"/>
         <w:b/>
         <w:bCs/>
       </w:rPr>
@@ -4581,6 +4812,7 @@
         <w:spacing w:after="0" w:before="0" w:line="240" w:lineRule="auto"/>
       </w:pPr>
       <w:rPr>
+        <w:rFonts w:eastAsia="黑体"/>
         <w:b/>
         <w:bCs/>
         <w:color w:themeColor="background1" w:val="FFFFFF"/>
@@ -4595,6 +4827,7 @@
         <w:spacing w:after="0" w:before="0" w:line="240" w:lineRule="auto"/>
       </w:pPr>
       <w:rPr>
+        <w:rFonts w:eastAsia="黑体"/>
         <w:b/>
         <w:bCs/>
       </w:rPr>
@@ -4610,12 +4843,14 @@
     </w:tblStylePr>
     <w:tblStylePr w:type="firstCol">
       <w:rPr>
+        <w:rFonts w:eastAsia="黑体"/>
         <w:b/>
         <w:bCs/>
       </w:rPr>
     </w:tblStylePr>
     <w:tblStylePr w:type="lastCol">
       <w:rPr>
+        <w:rFonts w:eastAsia="黑体"/>
         <w:b/>
         <w:bCs/>
       </w:rPr>
@@ -4673,6 +4908,7 @@
         <w:spacing w:after="0" w:before="0" w:line="240" w:lineRule="auto"/>
       </w:pPr>
       <w:rPr>
+        <w:rFonts w:eastAsia="黑体"/>
         <w:b/>
         <w:bCs/>
         <w:color w:themeColor="background1" w:val="FFFFFF"/>
@@ -4687,6 +4923,7 @@
         <w:spacing w:after="0" w:before="0" w:line="240" w:lineRule="auto"/>
       </w:pPr>
       <w:rPr>
+        <w:rFonts w:eastAsia="黑体"/>
         <w:b/>
         <w:bCs/>
       </w:rPr>
@@ -4702,12 +4939,14 @@
     </w:tblStylePr>
     <w:tblStylePr w:type="firstCol">
       <w:rPr>
+        <w:rFonts w:eastAsia="黑体"/>
         <w:b/>
         <w:bCs/>
       </w:rPr>
     </w:tblStylePr>
     <w:tblStylePr w:type="lastCol">
       <w:rPr>
+        <w:rFonts w:eastAsia="黑体"/>
         <w:b/>
         <w:bCs/>
       </w:rPr>
@@ -4765,6 +5004,7 @@
         <w:spacing w:after="0" w:before="0" w:line="240" w:lineRule="auto"/>
       </w:pPr>
       <w:rPr>
+        <w:rFonts w:eastAsia="黑体"/>
         <w:b/>
         <w:bCs/>
         <w:color w:themeColor="background1" w:val="FFFFFF"/>
@@ -4779,6 +5019,7 @@
         <w:spacing w:after="0" w:before="0" w:line="240" w:lineRule="auto"/>
       </w:pPr>
       <w:rPr>
+        <w:rFonts w:eastAsia="黑体"/>
         <w:b/>
         <w:bCs/>
       </w:rPr>
@@ -4794,12 +5035,14 @@
     </w:tblStylePr>
     <w:tblStylePr w:type="firstCol">
       <w:rPr>
+        <w:rFonts w:eastAsia="黑体"/>
         <w:b/>
         <w:bCs/>
       </w:rPr>
     </w:tblStylePr>
     <w:tblStylePr w:type="lastCol">
       <w:rPr>
+        <w:rFonts w:eastAsia="黑体"/>
         <w:b/>
         <w:bCs/>
       </w:rPr>
@@ -4857,6 +5100,7 @@
         <w:spacing w:after="0" w:before="0" w:line="240" w:lineRule="auto"/>
       </w:pPr>
       <w:rPr>
+        <w:rFonts w:eastAsia="黑体"/>
         <w:b/>
         <w:bCs/>
         <w:color w:themeColor="background1" w:val="FFFFFF"/>
@@ -4871,6 +5115,7 @@
         <w:spacing w:after="0" w:before="0" w:line="240" w:lineRule="auto"/>
       </w:pPr>
       <w:rPr>
+        <w:rFonts w:eastAsia="黑体"/>
         <w:b/>
         <w:bCs/>
       </w:rPr>
@@ -4886,12 +5131,14 @@
     </w:tblStylePr>
     <w:tblStylePr w:type="firstCol">
       <w:rPr>
+        <w:rFonts w:eastAsia="黑体"/>
         <w:b/>
         <w:bCs/>
       </w:rPr>
     </w:tblStylePr>
     <w:tblStylePr w:type="lastCol">
       <w:rPr>
+        <w:rFonts w:eastAsia="黑体"/>
         <w:b/>
         <w:bCs/>
       </w:rPr>
@@ -4949,6 +5196,7 @@
         <w:spacing w:after="0" w:before="0" w:line="240" w:lineRule="auto"/>
       </w:pPr>
       <w:rPr>
+        <w:rFonts w:eastAsia="黑体"/>
         <w:b/>
         <w:bCs/>
         <w:color w:themeColor="background1" w:val="FFFFFF"/>
@@ -4963,6 +5211,7 @@
         <w:spacing w:after="0" w:before="0" w:line="240" w:lineRule="auto"/>
       </w:pPr>
       <w:rPr>
+        <w:rFonts w:eastAsia="黑体"/>
         <w:b/>
         <w:bCs/>
       </w:rPr>
@@ -4978,12 +5227,14 @@
     </w:tblStylePr>
     <w:tblStylePr w:type="firstCol">
       <w:rPr>
+        <w:rFonts w:eastAsia="黑体"/>
         <w:b/>
         <w:bCs/>
       </w:rPr>
     </w:tblStylePr>
     <w:tblStylePr w:type="lastCol">
       <w:rPr>
+        <w:rFonts w:eastAsia="黑体"/>
         <w:b/>
         <w:bCs/>
       </w:rPr>
@@ -5043,7 +5294,7 @@
         <w:spacing w:after="0" w:before="0" w:line="240" w:lineRule="auto"/>
       </w:pPr>
       <w:rPr>
-        <w:rFonts w:asciiTheme="majorHAnsi" w:cstheme="majorBidi" w:eastAsiaTheme="majorEastAsia" w:hAnsiTheme="majorHAnsi"/>
+        <w:rFonts w:asciiTheme="majorHAnsi" w:cstheme="majorBidi" w:hAnsiTheme="majorHAnsi" w:eastAsia="黑体"/>
         <w:b/>
         <w:bCs/>
       </w:rPr>
@@ -5064,7 +5315,7 @@
         <w:spacing w:after="0" w:before="0" w:line="240" w:lineRule="auto"/>
       </w:pPr>
       <w:rPr>
-        <w:rFonts w:asciiTheme="majorHAnsi" w:cstheme="majorBidi" w:eastAsiaTheme="majorEastAsia" w:hAnsiTheme="majorHAnsi"/>
+        <w:rFonts w:asciiTheme="majorHAnsi" w:cstheme="majorBidi" w:hAnsiTheme="majorHAnsi" w:eastAsia="黑体"/>
         <w:b/>
         <w:bCs/>
       </w:rPr>
@@ -5082,14 +5333,14 @@
     </w:tblStylePr>
     <w:tblStylePr w:type="firstCol">
       <w:rPr>
-        <w:rFonts w:asciiTheme="majorHAnsi" w:cstheme="majorBidi" w:eastAsiaTheme="majorEastAsia" w:hAnsiTheme="majorHAnsi"/>
+        <w:rFonts w:asciiTheme="majorHAnsi" w:cstheme="majorBidi" w:hAnsiTheme="majorHAnsi" w:eastAsia="黑体"/>
         <w:b/>
         <w:bCs/>
       </w:rPr>
     </w:tblStylePr>
     <w:tblStylePr w:type="lastCol">
       <w:rPr>
-        <w:rFonts w:asciiTheme="majorHAnsi" w:cstheme="majorBidi" w:eastAsiaTheme="majorEastAsia" w:hAnsiTheme="majorHAnsi"/>
+        <w:rFonts w:asciiTheme="majorHAnsi" w:cstheme="majorBidi" w:hAnsiTheme="majorHAnsi" w:eastAsia="黑体"/>
         <w:b/>
         <w:bCs/>
       </w:rPr>
@@ -5173,7 +5424,7 @@
         <w:spacing w:after="0" w:before="0" w:line="240" w:lineRule="auto"/>
       </w:pPr>
       <w:rPr>
-        <w:rFonts w:asciiTheme="majorHAnsi" w:cstheme="majorBidi" w:eastAsiaTheme="majorEastAsia" w:hAnsiTheme="majorHAnsi"/>
+        <w:rFonts w:asciiTheme="majorHAnsi" w:cstheme="majorBidi" w:hAnsiTheme="majorHAnsi" w:eastAsia="黑体"/>
         <w:b/>
         <w:bCs/>
       </w:rPr>
@@ -5194,7 +5445,7 @@
         <w:spacing w:after="0" w:before="0" w:line="240" w:lineRule="auto"/>
       </w:pPr>
       <w:rPr>
-        <w:rFonts w:asciiTheme="majorHAnsi" w:cstheme="majorBidi" w:eastAsiaTheme="majorEastAsia" w:hAnsiTheme="majorHAnsi"/>
+        <w:rFonts w:asciiTheme="majorHAnsi" w:cstheme="majorBidi" w:hAnsiTheme="majorHAnsi" w:eastAsia="黑体"/>
         <w:b/>
         <w:bCs/>
       </w:rPr>
@@ -5212,14 +5463,14 @@
     </w:tblStylePr>
     <w:tblStylePr w:type="firstCol">
       <w:rPr>
-        <w:rFonts w:asciiTheme="majorHAnsi" w:cstheme="majorBidi" w:eastAsiaTheme="majorEastAsia" w:hAnsiTheme="majorHAnsi"/>
+        <w:rFonts w:asciiTheme="majorHAnsi" w:cstheme="majorBidi" w:hAnsiTheme="majorHAnsi" w:eastAsia="黑体"/>
         <w:b/>
         <w:bCs/>
       </w:rPr>
     </w:tblStylePr>
     <w:tblStylePr w:type="lastCol">
       <w:rPr>
-        <w:rFonts w:asciiTheme="majorHAnsi" w:cstheme="majorBidi" w:eastAsiaTheme="majorEastAsia" w:hAnsiTheme="majorHAnsi"/>
+        <w:rFonts w:asciiTheme="majorHAnsi" w:cstheme="majorBidi" w:hAnsiTheme="majorHAnsi" w:eastAsia="黑体"/>
         <w:b/>
         <w:bCs/>
       </w:rPr>
@@ -5303,7 +5554,7 @@
         <w:spacing w:after="0" w:before="0" w:line="240" w:lineRule="auto"/>
       </w:pPr>
       <w:rPr>
-        <w:rFonts w:asciiTheme="majorHAnsi" w:cstheme="majorBidi" w:eastAsiaTheme="majorEastAsia" w:hAnsiTheme="majorHAnsi"/>
+        <w:rFonts w:asciiTheme="majorHAnsi" w:cstheme="majorBidi" w:hAnsiTheme="majorHAnsi" w:eastAsia="黑体"/>
         <w:b/>
         <w:bCs/>
       </w:rPr>
@@ -5324,7 +5575,7 @@
         <w:spacing w:after="0" w:before="0" w:line="240" w:lineRule="auto"/>
       </w:pPr>
       <w:rPr>
-        <w:rFonts w:asciiTheme="majorHAnsi" w:cstheme="majorBidi" w:eastAsiaTheme="majorEastAsia" w:hAnsiTheme="majorHAnsi"/>
+        <w:rFonts w:asciiTheme="majorHAnsi" w:cstheme="majorBidi" w:hAnsiTheme="majorHAnsi" w:eastAsia="黑体"/>
         <w:b/>
         <w:bCs/>
       </w:rPr>
@@ -5342,14 +5593,14 @@
     </w:tblStylePr>
     <w:tblStylePr w:type="firstCol">
       <w:rPr>
-        <w:rFonts w:asciiTheme="majorHAnsi" w:cstheme="majorBidi" w:eastAsiaTheme="majorEastAsia" w:hAnsiTheme="majorHAnsi"/>
+        <w:rFonts w:asciiTheme="majorHAnsi" w:cstheme="majorBidi" w:hAnsiTheme="majorHAnsi" w:eastAsia="黑体"/>
         <w:b/>
         <w:bCs/>
       </w:rPr>
     </w:tblStylePr>
     <w:tblStylePr w:type="lastCol">
       <w:rPr>
-        <w:rFonts w:asciiTheme="majorHAnsi" w:cstheme="majorBidi" w:eastAsiaTheme="majorEastAsia" w:hAnsiTheme="majorHAnsi"/>
+        <w:rFonts w:asciiTheme="majorHAnsi" w:cstheme="majorBidi" w:hAnsiTheme="majorHAnsi" w:eastAsia="黑体"/>
         <w:b/>
         <w:bCs/>
       </w:rPr>
@@ -5433,7 +5684,7 @@
         <w:spacing w:after="0" w:before="0" w:line="240" w:lineRule="auto"/>
       </w:pPr>
       <w:rPr>
-        <w:rFonts w:asciiTheme="majorHAnsi" w:cstheme="majorBidi" w:eastAsiaTheme="majorEastAsia" w:hAnsiTheme="majorHAnsi"/>
+        <w:rFonts w:asciiTheme="majorHAnsi" w:cstheme="majorBidi" w:hAnsiTheme="majorHAnsi" w:eastAsia="黑体"/>
         <w:b/>
         <w:bCs/>
       </w:rPr>
@@ -5454,7 +5705,7 @@
         <w:spacing w:after="0" w:before="0" w:line="240" w:lineRule="auto"/>
       </w:pPr>
       <w:rPr>
-        <w:rFonts w:asciiTheme="majorHAnsi" w:cstheme="majorBidi" w:eastAsiaTheme="majorEastAsia" w:hAnsiTheme="majorHAnsi"/>
+        <w:rFonts w:asciiTheme="majorHAnsi" w:cstheme="majorBidi" w:hAnsiTheme="majorHAnsi" w:eastAsia="黑体"/>
         <w:b/>
         <w:bCs/>
       </w:rPr>
@@ -5472,14 +5723,14 @@
     </w:tblStylePr>
     <w:tblStylePr w:type="firstCol">
       <w:rPr>
-        <w:rFonts w:asciiTheme="majorHAnsi" w:cstheme="majorBidi" w:eastAsiaTheme="majorEastAsia" w:hAnsiTheme="majorHAnsi"/>
+        <w:rFonts w:asciiTheme="majorHAnsi" w:cstheme="majorBidi" w:hAnsiTheme="majorHAnsi" w:eastAsia="黑体"/>
         <w:b/>
         <w:bCs/>
       </w:rPr>
     </w:tblStylePr>
     <w:tblStylePr w:type="lastCol">
       <w:rPr>
-        <w:rFonts w:asciiTheme="majorHAnsi" w:cstheme="majorBidi" w:eastAsiaTheme="majorEastAsia" w:hAnsiTheme="majorHAnsi"/>
+        <w:rFonts w:asciiTheme="majorHAnsi" w:cstheme="majorBidi" w:hAnsiTheme="majorHAnsi" w:eastAsia="黑体"/>
         <w:b/>
         <w:bCs/>
       </w:rPr>
@@ -5563,7 +5814,7 @@
         <w:spacing w:after="0" w:before="0" w:line="240" w:lineRule="auto"/>
       </w:pPr>
       <w:rPr>
-        <w:rFonts w:asciiTheme="majorHAnsi" w:cstheme="majorBidi" w:eastAsiaTheme="majorEastAsia" w:hAnsiTheme="majorHAnsi"/>
+        <w:rFonts w:asciiTheme="majorHAnsi" w:cstheme="majorBidi" w:hAnsiTheme="majorHAnsi" w:eastAsia="黑体"/>
         <w:b/>
         <w:bCs/>
       </w:rPr>
@@ -5584,7 +5835,7 @@
         <w:spacing w:after="0" w:before="0" w:line="240" w:lineRule="auto"/>
       </w:pPr>
       <w:rPr>
-        <w:rFonts w:asciiTheme="majorHAnsi" w:cstheme="majorBidi" w:eastAsiaTheme="majorEastAsia" w:hAnsiTheme="majorHAnsi"/>
+        <w:rFonts w:asciiTheme="majorHAnsi" w:cstheme="majorBidi" w:hAnsiTheme="majorHAnsi" w:eastAsia="黑体"/>
         <w:b/>
         <w:bCs/>
       </w:rPr>
@@ -5602,14 +5853,14 @@
     </w:tblStylePr>
     <w:tblStylePr w:type="firstCol">
       <w:rPr>
-        <w:rFonts w:asciiTheme="majorHAnsi" w:cstheme="majorBidi" w:eastAsiaTheme="majorEastAsia" w:hAnsiTheme="majorHAnsi"/>
+        <w:rFonts w:asciiTheme="majorHAnsi" w:cstheme="majorBidi" w:hAnsiTheme="majorHAnsi" w:eastAsia="黑体"/>
         <w:b/>
         <w:bCs/>
       </w:rPr>
     </w:tblStylePr>
     <w:tblStylePr w:type="lastCol">
       <w:rPr>
-        <w:rFonts w:asciiTheme="majorHAnsi" w:cstheme="majorBidi" w:eastAsiaTheme="majorEastAsia" w:hAnsiTheme="majorHAnsi"/>
+        <w:rFonts w:asciiTheme="majorHAnsi" w:cstheme="majorBidi" w:hAnsiTheme="majorHAnsi" w:eastAsia="黑体"/>
         <w:b/>
         <w:bCs/>
       </w:rPr>
@@ -5693,7 +5944,7 @@
         <w:spacing w:after="0" w:before="0" w:line="240" w:lineRule="auto"/>
       </w:pPr>
       <w:rPr>
-        <w:rFonts w:asciiTheme="majorHAnsi" w:cstheme="majorBidi" w:eastAsiaTheme="majorEastAsia" w:hAnsiTheme="majorHAnsi"/>
+        <w:rFonts w:asciiTheme="majorHAnsi" w:cstheme="majorBidi" w:hAnsiTheme="majorHAnsi" w:eastAsia="黑体"/>
         <w:b/>
         <w:bCs/>
       </w:rPr>
@@ -5714,7 +5965,7 @@
         <w:spacing w:after="0" w:before="0" w:line="240" w:lineRule="auto"/>
       </w:pPr>
       <w:rPr>
-        <w:rFonts w:asciiTheme="majorHAnsi" w:cstheme="majorBidi" w:eastAsiaTheme="majorEastAsia" w:hAnsiTheme="majorHAnsi"/>
+        <w:rFonts w:asciiTheme="majorHAnsi" w:cstheme="majorBidi" w:hAnsiTheme="majorHAnsi" w:eastAsia="黑体"/>
         <w:b/>
         <w:bCs/>
       </w:rPr>
@@ -5732,14 +5983,14 @@
     </w:tblStylePr>
     <w:tblStylePr w:type="firstCol">
       <w:rPr>
-        <w:rFonts w:asciiTheme="majorHAnsi" w:cstheme="majorBidi" w:eastAsiaTheme="majorEastAsia" w:hAnsiTheme="majorHAnsi"/>
+        <w:rFonts w:asciiTheme="majorHAnsi" w:cstheme="majorBidi" w:hAnsiTheme="majorHAnsi" w:eastAsia="黑体"/>
         <w:b/>
         <w:bCs/>
       </w:rPr>
     </w:tblStylePr>
     <w:tblStylePr w:type="lastCol">
       <w:rPr>
-        <w:rFonts w:asciiTheme="majorHAnsi" w:cstheme="majorBidi" w:eastAsiaTheme="majorEastAsia" w:hAnsiTheme="majorHAnsi"/>
+        <w:rFonts w:asciiTheme="majorHAnsi" w:cstheme="majorBidi" w:hAnsiTheme="majorHAnsi" w:eastAsia="黑体"/>
         <w:b/>
         <w:bCs/>
       </w:rPr>
@@ -5823,7 +6074,7 @@
         <w:spacing w:after="0" w:before="0" w:line="240" w:lineRule="auto"/>
       </w:pPr>
       <w:rPr>
-        <w:rFonts w:asciiTheme="majorHAnsi" w:cstheme="majorBidi" w:eastAsiaTheme="majorEastAsia" w:hAnsiTheme="majorHAnsi"/>
+        <w:rFonts w:asciiTheme="majorHAnsi" w:cstheme="majorBidi" w:hAnsiTheme="majorHAnsi" w:eastAsia="黑体"/>
         <w:b/>
         <w:bCs/>
       </w:rPr>
@@ -5844,7 +6095,7 @@
         <w:spacing w:after="0" w:before="0" w:line="240" w:lineRule="auto"/>
       </w:pPr>
       <w:rPr>
-        <w:rFonts w:asciiTheme="majorHAnsi" w:cstheme="majorBidi" w:eastAsiaTheme="majorEastAsia" w:hAnsiTheme="majorHAnsi"/>
+        <w:rFonts w:asciiTheme="majorHAnsi" w:cstheme="majorBidi" w:hAnsiTheme="majorHAnsi" w:eastAsia="黑体"/>
         <w:b/>
         <w:bCs/>
       </w:rPr>
@@ -5862,14 +6113,14 @@
     </w:tblStylePr>
     <w:tblStylePr w:type="firstCol">
       <w:rPr>
-        <w:rFonts w:asciiTheme="majorHAnsi" w:cstheme="majorBidi" w:eastAsiaTheme="majorEastAsia" w:hAnsiTheme="majorHAnsi"/>
+        <w:rFonts w:asciiTheme="majorHAnsi" w:cstheme="majorBidi" w:hAnsiTheme="majorHAnsi" w:eastAsia="黑体"/>
         <w:b/>
         <w:bCs/>
       </w:rPr>
     </w:tblStylePr>
     <w:tblStylePr w:type="lastCol">
       <w:rPr>
-        <w:rFonts w:asciiTheme="majorHAnsi" w:cstheme="majorBidi" w:eastAsiaTheme="majorEastAsia" w:hAnsiTheme="majorHAnsi"/>
+        <w:rFonts w:asciiTheme="majorHAnsi" w:cstheme="majorBidi" w:hAnsiTheme="majorHAnsi" w:eastAsia="黑体"/>
         <w:b/>
         <w:bCs/>
       </w:rPr>
@@ -5952,6 +6203,7 @@
         <w:spacing w:after="0" w:before="0" w:line="240" w:lineRule="auto"/>
       </w:pPr>
       <w:rPr>
+        <w:rFonts w:eastAsia="黑体"/>
         <w:b/>
         <w:bCs/>
         <w:color w:themeColor="background1" w:val="FFFFFF"/>
@@ -5974,6 +6226,7 @@
         <w:spacing w:after="0" w:before="0" w:line="240" w:lineRule="auto"/>
       </w:pPr>
       <w:rPr>
+        <w:rFonts w:eastAsia="黑体"/>
         <w:b/>
         <w:bCs/>
       </w:rPr>
@@ -5991,12 +6244,14 @@
     </w:tblStylePr>
     <w:tblStylePr w:type="firstCol">
       <w:rPr>
+        <w:rFonts w:eastAsia="黑体"/>
         <w:b/>
         <w:bCs/>
       </w:rPr>
     </w:tblStylePr>
     <w:tblStylePr w:type="lastCol">
       <w:rPr>
+        <w:rFonts w:eastAsia="黑体"/>
         <w:b/>
         <w:bCs/>
       </w:rPr>
@@ -6058,6 +6313,7 @@
         <w:spacing w:after="0" w:before="0" w:line="240" w:lineRule="auto"/>
       </w:pPr>
       <w:rPr>
+        <w:rFonts w:eastAsia="黑体"/>
         <w:b/>
         <w:bCs/>
         <w:color w:themeColor="background1" w:val="FFFFFF"/>
@@ -6080,6 +6336,7 @@
         <w:spacing w:after="0" w:before="0" w:line="240" w:lineRule="auto"/>
       </w:pPr>
       <w:rPr>
+        <w:rFonts w:eastAsia="黑体"/>
         <w:b/>
         <w:bCs/>
       </w:rPr>
@@ -6097,12 +6354,14 @@
     </w:tblStylePr>
     <w:tblStylePr w:type="firstCol">
       <w:rPr>
+        <w:rFonts w:eastAsia="黑体"/>
         <w:b/>
         <w:bCs/>
       </w:rPr>
     </w:tblStylePr>
     <w:tblStylePr w:type="lastCol">
       <w:rPr>
+        <w:rFonts w:eastAsia="黑体"/>
         <w:b/>
         <w:bCs/>
       </w:rPr>
@@ -6164,6 +6423,7 @@
         <w:spacing w:after="0" w:before="0" w:line="240" w:lineRule="auto"/>
       </w:pPr>
       <w:rPr>
+        <w:rFonts w:eastAsia="黑体"/>
         <w:b/>
         <w:bCs/>
         <w:color w:themeColor="background1" w:val="FFFFFF"/>
@@ -6186,6 +6446,7 @@
         <w:spacing w:after="0" w:before="0" w:line="240" w:lineRule="auto"/>
       </w:pPr>
       <w:rPr>
+        <w:rFonts w:eastAsia="黑体"/>
         <w:b/>
         <w:bCs/>
       </w:rPr>
@@ -6203,12 +6464,14 @@
     </w:tblStylePr>
     <w:tblStylePr w:type="firstCol">
       <w:rPr>
+        <w:rFonts w:eastAsia="黑体"/>
         <w:b/>
         <w:bCs/>
       </w:rPr>
     </w:tblStylePr>
     <w:tblStylePr w:type="lastCol">
       <w:rPr>
+        <w:rFonts w:eastAsia="黑体"/>
         <w:b/>
         <w:bCs/>
       </w:rPr>
@@ -6270,6 +6533,7 @@
         <w:spacing w:after="0" w:before="0" w:line="240" w:lineRule="auto"/>
       </w:pPr>
       <w:rPr>
+        <w:rFonts w:eastAsia="黑体"/>
         <w:b/>
         <w:bCs/>
         <w:color w:themeColor="background1" w:val="FFFFFF"/>
@@ -6292,6 +6556,7 @@
         <w:spacing w:after="0" w:before="0" w:line="240" w:lineRule="auto"/>
       </w:pPr>
       <w:rPr>
+        <w:rFonts w:eastAsia="黑体"/>
         <w:b/>
         <w:bCs/>
       </w:rPr>
@@ -6309,12 +6574,14 @@
     </w:tblStylePr>
     <w:tblStylePr w:type="firstCol">
       <w:rPr>
+        <w:rFonts w:eastAsia="黑体"/>
         <w:b/>
         <w:bCs/>
       </w:rPr>
     </w:tblStylePr>
     <w:tblStylePr w:type="lastCol">
       <w:rPr>
+        <w:rFonts w:eastAsia="黑体"/>
         <w:b/>
         <w:bCs/>
       </w:rPr>
@@ -6376,6 +6643,7 @@
         <w:spacing w:after="0" w:before="0" w:line="240" w:lineRule="auto"/>
       </w:pPr>
       <w:rPr>
+        <w:rFonts w:eastAsia="黑体"/>
         <w:b/>
         <w:bCs/>
         <w:color w:themeColor="background1" w:val="FFFFFF"/>
@@ -6398,6 +6666,7 @@
         <w:spacing w:after="0" w:before="0" w:line="240" w:lineRule="auto"/>
       </w:pPr>
       <w:rPr>
+        <w:rFonts w:eastAsia="黑体"/>
         <w:b/>
         <w:bCs/>
       </w:rPr>
@@ -6415,12 +6684,14 @@
     </w:tblStylePr>
     <w:tblStylePr w:type="firstCol">
       <w:rPr>
+        <w:rFonts w:eastAsia="黑体"/>
         <w:b/>
         <w:bCs/>
       </w:rPr>
     </w:tblStylePr>
     <w:tblStylePr w:type="lastCol">
       <w:rPr>
+        <w:rFonts w:eastAsia="黑体"/>
         <w:b/>
         <w:bCs/>
       </w:rPr>
@@ -6482,6 +6753,7 @@
         <w:spacing w:after="0" w:before="0" w:line="240" w:lineRule="auto"/>
       </w:pPr>
       <w:rPr>
+        <w:rFonts w:eastAsia="黑体"/>
         <w:b/>
         <w:bCs/>
         <w:color w:themeColor="background1" w:val="FFFFFF"/>
@@ -6504,6 +6776,7 @@
         <w:spacing w:after="0" w:before="0" w:line="240" w:lineRule="auto"/>
       </w:pPr>
       <w:rPr>
+        <w:rFonts w:eastAsia="黑体"/>
         <w:b/>
         <w:bCs/>
       </w:rPr>
@@ -6521,12 +6794,14 @@
     </w:tblStylePr>
     <w:tblStylePr w:type="firstCol">
       <w:rPr>
+        <w:rFonts w:eastAsia="黑体"/>
         <w:b/>
         <w:bCs/>
       </w:rPr>
     </w:tblStylePr>
     <w:tblStylePr w:type="lastCol">
       <w:rPr>
+        <w:rFonts w:eastAsia="黑体"/>
         <w:b/>
         <w:bCs/>
       </w:rPr>
@@ -6588,6 +6863,7 @@
         <w:spacing w:after="0" w:before="0" w:line="240" w:lineRule="auto"/>
       </w:pPr>
       <w:rPr>
+        <w:rFonts w:eastAsia="黑体"/>
         <w:b/>
         <w:bCs/>
         <w:color w:themeColor="background1" w:val="FFFFFF"/>
@@ -6610,6 +6886,7 @@
         <w:spacing w:after="0" w:before="0" w:line="240" w:lineRule="auto"/>
       </w:pPr>
       <w:rPr>
+        <w:rFonts w:eastAsia="黑体"/>
         <w:b/>
         <w:bCs/>
       </w:rPr>
@@ -6627,12 +6904,14 @@
     </w:tblStylePr>
     <w:tblStylePr w:type="firstCol">
       <w:rPr>
+        <w:rFonts w:eastAsia="黑体"/>
         <w:b/>
         <w:bCs/>
       </w:rPr>
     </w:tblStylePr>
     <w:tblStylePr w:type="lastCol">
       <w:rPr>
+        <w:rFonts w:eastAsia="黑体"/>
         <w:b/>
         <w:bCs/>
       </w:rPr>
@@ -6691,6 +6970,7 @@
         <w:spacing w:after="0" w:before="0" w:line="240" w:lineRule="auto"/>
       </w:pPr>
       <w:rPr>
+        <w:rFonts w:eastAsia="黑体"/>
         <w:b/>
         <w:bCs/>
         <w:color w:themeColor="background1" w:val="FFFFFF"/>
@@ -6713,6 +6993,7 @@
         <w:spacing w:after="0" w:before="0" w:line="240" w:lineRule="auto"/>
       </w:pPr>
       <w:rPr>
+        <w:rFonts w:eastAsia="黑体"/>
         <w:color w:val="auto"/>
       </w:rPr>
       <w:tblPr/>
@@ -6730,6 +7011,7 @@
     </w:tblStylePr>
     <w:tblStylePr w:type="firstCol">
       <w:rPr>
+        <w:rFonts w:eastAsia="黑体"/>
         <w:b/>
         <w:bCs/>
         <w:color w:themeColor="background1" w:val="FFFFFF"/>
@@ -6749,6 +7031,7 @@
     </w:tblStylePr>
     <w:tblStylePr w:type="lastCol">
       <w:rPr>
+        <w:rFonts w:eastAsia="黑体"/>
         <w:b/>
         <w:bCs/>
         <w:color w:themeColor="background1" w:val="FFFFFF"/>
@@ -6797,6 +7080,7 @@
     </w:tblStylePr>
     <w:tblStylePr w:type="nwCell">
       <w:rPr>
+        <w:rFonts w:eastAsia="黑体"/>
         <w:color w:themeColor="background1" w:val="FFFFFF"/>
       </w:rPr>
       <w:tblPr/>
@@ -6840,6 +7124,7 @@
         <w:spacing w:after="0" w:before="0" w:line="240" w:lineRule="auto"/>
       </w:pPr>
       <w:rPr>
+        <w:rFonts w:eastAsia="黑体"/>
         <w:b/>
         <w:bCs/>
         <w:color w:themeColor="background1" w:val="FFFFFF"/>
@@ -6862,6 +7147,7 @@
         <w:spacing w:after="0" w:before="0" w:line="240" w:lineRule="auto"/>
       </w:pPr>
       <w:rPr>
+        <w:rFonts w:eastAsia="黑体"/>
         <w:color w:val="auto"/>
       </w:rPr>
       <w:tblPr/>
@@ -6879,6 +7165,7 @@
     </w:tblStylePr>
     <w:tblStylePr w:type="firstCol">
       <w:rPr>
+        <w:rFonts w:eastAsia="黑体"/>
         <w:b/>
         <w:bCs/>
         <w:color w:themeColor="background1" w:val="FFFFFF"/>
@@ -6898,6 +7185,7 @@
     </w:tblStylePr>
     <w:tblStylePr w:type="lastCol">
       <w:rPr>
+        <w:rFonts w:eastAsia="黑体"/>
         <w:b/>
         <w:bCs/>
         <w:color w:themeColor="background1" w:val="FFFFFF"/>
@@ -6946,6 +7234,7 @@
     </w:tblStylePr>
     <w:tblStylePr w:type="nwCell">
       <w:rPr>
+        <w:rFonts w:eastAsia="黑体"/>
         <w:color w:themeColor="background1" w:val="FFFFFF"/>
       </w:rPr>
       <w:tblPr/>
@@ -6989,6 +7278,7 @@
         <w:spacing w:after="0" w:before="0" w:line="240" w:lineRule="auto"/>
       </w:pPr>
       <w:rPr>
+        <w:rFonts w:eastAsia="黑体"/>
         <w:b/>
         <w:bCs/>
         <w:color w:themeColor="background1" w:val="FFFFFF"/>
@@ -7011,6 +7301,7 @@
         <w:spacing w:after="0" w:before="0" w:line="240" w:lineRule="auto"/>
       </w:pPr>
       <w:rPr>
+        <w:rFonts w:eastAsia="黑体"/>
         <w:color w:val="auto"/>
       </w:rPr>
       <w:tblPr/>
@@ -7028,6 +7319,7 @@
     </w:tblStylePr>
     <w:tblStylePr w:type="firstCol">
       <w:rPr>
+        <w:rFonts w:eastAsia="黑体"/>
         <w:b/>
         <w:bCs/>
         <w:color w:themeColor="background1" w:val="FFFFFF"/>
@@ -7047,6 +7339,7 @@
     </w:tblStylePr>
     <w:tblStylePr w:type="lastCol">
       <w:rPr>
+        <w:rFonts w:eastAsia="黑体"/>
         <w:b/>
         <w:bCs/>
         <w:color w:themeColor="background1" w:val="FFFFFF"/>
@@ -7095,6 +7388,7 @@
     </w:tblStylePr>
     <w:tblStylePr w:type="nwCell">
       <w:rPr>
+        <w:rFonts w:eastAsia="黑体"/>
         <w:color w:themeColor="background1" w:val="FFFFFF"/>
       </w:rPr>
       <w:tblPr/>
@@ -7138,6 +7432,7 @@
         <w:spacing w:after="0" w:before="0" w:line="240" w:lineRule="auto"/>
       </w:pPr>
       <w:rPr>
+        <w:rFonts w:eastAsia="黑体"/>
         <w:b/>
         <w:bCs/>
         <w:color w:themeColor="background1" w:val="FFFFFF"/>
@@ -7160,6 +7455,7 @@
         <w:spacing w:after="0" w:before="0" w:line="240" w:lineRule="auto"/>
       </w:pPr>
       <w:rPr>
+        <w:rFonts w:eastAsia="黑体"/>
         <w:color w:val="auto"/>
       </w:rPr>
       <w:tblPr/>
@@ -7177,6 +7473,7 @@
     </w:tblStylePr>
     <w:tblStylePr w:type="firstCol">
       <w:rPr>
+        <w:rFonts w:eastAsia="黑体"/>
         <w:b/>
         <w:bCs/>
         <w:color w:themeColor="background1" w:val="FFFFFF"/>
@@ -7196,6 +7493,7 @@
     </w:tblStylePr>
     <w:tblStylePr w:type="lastCol">
       <w:rPr>
+        <w:rFonts w:eastAsia="黑体"/>
         <w:b/>
         <w:bCs/>
         <w:color w:themeColor="background1" w:val="FFFFFF"/>
@@ -7244,6 +7542,7 @@
     </w:tblStylePr>
     <w:tblStylePr w:type="nwCell">
       <w:rPr>
+        <w:rFonts w:eastAsia="黑体"/>
         <w:color w:themeColor="background1" w:val="FFFFFF"/>
       </w:rPr>
       <w:tblPr/>
@@ -7287,6 +7586,7 @@
         <w:spacing w:after="0" w:before="0" w:line="240" w:lineRule="auto"/>
       </w:pPr>
       <w:rPr>
+        <w:rFonts w:eastAsia="黑体"/>
         <w:b/>
         <w:bCs/>
         <w:color w:themeColor="background1" w:val="FFFFFF"/>
@@ -7309,6 +7609,7 @@
         <w:spacing w:after="0" w:before="0" w:line="240" w:lineRule="auto"/>
       </w:pPr>
       <w:rPr>
+        <w:rFonts w:eastAsia="黑体"/>
         <w:color w:val="auto"/>
       </w:rPr>
       <w:tblPr/>
@@ -7326,6 +7627,7 @@
     </w:tblStylePr>
     <w:tblStylePr w:type="firstCol">
       <w:rPr>
+        <w:rFonts w:eastAsia="黑体"/>
         <w:b/>
         <w:bCs/>
         <w:color w:themeColor="background1" w:val="FFFFFF"/>
@@ -7345,6 +7647,7 @@
     </w:tblStylePr>
     <w:tblStylePr w:type="lastCol">
       <w:rPr>
+        <w:rFonts w:eastAsia="黑体"/>
         <w:b/>
         <w:bCs/>
         <w:color w:themeColor="background1" w:val="FFFFFF"/>
@@ -7393,6 +7696,7 @@
     </w:tblStylePr>
     <w:tblStylePr w:type="nwCell">
       <w:rPr>
+        <w:rFonts w:eastAsia="黑体"/>
         <w:color w:themeColor="background1" w:val="FFFFFF"/>
       </w:rPr>
       <w:tblPr/>
@@ -7436,6 +7740,7 @@
         <w:spacing w:after="0" w:before="0" w:line="240" w:lineRule="auto"/>
       </w:pPr>
       <w:rPr>
+        <w:rFonts w:eastAsia="黑体"/>
         <w:b/>
         <w:bCs/>
         <w:color w:themeColor="background1" w:val="FFFFFF"/>
@@ -7458,6 +7763,7 @@
         <w:spacing w:after="0" w:before="0" w:line="240" w:lineRule="auto"/>
       </w:pPr>
       <w:rPr>
+        <w:rFonts w:eastAsia="黑体"/>
         <w:color w:val="auto"/>
       </w:rPr>
       <w:tblPr/>
@@ -7475,6 +7781,7 @@
     </w:tblStylePr>
     <w:tblStylePr w:type="firstCol">
       <w:rPr>
+        <w:rFonts w:eastAsia="黑体"/>
         <w:b/>
         <w:bCs/>
         <w:color w:themeColor="background1" w:val="FFFFFF"/>
@@ -7494,6 +7801,7 @@
     </w:tblStylePr>
     <w:tblStylePr w:type="lastCol">
       <w:rPr>
+        <w:rFonts w:eastAsia="黑体"/>
         <w:b/>
         <w:bCs/>
         <w:color w:themeColor="background1" w:val="FFFFFF"/>
@@ -7542,6 +7850,7 @@
     </w:tblStylePr>
     <w:tblStylePr w:type="nwCell">
       <w:rPr>
+        <w:rFonts w:eastAsia="黑体"/>
         <w:color w:themeColor="background1" w:val="FFFFFF"/>
       </w:rPr>
       <w:tblPr/>
@@ -7585,6 +7894,7 @@
         <w:spacing w:after="0" w:before="0" w:line="240" w:lineRule="auto"/>
       </w:pPr>
       <w:rPr>
+        <w:rFonts w:eastAsia="黑体"/>
         <w:b/>
         <w:bCs/>
         <w:color w:themeColor="background1" w:val="FFFFFF"/>
@@ -7607,6 +7917,7 @@
         <w:spacing w:after="0" w:before="0" w:line="240" w:lineRule="auto"/>
       </w:pPr>
       <w:rPr>
+        <w:rFonts w:eastAsia="黑体"/>
         <w:color w:val="auto"/>
       </w:rPr>
       <w:tblPr/>
@@ -7624,6 +7935,7 @@
     </w:tblStylePr>
     <w:tblStylePr w:type="firstCol">
       <w:rPr>
+        <w:rFonts w:eastAsia="黑体"/>
         <w:b/>
         <w:bCs/>
         <w:color w:themeColor="background1" w:val="FFFFFF"/>
@@ -7643,6 +7955,7 @@
     </w:tblStylePr>
     <w:tblStylePr w:type="lastCol">
       <w:rPr>
+        <w:rFonts w:eastAsia="黑体"/>
         <w:b/>
         <w:bCs/>
         <w:color w:themeColor="background1" w:val="FFFFFF"/>
@@ -7691,6 +8004,7 @@
     </w:tblStylePr>
     <w:tblStylePr w:type="nwCell">
       <w:rPr>
+        <w:rFonts w:eastAsia="黑体"/>
         <w:color w:themeColor="background1" w:val="FFFFFF"/>
       </w:rPr>
       <w:tblPr/>
@@ -7715,6 +8029,7 @@
       <w:spacing w:after="0" w:line="240" w:lineRule="auto"/>
     </w:pPr>
     <w:rPr>
+      <w:rFonts w:eastAsia="黑体"/>
       <w:color w:themeColor="text1" w:val="000000"/>
     </w:rPr>
     <w:tblPr>
@@ -7734,7 +8049,7 @@
     </w:tblPr>
     <w:tblStylePr w:type="firstRow">
       <w:rPr>
-        <w:rFonts w:asciiTheme="majorHAnsi" w:cstheme="majorBidi" w:eastAsiaTheme="majorEastAsia" w:hAnsiTheme="majorHAnsi"/>
+        <w:rFonts w:asciiTheme="majorHAnsi" w:cstheme="majorBidi" w:hAnsiTheme="majorHAnsi" w:eastAsia="黑体"/>
       </w:rPr>
       <w:tblPr/>
       <w:tcPr>
@@ -7746,6 +8061,7 @@
     </w:tblStylePr>
     <w:tblStylePr w:type="lastRow">
       <w:rPr>
+        <w:rFonts w:eastAsia="黑体"/>
         <w:b/>
         <w:bCs/>
         <w:color w:themeColor="text2" w:val="1F497D"/>
@@ -7760,12 +8076,14 @@
     </w:tblStylePr>
     <w:tblStylePr w:type="firstCol">
       <w:rPr>
+        <w:rFonts w:eastAsia="黑体"/>
         <w:b/>
         <w:bCs/>
       </w:rPr>
     </w:tblStylePr>
     <w:tblStylePr w:type="lastCol">
       <w:rPr>
+        <w:rFonts w:eastAsia="黑体"/>
         <w:b/>
         <w:bCs/>
       </w:rPr>
@@ -7799,6 +8117,7 @@
       <w:spacing w:after="0" w:line="240" w:lineRule="auto"/>
     </w:pPr>
     <w:rPr>
+      <w:rFonts w:eastAsia="黑体"/>
       <w:color w:themeColor="text1" w:val="000000"/>
     </w:rPr>
     <w:tblPr>
@@ -7818,7 +8137,7 @@
     </w:tblPr>
     <w:tblStylePr w:type="firstRow">
       <w:rPr>
-        <w:rFonts w:asciiTheme="majorHAnsi" w:cstheme="majorBidi" w:eastAsiaTheme="majorEastAsia" w:hAnsiTheme="majorHAnsi"/>
+        <w:rFonts w:asciiTheme="majorHAnsi" w:cstheme="majorBidi" w:hAnsiTheme="majorHAnsi" w:eastAsia="黑体"/>
       </w:rPr>
       <w:tblPr/>
       <w:tcPr>
@@ -7830,6 +8149,7 @@
     </w:tblStylePr>
     <w:tblStylePr w:type="lastRow">
       <w:rPr>
+        <w:rFonts w:eastAsia="黑体"/>
         <w:b/>
         <w:bCs/>
         <w:color w:themeColor="text2" w:val="1F497D"/>
@@ -7844,12 +8164,14 @@
     </w:tblStylePr>
     <w:tblStylePr w:type="firstCol">
       <w:rPr>
+        <w:rFonts w:eastAsia="黑体"/>
         <w:b/>
         <w:bCs/>
       </w:rPr>
     </w:tblStylePr>
     <w:tblStylePr w:type="lastCol">
       <w:rPr>
+        <w:rFonts w:eastAsia="黑体"/>
         <w:b/>
         <w:bCs/>
       </w:rPr>
@@ -7883,6 +8205,7 @@
       <w:spacing w:after="0" w:line="240" w:lineRule="auto"/>
     </w:pPr>
     <w:rPr>
+      <w:rFonts w:eastAsia="黑体"/>
       <w:color w:themeColor="text1" w:val="000000"/>
     </w:rPr>
     <w:tblPr>
@@ -7902,7 +8225,7 @@
     </w:tblPr>
     <w:tblStylePr w:type="firstRow">
       <w:rPr>
-        <w:rFonts w:asciiTheme="majorHAnsi" w:cstheme="majorBidi" w:eastAsiaTheme="majorEastAsia" w:hAnsiTheme="majorHAnsi"/>
+        <w:rFonts w:asciiTheme="majorHAnsi" w:cstheme="majorBidi" w:hAnsiTheme="majorHAnsi" w:eastAsia="黑体"/>
       </w:rPr>
       <w:tblPr/>
       <w:tcPr>
@@ -7914,6 +8237,7 @@
     </w:tblStylePr>
     <w:tblStylePr w:type="lastRow">
       <w:rPr>
+        <w:rFonts w:eastAsia="黑体"/>
         <w:b/>
         <w:bCs/>
         <w:color w:themeColor="text2" w:val="1F497D"/>
@@ -7928,12 +8252,14 @@
     </w:tblStylePr>
     <w:tblStylePr w:type="firstCol">
       <w:rPr>
+        <w:rFonts w:eastAsia="黑体"/>
         <w:b/>
         <w:bCs/>
       </w:rPr>
     </w:tblStylePr>
     <w:tblStylePr w:type="lastCol">
       <w:rPr>
+        <w:rFonts w:eastAsia="黑体"/>
         <w:b/>
         <w:bCs/>
       </w:rPr>
@@ -7967,6 +8293,7 @@
       <w:spacing w:after="0" w:line="240" w:lineRule="auto"/>
     </w:pPr>
     <w:rPr>
+      <w:rFonts w:eastAsia="黑体"/>
       <w:color w:themeColor="text1" w:val="000000"/>
     </w:rPr>
     <w:tblPr>
@@ -7986,7 +8313,7 @@
     </w:tblPr>
     <w:tblStylePr w:type="firstRow">
       <w:rPr>
-        <w:rFonts w:asciiTheme="majorHAnsi" w:cstheme="majorBidi" w:eastAsiaTheme="majorEastAsia" w:hAnsiTheme="majorHAnsi"/>
+        <w:rFonts w:asciiTheme="majorHAnsi" w:cstheme="majorBidi" w:hAnsiTheme="majorHAnsi" w:eastAsia="黑体"/>
       </w:rPr>
       <w:tblPr/>
       <w:tcPr>
@@ -7998,6 +8325,7 @@
     </w:tblStylePr>
     <w:tblStylePr w:type="lastRow">
       <w:rPr>
+        <w:rFonts w:eastAsia="黑体"/>
         <w:b/>
         <w:bCs/>
         <w:color w:themeColor="text2" w:val="1F497D"/>
@@ -8012,12 +8340,14 @@
     </w:tblStylePr>
     <w:tblStylePr w:type="firstCol">
       <w:rPr>
+        <w:rFonts w:eastAsia="黑体"/>
         <w:b/>
         <w:bCs/>
       </w:rPr>
     </w:tblStylePr>
     <w:tblStylePr w:type="lastCol">
       <w:rPr>
+        <w:rFonts w:eastAsia="黑体"/>
         <w:b/>
         <w:bCs/>
       </w:rPr>
@@ -8051,6 +8381,7 @@
       <w:spacing w:after="0" w:line="240" w:lineRule="auto"/>
     </w:pPr>
     <w:rPr>
+      <w:rFonts w:eastAsia="黑体"/>
       <w:color w:themeColor="text1" w:val="000000"/>
     </w:rPr>
     <w:tblPr>
@@ -8070,7 +8401,7 @@
     </w:tblPr>
     <w:tblStylePr w:type="firstRow">
       <w:rPr>
-        <w:rFonts w:asciiTheme="majorHAnsi" w:cstheme="majorBidi" w:eastAsiaTheme="majorEastAsia" w:hAnsiTheme="majorHAnsi"/>
+        <w:rFonts w:asciiTheme="majorHAnsi" w:cstheme="majorBidi" w:hAnsiTheme="majorHAnsi" w:eastAsia="黑体"/>
       </w:rPr>
       <w:tblPr/>
       <w:tcPr>
@@ -8082,6 +8413,7 @@
     </w:tblStylePr>
     <w:tblStylePr w:type="lastRow">
       <w:rPr>
+        <w:rFonts w:eastAsia="黑体"/>
         <w:b/>
         <w:bCs/>
         <w:color w:themeColor="text2" w:val="1F497D"/>
@@ -8096,12 +8428,14 @@
     </w:tblStylePr>
     <w:tblStylePr w:type="firstCol">
       <w:rPr>
+        <w:rFonts w:eastAsia="黑体"/>
         <w:b/>
         <w:bCs/>
       </w:rPr>
     </w:tblStylePr>
     <w:tblStylePr w:type="lastCol">
       <w:rPr>
+        <w:rFonts w:eastAsia="黑体"/>
         <w:b/>
         <w:bCs/>
       </w:rPr>
@@ -8135,6 +8469,7 @@
       <w:spacing w:after="0" w:line="240" w:lineRule="auto"/>
     </w:pPr>
     <w:rPr>
+      <w:rFonts w:eastAsia="黑体"/>
       <w:color w:themeColor="text1" w:val="000000"/>
     </w:rPr>
     <w:tblPr>
@@ -8154,7 +8489,7 @@
     </w:tblPr>
     <w:tblStylePr w:type="firstRow">
       <w:rPr>
-        <w:rFonts w:asciiTheme="majorHAnsi" w:cstheme="majorBidi" w:eastAsiaTheme="majorEastAsia" w:hAnsiTheme="majorHAnsi"/>
+        <w:rFonts w:asciiTheme="majorHAnsi" w:cstheme="majorBidi" w:hAnsiTheme="majorHAnsi" w:eastAsia="黑体"/>
       </w:rPr>
       <w:tblPr/>
       <w:tcPr>
@@ -8166,6 +8501,7 @@
     </w:tblStylePr>
     <w:tblStylePr w:type="lastRow">
       <w:rPr>
+        <w:rFonts w:eastAsia="黑体"/>
         <w:b/>
         <w:bCs/>
         <w:color w:themeColor="text2" w:val="1F497D"/>
@@ -8180,12 +8516,14 @@
     </w:tblStylePr>
     <w:tblStylePr w:type="firstCol">
       <w:rPr>
+        <w:rFonts w:eastAsia="黑体"/>
         <w:b/>
         <w:bCs/>
       </w:rPr>
     </w:tblStylePr>
     <w:tblStylePr w:type="lastCol">
       <w:rPr>
+        <w:rFonts w:eastAsia="黑体"/>
         <w:b/>
         <w:bCs/>
       </w:rPr>
@@ -8219,6 +8557,7 @@
       <w:spacing w:after="0" w:line="240" w:lineRule="auto"/>
     </w:pPr>
     <w:rPr>
+      <w:rFonts w:eastAsia="黑体"/>
       <w:color w:themeColor="text1" w:val="000000"/>
     </w:rPr>
     <w:tblPr>
@@ -8238,7 +8577,7 @@
     </w:tblPr>
     <w:tblStylePr w:type="firstRow">
       <w:rPr>
-        <w:rFonts w:asciiTheme="majorHAnsi" w:cstheme="majorBidi" w:eastAsiaTheme="majorEastAsia" w:hAnsiTheme="majorHAnsi"/>
+        <w:rFonts w:asciiTheme="majorHAnsi" w:cstheme="majorBidi" w:hAnsiTheme="majorHAnsi" w:eastAsia="黑体"/>
       </w:rPr>
       <w:tblPr/>
       <w:tcPr>
@@ -8250,6 +8589,7 @@
     </w:tblStylePr>
     <w:tblStylePr w:type="lastRow">
       <w:rPr>
+        <w:rFonts w:eastAsia="黑体"/>
         <w:b/>
         <w:bCs/>
         <w:color w:themeColor="text2" w:val="1F497D"/>
@@ -8264,12 +8604,14 @@
     </w:tblStylePr>
     <w:tblStylePr w:type="firstCol">
       <w:rPr>
+        <w:rFonts w:eastAsia="黑体"/>
         <w:b/>
         <w:bCs/>
       </w:rPr>
     </w:tblStylePr>
     <w:tblStylePr w:type="lastCol">
       <w:rPr>
+        <w:rFonts w:eastAsia="黑体"/>
         <w:b/>
         <w:bCs/>
       </w:rPr>
@@ -8303,7 +8645,7 @@
       <w:spacing w:after="0" w:line="240" w:lineRule="auto"/>
     </w:pPr>
     <w:rPr>
-      <w:rFonts w:asciiTheme="majorHAnsi" w:cstheme="majorBidi" w:eastAsiaTheme="majorEastAsia" w:hAnsiTheme="majorHAnsi"/>
+      <w:rFonts w:asciiTheme="majorHAnsi" w:cstheme="majorBidi" w:hAnsiTheme="majorHAnsi" w:eastAsia="黑体"/>
       <w:color w:themeColor="text1" w:val="000000"/>
     </w:rPr>
     <w:tblPr>
@@ -8325,6 +8667,7 @@
     </w:tblPr>
     <w:tblStylePr w:type="firstRow">
       <w:rPr>
+        <w:rFonts w:eastAsia="黑体"/>
         <w:sz w:val="24"/>
         <w:szCs w:val="24"/>
       </w:rPr>
@@ -8431,7 +8774,7 @@
       <w:spacing w:after="0" w:line="240" w:lineRule="auto"/>
     </w:pPr>
     <w:rPr>
-      <w:rFonts w:asciiTheme="majorHAnsi" w:cstheme="majorBidi" w:eastAsiaTheme="majorEastAsia" w:hAnsiTheme="majorHAnsi"/>
+      <w:rFonts w:asciiTheme="majorHAnsi" w:cstheme="majorBidi" w:hAnsiTheme="majorHAnsi" w:eastAsia="黑体"/>
       <w:color w:themeColor="text1" w:val="000000"/>
     </w:rPr>
     <w:tblPr>
@@ -8453,6 +8796,7 @@
     </w:tblPr>
     <w:tblStylePr w:type="firstRow">
       <w:rPr>
+        <w:rFonts w:eastAsia="黑体"/>
         <w:sz w:val="24"/>
         <w:szCs w:val="24"/>
       </w:rPr>
@@ -8559,7 +8903,7 @@
       <w:spacing w:after="0" w:line="240" w:lineRule="auto"/>
     </w:pPr>
     <w:rPr>
-      <w:rFonts w:asciiTheme="majorHAnsi" w:cstheme="majorBidi" w:eastAsiaTheme="majorEastAsia" w:hAnsiTheme="majorHAnsi"/>
+      <w:rFonts w:asciiTheme="majorHAnsi" w:cstheme="majorBidi" w:hAnsiTheme="majorHAnsi" w:eastAsia="黑体"/>
       <w:color w:themeColor="text1" w:val="000000"/>
     </w:rPr>
     <w:tblPr>
@@ -8581,6 +8925,7 @@
     </w:tblPr>
     <w:tblStylePr w:type="firstRow">
       <w:rPr>
+        <w:rFonts w:eastAsia="黑体"/>
         <w:sz w:val="24"/>
         <w:szCs w:val="24"/>
       </w:rPr>
@@ -8687,7 +9032,7 @@
       <w:spacing w:after="0" w:line="240" w:lineRule="auto"/>
     </w:pPr>
     <w:rPr>
-      <w:rFonts w:asciiTheme="majorHAnsi" w:cstheme="majorBidi" w:eastAsiaTheme="majorEastAsia" w:hAnsiTheme="majorHAnsi"/>
+      <w:rFonts w:asciiTheme="majorHAnsi" w:cstheme="majorBidi" w:hAnsiTheme="majorHAnsi" w:eastAsia="黑体"/>
       <w:color w:themeColor="text1" w:val="000000"/>
     </w:rPr>
     <w:tblPr>
@@ -8709,6 +9054,7 @@
     </w:tblPr>
     <w:tblStylePr w:type="firstRow">
       <w:rPr>
+        <w:rFonts w:eastAsia="黑体"/>
         <w:sz w:val="24"/>
         <w:szCs w:val="24"/>
       </w:rPr>
@@ -8815,7 +9161,7 @@
       <w:spacing w:after="0" w:line="240" w:lineRule="auto"/>
     </w:pPr>
     <w:rPr>
-      <w:rFonts w:asciiTheme="majorHAnsi" w:cstheme="majorBidi" w:eastAsiaTheme="majorEastAsia" w:hAnsiTheme="majorHAnsi"/>
+      <w:rFonts w:asciiTheme="majorHAnsi" w:cstheme="majorBidi" w:hAnsiTheme="majorHAnsi" w:eastAsia="黑体"/>
       <w:color w:themeColor="text1" w:val="000000"/>
     </w:rPr>
     <w:tblPr>
@@ -8837,6 +9183,7 @@
     </w:tblPr>
     <w:tblStylePr w:type="firstRow">
       <w:rPr>
+        <w:rFonts w:eastAsia="黑体"/>
         <w:sz w:val="24"/>
         <w:szCs w:val="24"/>
       </w:rPr>
@@ -8943,7 +9290,7 @@
       <w:spacing w:after="0" w:line="240" w:lineRule="auto"/>
     </w:pPr>
     <w:rPr>
-      <w:rFonts w:asciiTheme="majorHAnsi" w:cstheme="majorBidi" w:eastAsiaTheme="majorEastAsia" w:hAnsiTheme="majorHAnsi"/>
+      <w:rFonts w:asciiTheme="majorHAnsi" w:cstheme="majorBidi" w:hAnsiTheme="majorHAnsi" w:eastAsia="黑体"/>
       <w:color w:themeColor="text1" w:val="000000"/>
     </w:rPr>
     <w:tblPr>
@@ -8965,6 +9312,7 @@
     </w:tblPr>
     <w:tblStylePr w:type="firstRow">
       <w:rPr>
+        <w:rFonts w:eastAsia="黑体"/>
         <w:sz w:val="24"/>
         <w:szCs w:val="24"/>
       </w:rPr>
@@ -9071,7 +9419,7 @@
       <w:spacing w:after="0" w:line="240" w:lineRule="auto"/>
     </w:pPr>
     <w:rPr>
-      <w:rFonts w:asciiTheme="majorHAnsi" w:cstheme="majorBidi" w:eastAsiaTheme="majorEastAsia" w:hAnsiTheme="majorHAnsi"/>
+      <w:rFonts w:asciiTheme="majorHAnsi" w:cstheme="majorBidi" w:hAnsiTheme="majorHAnsi" w:eastAsia="黑体"/>
       <w:color w:themeColor="text1" w:val="000000"/>
     </w:rPr>
     <w:tblPr>
@@ -9093,6 +9441,7 @@
     </w:tblPr>
     <w:tblStylePr w:type="firstRow">
       <w:rPr>
+        <w:rFonts w:eastAsia="黑体"/>
         <w:sz w:val="24"/>
         <w:szCs w:val="24"/>
       </w:rPr>
@@ -9222,12 +9571,14 @@
     </w:tcPr>
     <w:tblStylePr w:type="firstRow">
       <w:rPr>
+        <w:rFonts w:eastAsia="黑体"/>
         <w:b/>
         <w:bCs/>
       </w:rPr>
     </w:tblStylePr>
     <w:tblStylePr w:type="lastRow">
       <w:rPr>
+        <w:rFonts w:eastAsia="黑体"/>
         <w:b/>
         <w:bCs/>
       </w:rPr>
@@ -9240,12 +9591,14 @@
     </w:tblStylePr>
     <w:tblStylePr w:type="firstCol">
       <w:rPr>
+        <w:rFonts w:eastAsia="黑体"/>
         <w:b/>
         <w:bCs/>
       </w:rPr>
     </w:tblStylePr>
     <w:tblStylePr w:type="lastCol">
       <w:rPr>
+        <w:rFonts w:eastAsia="黑体"/>
         <w:b/>
         <w:bCs/>
       </w:rPr>
@@ -9295,12 +9648,14 @@
     </w:tcPr>
     <w:tblStylePr w:type="firstRow">
       <w:rPr>
+        <w:rFonts w:eastAsia="黑体"/>
         <w:b/>
         <w:bCs/>
       </w:rPr>
     </w:tblStylePr>
     <w:tblStylePr w:type="lastRow">
       <w:rPr>
+        <w:rFonts w:eastAsia="黑体"/>
         <w:b/>
         <w:bCs/>
       </w:rPr>
@@ -9313,12 +9668,14 @@
     </w:tblStylePr>
     <w:tblStylePr w:type="firstCol">
       <w:rPr>
+        <w:rFonts w:eastAsia="黑体"/>
         <w:b/>
         <w:bCs/>
       </w:rPr>
     </w:tblStylePr>
     <w:tblStylePr w:type="lastCol">
       <w:rPr>
+        <w:rFonts w:eastAsia="黑体"/>
         <w:b/>
         <w:bCs/>
       </w:rPr>
@@ -9368,12 +9725,14 @@
     </w:tcPr>
     <w:tblStylePr w:type="firstRow">
       <w:rPr>
+        <w:rFonts w:eastAsia="黑体"/>
         <w:b/>
         <w:bCs/>
       </w:rPr>
     </w:tblStylePr>
     <w:tblStylePr w:type="lastRow">
       <w:rPr>
+        <w:rFonts w:eastAsia="黑体"/>
         <w:b/>
         <w:bCs/>
       </w:rPr>
@@ -9386,12 +9745,14 @@
     </w:tblStylePr>
     <w:tblStylePr w:type="firstCol">
       <w:rPr>
+        <w:rFonts w:eastAsia="黑体"/>
         <w:b/>
         <w:bCs/>
       </w:rPr>
     </w:tblStylePr>
     <w:tblStylePr w:type="lastCol">
       <w:rPr>
+        <w:rFonts w:eastAsia="黑体"/>
         <w:b/>
         <w:bCs/>
       </w:rPr>
@@ -9441,12 +9802,14 @@
     </w:tcPr>
     <w:tblStylePr w:type="firstRow">
       <w:rPr>
+        <w:rFonts w:eastAsia="黑体"/>
         <w:b/>
         <w:bCs/>
       </w:rPr>
     </w:tblStylePr>
     <w:tblStylePr w:type="lastRow">
       <w:rPr>
+        <w:rFonts w:eastAsia="黑体"/>
         <w:b/>
         <w:bCs/>
       </w:rPr>
@@ -9459,12 +9822,14 @@
     </w:tblStylePr>
     <w:tblStylePr w:type="firstCol">
       <w:rPr>
+        <w:rFonts w:eastAsia="黑体"/>
         <w:b/>
         <w:bCs/>
       </w:rPr>
     </w:tblStylePr>
     <w:tblStylePr w:type="lastCol">
       <w:rPr>
+        <w:rFonts w:eastAsia="黑体"/>
         <w:b/>
         <w:bCs/>
       </w:rPr>
@@ -9514,12 +9879,14 @@
     </w:tcPr>
     <w:tblStylePr w:type="firstRow">
       <w:rPr>
+        <w:rFonts w:eastAsia="黑体"/>
         <w:b/>
         <w:bCs/>
       </w:rPr>
     </w:tblStylePr>
     <w:tblStylePr w:type="lastRow">
       <w:rPr>
+        <w:rFonts w:eastAsia="黑体"/>
         <w:b/>
         <w:bCs/>
       </w:rPr>
@@ -9532,12 +9899,14 @@
     </w:tblStylePr>
     <w:tblStylePr w:type="firstCol">
       <w:rPr>
+        <w:rFonts w:eastAsia="黑体"/>
         <w:b/>
         <w:bCs/>
       </w:rPr>
     </w:tblStylePr>
     <w:tblStylePr w:type="lastCol">
       <w:rPr>
+        <w:rFonts w:eastAsia="黑体"/>
         <w:b/>
         <w:bCs/>
       </w:rPr>
@@ -9587,12 +9956,14 @@
     </w:tcPr>
     <w:tblStylePr w:type="firstRow">
       <w:rPr>
+        <w:rFonts w:eastAsia="黑体"/>
         <w:b/>
         <w:bCs/>
       </w:rPr>
     </w:tblStylePr>
     <w:tblStylePr w:type="lastRow">
       <w:rPr>
+        <w:rFonts w:eastAsia="黑体"/>
         <w:b/>
         <w:bCs/>
       </w:rPr>
@@ -9605,12 +9976,14 @@
     </w:tblStylePr>
     <w:tblStylePr w:type="firstCol">
       <w:rPr>
+        <w:rFonts w:eastAsia="黑体"/>
         <w:b/>
         <w:bCs/>
       </w:rPr>
     </w:tblStylePr>
     <w:tblStylePr w:type="lastCol">
       <w:rPr>
+        <w:rFonts w:eastAsia="黑体"/>
         <w:b/>
         <w:bCs/>
       </w:rPr>
@@ -9660,12 +10033,14 @@
     </w:tcPr>
     <w:tblStylePr w:type="firstRow">
       <w:rPr>
+        <w:rFonts w:eastAsia="黑体"/>
         <w:b/>
         <w:bCs/>
       </w:rPr>
     </w:tblStylePr>
     <w:tblStylePr w:type="lastRow">
       <w:rPr>
+        <w:rFonts w:eastAsia="黑体"/>
         <w:b/>
         <w:bCs/>
       </w:rPr>
@@ -9678,12 +10053,14 @@
     </w:tblStylePr>
     <w:tblStylePr w:type="firstCol">
       <w:rPr>
+        <w:rFonts w:eastAsia="黑体"/>
         <w:b/>
         <w:bCs/>
       </w:rPr>
     </w:tblStylePr>
     <w:tblStylePr w:type="lastCol">
       <w:rPr>
+        <w:rFonts w:eastAsia="黑体"/>
         <w:b/>
         <w:bCs/>
       </w:rPr>
@@ -9710,7 +10087,7 @@
       <w:spacing w:after="0" w:line="240" w:lineRule="auto"/>
     </w:pPr>
     <w:rPr>
-      <w:rFonts w:asciiTheme="majorHAnsi" w:cstheme="majorBidi" w:eastAsiaTheme="majorEastAsia" w:hAnsiTheme="majorHAnsi"/>
+      <w:rFonts w:asciiTheme="majorHAnsi" w:cstheme="majorBidi" w:hAnsiTheme="majorHAnsi" w:eastAsia="黑体"/>
       <w:color w:themeColor="text1" w:val="000000"/>
     </w:rPr>
     <w:tblPr>
@@ -9737,6 +10114,7 @@
     </w:tcPr>
     <w:tblStylePr w:type="firstRow">
       <w:rPr>
+        <w:rFonts w:eastAsia="黑体"/>
         <w:b/>
         <w:bCs/>
         <w:color w:themeColor="text1" w:val="000000"/>
@@ -9748,6 +10126,7 @@
     </w:tblStylePr>
     <w:tblStylePr w:type="lastRow">
       <w:rPr>
+        <w:rFonts w:eastAsia="黑体"/>
         <w:b/>
         <w:bCs/>
         <w:color w:themeColor="text1" w:val="000000"/>
@@ -9767,6 +10146,7 @@
     </w:tblStylePr>
     <w:tblStylePr w:type="firstCol">
       <w:rPr>
+        <w:rFonts w:eastAsia="黑体"/>
         <w:b/>
         <w:bCs/>
         <w:color w:themeColor="text1" w:val="000000"/>
@@ -9786,6 +10166,7 @@
     </w:tblStylePr>
     <w:tblStylePr w:type="lastCol">
       <w:rPr>
+        <w:rFonts w:eastAsia="黑体"/>
         <w:b w:val="0"/>
         <w:bCs w:val="0"/>
         <w:color w:themeColor="text1" w:val="000000"/>
@@ -9835,7 +10216,7 @@
       <w:spacing w:after="0" w:line="240" w:lineRule="auto"/>
     </w:pPr>
     <w:rPr>
-      <w:rFonts w:asciiTheme="majorHAnsi" w:cstheme="majorBidi" w:eastAsiaTheme="majorEastAsia" w:hAnsiTheme="majorHAnsi"/>
+      <w:rFonts w:asciiTheme="majorHAnsi" w:cstheme="majorBidi" w:hAnsiTheme="majorHAnsi" w:eastAsia="黑体"/>
       <w:color w:themeColor="text1" w:val="000000"/>
     </w:rPr>
     <w:tblPr>
@@ -9862,6 +10243,7 @@
     </w:tcPr>
     <w:tblStylePr w:type="firstRow">
       <w:rPr>
+        <w:rFonts w:eastAsia="黑体"/>
         <w:b/>
         <w:bCs/>
         <w:color w:themeColor="text1" w:val="000000"/>
@@ -9873,6 +10255,7 @@
     </w:tblStylePr>
     <w:tblStylePr w:type="lastRow">
       <w:rPr>
+        <w:rFonts w:eastAsia="黑体"/>
         <w:b/>
         <w:bCs/>
         <w:color w:themeColor="text1" w:val="000000"/>
@@ -9892,6 +10275,7 @@
     </w:tblStylePr>
     <w:tblStylePr w:type="firstCol">
       <w:rPr>
+        <w:rFonts w:eastAsia="黑体"/>
         <w:b/>
         <w:bCs/>
         <w:color w:themeColor="text1" w:val="000000"/>
@@ -9911,6 +10295,7 @@
     </w:tblStylePr>
     <w:tblStylePr w:type="lastCol">
       <w:rPr>
+        <w:rFonts w:eastAsia="黑体"/>
         <w:b w:val="0"/>
         <w:bCs w:val="0"/>
         <w:color w:themeColor="text1" w:val="000000"/>
@@ -9960,7 +10345,7 @@
       <w:spacing w:after="0" w:line="240" w:lineRule="auto"/>
     </w:pPr>
     <w:rPr>
-      <w:rFonts w:asciiTheme="majorHAnsi" w:cstheme="majorBidi" w:eastAsiaTheme="majorEastAsia" w:hAnsiTheme="majorHAnsi"/>
+      <w:rFonts w:asciiTheme="majorHAnsi" w:cstheme="majorBidi" w:hAnsiTheme="majorHAnsi" w:eastAsia="黑体"/>
       <w:color w:themeColor="text1" w:val="000000"/>
     </w:rPr>
     <w:tblPr>
@@ -9987,6 +10372,7 @@
     </w:tcPr>
     <w:tblStylePr w:type="firstRow">
       <w:rPr>
+        <w:rFonts w:eastAsia="黑体"/>
         <w:b/>
         <w:bCs/>
         <w:color w:themeColor="text1" w:val="000000"/>
@@ -9998,6 +10384,7 @@
     </w:tblStylePr>
     <w:tblStylePr w:type="lastRow">
       <w:rPr>
+        <w:rFonts w:eastAsia="黑体"/>
         <w:b/>
         <w:bCs/>
         <w:color w:themeColor="text1" w:val="000000"/>
@@ -10017,6 +10404,7 @@
     </w:tblStylePr>
     <w:tblStylePr w:type="firstCol">
       <w:rPr>
+        <w:rFonts w:eastAsia="黑体"/>
         <w:b/>
         <w:bCs/>
         <w:color w:themeColor="text1" w:val="000000"/>
@@ -10036,6 +10424,7 @@
     </w:tblStylePr>
     <w:tblStylePr w:type="lastCol">
       <w:rPr>
+        <w:rFonts w:eastAsia="黑体"/>
         <w:b w:val="0"/>
         <w:bCs w:val="0"/>
         <w:color w:themeColor="text1" w:val="000000"/>
@@ -10085,7 +10474,7 @@
       <w:spacing w:after="0" w:line="240" w:lineRule="auto"/>
     </w:pPr>
     <w:rPr>
-      <w:rFonts w:asciiTheme="majorHAnsi" w:cstheme="majorBidi" w:eastAsiaTheme="majorEastAsia" w:hAnsiTheme="majorHAnsi"/>
+      <w:rFonts w:asciiTheme="majorHAnsi" w:cstheme="majorBidi" w:hAnsiTheme="majorHAnsi" w:eastAsia="黑体"/>
       <w:color w:themeColor="text1" w:val="000000"/>
     </w:rPr>
     <w:tblPr>
@@ -10112,6 +10501,7 @@
     </w:tcPr>
     <w:tblStylePr w:type="firstRow">
       <w:rPr>
+        <w:rFonts w:eastAsia="黑体"/>
         <w:b/>
         <w:bCs/>
         <w:color w:themeColor="text1" w:val="000000"/>
@@ -10123,6 +10513,7 @@
     </w:tblStylePr>
     <w:tblStylePr w:type="lastRow">
       <w:rPr>
+        <w:rFonts w:eastAsia="黑体"/>
         <w:b/>
         <w:bCs/>
         <w:color w:themeColor="text1" w:val="000000"/>
@@ -10142,6 +10533,7 @@
     </w:tblStylePr>
     <w:tblStylePr w:type="firstCol">
       <w:rPr>
+        <w:rFonts w:eastAsia="黑体"/>
         <w:b/>
         <w:bCs/>
         <w:color w:themeColor="text1" w:val="000000"/>
@@ -10161,6 +10553,7 @@
     </w:tblStylePr>
     <w:tblStylePr w:type="lastCol">
       <w:rPr>
+        <w:rFonts w:eastAsia="黑体"/>
         <w:b w:val="0"/>
         <w:bCs w:val="0"/>
         <w:color w:themeColor="text1" w:val="000000"/>
@@ -10210,7 +10603,7 @@
       <w:spacing w:after="0" w:line="240" w:lineRule="auto"/>
     </w:pPr>
     <w:rPr>
-      <w:rFonts w:asciiTheme="majorHAnsi" w:cstheme="majorBidi" w:eastAsiaTheme="majorEastAsia" w:hAnsiTheme="majorHAnsi"/>
+      <w:rFonts w:asciiTheme="majorHAnsi" w:cstheme="majorBidi" w:hAnsiTheme="majorHAnsi" w:eastAsia="黑体"/>
       <w:color w:themeColor="text1" w:val="000000"/>
     </w:rPr>
     <w:tblPr>
@@ -10237,6 +10630,7 @@
     </w:tcPr>
     <w:tblStylePr w:type="firstRow">
       <w:rPr>
+        <w:rFonts w:eastAsia="黑体"/>
         <w:b/>
         <w:bCs/>
         <w:color w:themeColor="text1" w:val="000000"/>
@@ -10248,6 +10642,7 @@
     </w:tblStylePr>
     <w:tblStylePr w:type="lastRow">
       <w:rPr>
+        <w:rFonts w:eastAsia="黑体"/>
         <w:b/>
         <w:bCs/>
         <w:color w:themeColor="text1" w:val="000000"/>
@@ -10267,6 +10662,7 @@
     </w:tblStylePr>
     <w:tblStylePr w:type="firstCol">
       <w:rPr>
+        <w:rFonts w:eastAsia="黑体"/>
         <w:b/>
         <w:bCs/>
         <w:color w:themeColor="text1" w:val="000000"/>
@@ -10286,6 +10682,7 @@
     </w:tblStylePr>
     <w:tblStylePr w:type="lastCol">
       <w:rPr>
+        <w:rFonts w:eastAsia="黑体"/>
         <w:b w:val="0"/>
         <w:bCs w:val="0"/>
         <w:color w:themeColor="text1" w:val="000000"/>
@@ -10335,7 +10732,7 @@
       <w:spacing w:after="0" w:line="240" w:lineRule="auto"/>
     </w:pPr>
     <w:rPr>
-      <w:rFonts w:asciiTheme="majorHAnsi" w:cstheme="majorBidi" w:eastAsiaTheme="majorEastAsia" w:hAnsiTheme="majorHAnsi"/>
+      <w:rFonts w:asciiTheme="majorHAnsi" w:cstheme="majorBidi" w:hAnsiTheme="majorHAnsi" w:eastAsia="黑体"/>
       <w:color w:themeColor="text1" w:val="000000"/>
     </w:rPr>
     <w:tblPr>
@@ -10362,6 +10759,7 @@
     </w:tcPr>
     <w:tblStylePr w:type="firstRow">
       <w:rPr>
+        <w:rFonts w:eastAsia="黑体"/>
         <w:b/>
         <w:bCs/>
         <w:color w:themeColor="text1" w:val="000000"/>
@@ -10373,6 +10771,7 @@
     </w:tblStylePr>
     <w:tblStylePr w:type="lastRow">
       <w:rPr>
+        <w:rFonts w:eastAsia="黑体"/>
         <w:b/>
         <w:bCs/>
         <w:color w:themeColor="text1" w:val="000000"/>
@@ -10392,6 +10791,7 @@
     </w:tblStylePr>
     <w:tblStylePr w:type="firstCol">
       <w:rPr>
+        <w:rFonts w:eastAsia="黑体"/>
         <w:b/>
         <w:bCs/>
         <w:color w:themeColor="text1" w:val="000000"/>
@@ -10411,6 +10811,7 @@
     </w:tblStylePr>
     <w:tblStylePr w:type="lastCol">
       <w:rPr>
+        <w:rFonts w:eastAsia="黑体"/>
         <w:b w:val="0"/>
         <w:bCs w:val="0"/>
         <w:color w:themeColor="text1" w:val="000000"/>
@@ -10460,7 +10861,7 @@
       <w:spacing w:after="0" w:line="240" w:lineRule="auto"/>
     </w:pPr>
     <w:rPr>
-      <w:rFonts w:asciiTheme="majorHAnsi" w:cstheme="majorBidi" w:eastAsiaTheme="majorEastAsia" w:hAnsiTheme="majorHAnsi"/>
+      <w:rFonts w:asciiTheme="majorHAnsi" w:cstheme="majorBidi" w:hAnsiTheme="majorHAnsi" w:eastAsia="黑体"/>
       <w:color w:themeColor="text1" w:val="000000"/>
     </w:rPr>
     <w:tblPr>
@@ -10487,6 +10888,7 @@
     </w:tcPr>
     <w:tblStylePr w:type="firstRow">
       <w:rPr>
+        <w:rFonts w:eastAsia="黑体"/>
         <w:b/>
         <w:bCs/>
         <w:color w:themeColor="text1" w:val="000000"/>
@@ -10498,6 +10900,7 @@
     </w:tblStylePr>
     <w:tblStylePr w:type="lastRow">
       <w:rPr>
+        <w:rFonts w:eastAsia="黑体"/>
         <w:b/>
         <w:bCs/>
         <w:color w:themeColor="text1" w:val="000000"/>
@@ -10517,6 +10920,7 @@
     </w:tblStylePr>
     <w:tblStylePr w:type="firstCol">
       <w:rPr>
+        <w:rFonts w:eastAsia="黑体"/>
         <w:b/>
         <w:bCs/>
         <w:color w:themeColor="text1" w:val="000000"/>
@@ -10536,6 +10940,7 @@
     </w:tblStylePr>
     <w:tblStylePr w:type="lastCol">
       <w:rPr>
+        <w:rFonts w:eastAsia="黑体"/>
         <w:b w:val="0"/>
         <w:bCs w:val="0"/>
         <w:color w:themeColor="text1" w:val="000000"/>
@@ -10608,6 +11013,7 @@
     </w:tcPr>
     <w:tblStylePr w:type="firstRow">
       <w:rPr>
+        <w:rFonts w:eastAsia="黑体"/>
         <w:b/>
         <w:bCs/>
         <w:i w:val="0"/>
@@ -10629,6 +11035,7 @@
     </w:tblStylePr>
     <w:tblStylePr w:type="lastRow">
       <w:rPr>
+        <w:rFonts w:eastAsia="黑体"/>
         <w:b/>
         <w:bCs/>
         <w:i w:val="0"/>
@@ -10650,6 +11057,7 @@
     </w:tblStylePr>
     <w:tblStylePr w:type="firstCol">
       <w:rPr>
+        <w:rFonts w:eastAsia="黑体"/>
         <w:b/>
         <w:bCs/>
         <w:i w:val="0"/>
@@ -10669,6 +11077,7 @@
     </w:tblStylePr>
     <w:tblStylePr w:type="lastCol">
       <w:rPr>
+        <w:rFonts w:eastAsia="黑体"/>
         <w:b/>
         <w:bCs/>
         <w:i w:val="0"/>
@@ -10749,6 +11158,7 @@
     </w:tcPr>
     <w:tblStylePr w:type="firstRow">
       <w:rPr>
+        <w:rFonts w:eastAsia="黑体"/>
         <w:b/>
         <w:bCs/>
         <w:i w:val="0"/>
@@ -10770,6 +11180,7 @@
     </w:tblStylePr>
     <w:tblStylePr w:type="lastRow">
       <w:rPr>
+        <w:rFonts w:eastAsia="黑体"/>
         <w:b/>
         <w:bCs/>
         <w:i w:val="0"/>
@@ -10791,6 +11202,7 @@
     </w:tblStylePr>
     <w:tblStylePr w:type="firstCol">
       <w:rPr>
+        <w:rFonts w:eastAsia="黑体"/>
         <w:b/>
         <w:bCs/>
         <w:i w:val="0"/>
@@ -10810,6 +11222,7 @@
     </w:tblStylePr>
     <w:tblStylePr w:type="lastCol">
       <w:rPr>
+        <w:rFonts w:eastAsia="黑体"/>
         <w:b/>
         <w:bCs/>
         <w:i w:val="0"/>
@@ -10890,6 +11303,7 @@
     </w:tcPr>
     <w:tblStylePr w:type="firstRow">
       <w:rPr>
+        <w:rFonts w:eastAsia="黑体"/>
         <w:b/>
         <w:bCs/>
         <w:i w:val="0"/>
@@ -10911,6 +11325,7 @@
     </w:tblStylePr>
     <w:tblStylePr w:type="lastRow">
       <w:rPr>
+        <w:rFonts w:eastAsia="黑体"/>
         <w:b/>
         <w:bCs/>
         <w:i w:val="0"/>
@@ -10932,6 +11347,7 @@
     </w:tblStylePr>
     <w:tblStylePr w:type="firstCol">
       <w:rPr>
+        <w:rFonts w:eastAsia="黑体"/>
         <w:b/>
         <w:bCs/>
         <w:i w:val="0"/>
@@ -10951,6 +11367,7 @@
     </w:tblStylePr>
     <w:tblStylePr w:type="lastCol">
       <w:rPr>
+        <w:rFonts w:eastAsia="黑体"/>
         <w:b/>
         <w:bCs/>
         <w:i w:val="0"/>
@@ -11031,6 +11448,7 @@
     </w:tcPr>
     <w:tblStylePr w:type="firstRow">
       <w:rPr>
+        <w:rFonts w:eastAsia="黑体"/>
         <w:b/>
         <w:bCs/>
         <w:i w:val="0"/>
@@ -11052,6 +11470,7 @@
     </w:tblStylePr>
     <w:tblStylePr w:type="lastRow">
       <w:rPr>
+        <w:rFonts w:eastAsia="黑体"/>
         <w:b/>
         <w:bCs/>
         <w:i w:val="0"/>
@@ -11073,6 +11492,7 @@
     </w:tblStylePr>
     <w:tblStylePr w:type="firstCol">
       <w:rPr>
+        <w:rFonts w:eastAsia="黑体"/>
         <w:b/>
         <w:bCs/>
         <w:i w:val="0"/>
@@ -11092,6 +11512,7 @@
     </w:tblStylePr>
     <w:tblStylePr w:type="lastCol">
       <w:rPr>
+        <w:rFonts w:eastAsia="黑体"/>
         <w:b/>
         <w:bCs/>
         <w:i w:val="0"/>
@@ -11172,6 +11593,7 @@
     </w:tcPr>
     <w:tblStylePr w:type="firstRow">
       <w:rPr>
+        <w:rFonts w:eastAsia="黑体"/>
         <w:b/>
         <w:bCs/>
         <w:i w:val="0"/>
@@ -11193,6 +11615,7 @@
     </w:tblStylePr>
     <w:tblStylePr w:type="lastRow">
       <w:rPr>
+        <w:rFonts w:eastAsia="黑体"/>
         <w:b/>
         <w:bCs/>
         <w:i w:val="0"/>
@@ -11214,6 +11637,7 @@
     </w:tblStylePr>
     <w:tblStylePr w:type="firstCol">
       <w:rPr>
+        <w:rFonts w:eastAsia="黑体"/>
         <w:b/>
         <w:bCs/>
         <w:i w:val="0"/>
@@ -11233,6 +11657,7 @@
     </w:tblStylePr>
     <w:tblStylePr w:type="lastCol">
       <w:rPr>
+        <w:rFonts w:eastAsia="黑体"/>
         <w:b/>
         <w:bCs/>
         <w:i w:val="0"/>
@@ -11313,6 +11738,7 @@
     </w:tcPr>
     <w:tblStylePr w:type="firstRow">
       <w:rPr>
+        <w:rFonts w:eastAsia="黑体"/>
         <w:b/>
         <w:bCs/>
         <w:i w:val="0"/>
@@ -11334,6 +11760,7 @@
     </w:tblStylePr>
     <w:tblStylePr w:type="lastRow">
       <w:rPr>
+        <w:rFonts w:eastAsia="黑体"/>
         <w:b/>
         <w:bCs/>
         <w:i w:val="0"/>
@@ -11355,6 +11782,7 @@
     </w:tblStylePr>
     <w:tblStylePr w:type="firstCol">
       <w:rPr>
+        <w:rFonts w:eastAsia="黑体"/>
         <w:b/>
         <w:bCs/>
         <w:i w:val="0"/>
@@ -11374,6 +11802,7 @@
     </w:tblStylePr>
     <w:tblStylePr w:type="lastCol">
       <w:rPr>
+        <w:rFonts w:eastAsia="黑体"/>
         <w:b/>
         <w:bCs/>
         <w:i w:val="0"/>
@@ -11454,6 +11883,7 @@
     </w:tcPr>
     <w:tblStylePr w:type="firstRow">
       <w:rPr>
+        <w:rFonts w:eastAsia="黑体"/>
         <w:b/>
         <w:bCs/>
         <w:i w:val="0"/>
@@ -11475,6 +11905,7 @@
     </w:tblStylePr>
     <w:tblStylePr w:type="lastRow">
       <w:rPr>
+        <w:rFonts w:eastAsia="黑体"/>
         <w:b/>
         <w:bCs/>
         <w:i w:val="0"/>
@@ -11496,6 +11927,7 @@
     </w:tblStylePr>
     <w:tblStylePr w:type="firstCol">
       <w:rPr>
+        <w:rFonts w:eastAsia="黑体"/>
         <w:b/>
         <w:bCs/>
         <w:i w:val="0"/>
@@ -11515,6 +11947,7 @@
     </w:tblStylePr>
     <w:tblStylePr w:type="lastCol">
       <w:rPr>
+        <w:rFonts w:eastAsia="黑体"/>
         <w:b/>
         <w:bCs/>
         <w:i w:val="0"/>
@@ -11572,6 +12005,7 @@
       <w:spacing w:after="0" w:line="240" w:lineRule="auto"/>
     </w:pPr>
     <w:rPr>
+      <w:rFonts w:eastAsia="黑体"/>
       <w:color w:themeColor="background1" w:val="FFFFFF"/>
     </w:rPr>
     <w:tblPr>
@@ -11590,6 +12024,7 @@
     </w:tcPr>
     <w:tblStylePr w:type="firstRow">
       <w:rPr>
+        <w:rFonts w:eastAsia="黑体"/>
         <w:b/>
         <w:bCs/>
       </w:rPr>
@@ -11686,6 +12121,7 @@
       <w:spacing w:after="0" w:line="240" w:lineRule="auto"/>
     </w:pPr>
     <w:rPr>
+      <w:rFonts w:eastAsia="黑体"/>
       <w:color w:themeColor="background1" w:val="FFFFFF"/>
     </w:rPr>
     <w:tblPr>
@@ -11704,6 +12140,7 @@
     </w:tcPr>
     <w:tblStylePr w:type="firstRow">
       <w:rPr>
+        <w:rFonts w:eastAsia="黑体"/>
         <w:b/>
         <w:bCs/>
       </w:rPr>
@@ -11800,6 +12237,7 @@
       <w:spacing w:after="0" w:line="240" w:lineRule="auto"/>
     </w:pPr>
     <w:rPr>
+      <w:rFonts w:eastAsia="黑体"/>
       <w:color w:themeColor="background1" w:val="FFFFFF"/>
     </w:rPr>
     <w:tblPr>
@@ -11818,6 +12256,7 @@
     </w:tcPr>
     <w:tblStylePr w:type="firstRow">
       <w:rPr>
+        <w:rFonts w:eastAsia="黑体"/>
         <w:b/>
         <w:bCs/>
       </w:rPr>
@@ -11914,6 +12353,7 @@
       <w:spacing w:after="0" w:line="240" w:lineRule="auto"/>
     </w:pPr>
     <w:rPr>
+      <w:rFonts w:eastAsia="黑体"/>
       <w:color w:themeColor="background1" w:val="FFFFFF"/>
     </w:rPr>
     <w:tblPr>
@@ -11932,6 +12372,7 @@
     </w:tcPr>
     <w:tblStylePr w:type="firstRow">
       <w:rPr>
+        <w:rFonts w:eastAsia="黑体"/>
         <w:b/>
         <w:bCs/>
       </w:rPr>
@@ -12028,6 +12469,7 @@
       <w:spacing w:after="0" w:line="240" w:lineRule="auto"/>
     </w:pPr>
     <w:rPr>
+      <w:rFonts w:eastAsia="黑体"/>
       <w:color w:themeColor="background1" w:val="FFFFFF"/>
     </w:rPr>
     <w:tblPr>
@@ -12046,6 +12488,7 @@
     </w:tcPr>
     <w:tblStylePr w:type="firstRow">
       <w:rPr>
+        <w:rFonts w:eastAsia="黑体"/>
         <w:b/>
         <w:bCs/>
       </w:rPr>
@@ -12142,6 +12585,7 @@
       <w:spacing w:after="0" w:line="240" w:lineRule="auto"/>
     </w:pPr>
     <w:rPr>
+      <w:rFonts w:eastAsia="黑体"/>
       <w:color w:themeColor="background1" w:val="FFFFFF"/>
     </w:rPr>
     <w:tblPr>
@@ -12160,6 +12604,7 @@
     </w:tcPr>
     <w:tblStylePr w:type="firstRow">
       <w:rPr>
+        <w:rFonts w:eastAsia="黑体"/>
         <w:b/>
         <w:bCs/>
       </w:rPr>
@@ -12256,6 +12701,7 @@
       <w:spacing w:after="0" w:line="240" w:lineRule="auto"/>
     </w:pPr>
     <w:rPr>
+      <w:rFonts w:eastAsia="黑体"/>
       <w:color w:themeColor="background1" w:val="FFFFFF"/>
     </w:rPr>
     <w:tblPr>
@@ -12274,6 +12720,7 @@
     </w:tcPr>
     <w:tblStylePr w:type="firstRow">
       <w:rPr>
+        <w:rFonts w:eastAsia="黑体"/>
         <w:b/>
         <w:bCs/>
       </w:rPr>
@@ -12370,6 +12817,7 @@
       <w:spacing w:after="0" w:line="240" w:lineRule="auto"/>
     </w:pPr>
     <w:rPr>
+      <w:rFonts w:eastAsia="黑体"/>
       <w:color w:themeColor="text1" w:val="000000"/>
     </w:rPr>
     <w:tblPr>
@@ -12396,6 +12844,7 @@
     </w:tcPr>
     <w:tblStylePr w:type="firstRow">
       <w:rPr>
+        <w:rFonts w:eastAsia="黑体"/>
         <w:b/>
         <w:bCs/>
       </w:rPr>
@@ -12414,6 +12863,7 @@
     </w:tblStylePr>
     <w:tblStylePr w:type="lastRow">
       <w:rPr>
+        <w:rFonts w:eastAsia="黑体"/>
         <w:b/>
         <w:bCs/>
         <w:color w:themeColor="background1" w:val="FFFFFF"/>
@@ -12428,6 +12878,7 @@
     </w:tblStylePr>
     <w:tblStylePr w:type="firstCol">
       <w:rPr>
+        <w:rFonts w:eastAsia="黑体"/>
         <w:color w:themeColor="background1" w:val="FFFFFF"/>
       </w:rPr>
       <w:tblPr/>
@@ -12445,6 +12896,7 @@
     </w:tblStylePr>
     <w:tblStylePr w:type="lastCol">
       <w:rPr>
+        <w:rFonts w:eastAsia="黑体"/>
         <w:color w:themeColor="background1" w:val="FFFFFF"/>
       </w:rPr>
       <w:tblPr/>
@@ -12474,11 +12926,13 @@
     </w:tblStylePr>
     <w:tblStylePr w:type="neCell">
       <w:rPr>
+        <w:rFonts w:eastAsia="黑体"/>
         <w:color w:themeColor="text1" w:val="000000"/>
       </w:rPr>
     </w:tblStylePr>
     <w:tblStylePr w:type="nwCell">
       <w:rPr>
+        <w:rFonts w:eastAsia="黑体"/>
         <w:color w:themeColor="text1" w:val="000000"/>
       </w:rPr>
     </w:tblStylePr>
@@ -12492,6 +12946,7 @@
       <w:spacing w:after="0" w:line="240" w:lineRule="auto"/>
     </w:pPr>
     <w:rPr>
+      <w:rFonts w:eastAsia="黑体"/>
       <w:color w:themeColor="text1" w:val="000000"/>
     </w:rPr>
     <w:tblPr>
@@ -12518,6 +12973,7 @@
     </w:tcPr>
     <w:tblStylePr w:type="firstRow">
       <w:rPr>
+        <w:rFonts w:eastAsia="黑体"/>
         <w:b/>
         <w:bCs/>
       </w:rPr>
@@ -12536,6 +12992,7 @@
     </w:tblStylePr>
     <w:tblStylePr w:type="lastRow">
       <w:rPr>
+        <w:rFonts w:eastAsia="黑体"/>
         <w:b/>
         <w:bCs/>
         <w:color w:themeColor="background1" w:val="FFFFFF"/>
@@ -12550,6 +13007,7 @@
     </w:tblStylePr>
     <w:tblStylePr w:type="firstCol">
       <w:rPr>
+        <w:rFonts w:eastAsia="黑体"/>
         <w:color w:themeColor="background1" w:val="FFFFFF"/>
       </w:rPr>
       <w:tblPr/>
@@ -12567,6 +13025,7 @@
     </w:tblStylePr>
     <w:tblStylePr w:type="lastCol">
       <w:rPr>
+        <w:rFonts w:eastAsia="黑体"/>
         <w:color w:themeColor="background1" w:val="FFFFFF"/>
       </w:rPr>
       <w:tblPr/>
@@ -12596,11 +13055,13 @@
     </w:tblStylePr>
     <w:tblStylePr w:type="neCell">
       <w:rPr>
+        <w:rFonts w:eastAsia="黑体"/>
         <w:color w:themeColor="text1" w:val="000000"/>
       </w:rPr>
     </w:tblStylePr>
     <w:tblStylePr w:type="nwCell">
       <w:rPr>
+        <w:rFonts w:eastAsia="黑体"/>
         <w:color w:themeColor="text1" w:val="000000"/>
       </w:rPr>
     </w:tblStylePr>
@@ -12614,6 +13075,7 @@
       <w:spacing w:after="0" w:line="240" w:lineRule="auto"/>
     </w:pPr>
     <w:rPr>
+      <w:rFonts w:eastAsia="黑体"/>
       <w:color w:themeColor="text1" w:val="000000"/>
     </w:rPr>
     <w:tblPr>
@@ -12640,6 +13102,7 @@
     </w:tcPr>
     <w:tblStylePr w:type="firstRow">
       <w:rPr>
+        <w:rFonts w:eastAsia="黑体"/>
         <w:b/>
         <w:bCs/>
       </w:rPr>
@@ -12658,6 +13121,7 @@
     </w:tblStylePr>
     <w:tblStylePr w:type="lastRow">
       <w:rPr>
+        <w:rFonts w:eastAsia="黑体"/>
         <w:b/>
         <w:bCs/>
         <w:color w:themeColor="background1" w:val="FFFFFF"/>
@@ -12672,6 +13136,7 @@
     </w:tblStylePr>
     <w:tblStylePr w:type="firstCol">
       <w:rPr>
+        <w:rFonts w:eastAsia="黑体"/>
         <w:color w:themeColor="background1" w:val="FFFFFF"/>
       </w:rPr>
       <w:tblPr/>
@@ -12689,6 +13154,7 @@
     </w:tblStylePr>
     <w:tblStylePr w:type="lastCol">
       <w:rPr>
+        <w:rFonts w:eastAsia="黑体"/>
         <w:color w:themeColor="background1" w:val="FFFFFF"/>
       </w:rPr>
       <w:tblPr/>
@@ -12718,11 +13184,13 @@
     </w:tblStylePr>
     <w:tblStylePr w:type="neCell">
       <w:rPr>
+        <w:rFonts w:eastAsia="黑体"/>
         <w:color w:themeColor="text1" w:val="000000"/>
       </w:rPr>
     </w:tblStylePr>
     <w:tblStylePr w:type="nwCell">
       <w:rPr>
+        <w:rFonts w:eastAsia="黑体"/>
         <w:color w:themeColor="text1" w:val="000000"/>
       </w:rPr>
     </w:tblStylePr>
@@ -12736,6 +13204,7 @@
       <w:spacing w:after="0" w:line="240" w:lineRule="auto"/>
     </w:pPr>
     <w:rPr>
+      <w:rFonts w:eastAsia="黑体"/>
       <w:color w:themeColor="text1" w:val="000000"/>
     </w:rPr>
     <w:tblPr>
@@ -12762,6 +13231,7 @@
     </w:tcPr>
     <w:tblStylePr w:type="firstRow">
       <w:rPr>
+        <w:rFonts w:eastAsia="黑体"/>
         <w:b/>
         <w:bCs/>
       </w:rPr>
@@ -12780,6 +13250,7 @@
     </w:tblStylePr>
     <w:tblStylePr w:type="lastRow">
       <w:rPr>
+        <w:rFonts w:eastAsia="黑体"/>
         <w:b/>
         <w:bCs/>
         <w:color w:themeColor="background1" w:val="FFFFFF"/>
@@ -12794,6 +13265,7 @@
     </w:tblStylePr>
     <w:tblStylePr w:type="firstCol">
       <w:rPr>
+        <w:rFonts w:eastAsia="黑体"/>
         <w:color w:themeColor="background1" w:val="FFFFFF"/>
       </w:rPr>
       <w:tblPr/>
@@ -12811,6 +13283,7 @@
     </w:tblStylePr>
     <w:tblStylePr w:type="lastCol">
       <w:rPr>
+        <w:rFonts w:eastAsia="黑体"/>
         <w:color w:themeColor="background1" w:val="FFFFFF"/>
       </w:rPr>
       <w:tblPr/>
@@ -12848,6 +13321,7 @@
       <w:spacing w:after="0" w:line="240" w:lineRule="auto"/>
     </w:pPr>
     <w:rPr>
+      <w:rFonts w:eastAsia="黑体"/>
       <w:color w:themeColor="text1" w:val="000000"/>
     </w:rPr>
     <w:tblPr>
@@ -12874,6 +13348,7 @@
     </w:tcPr>
     <w:tblStylePr w:type="firstRow">
       <w:rPr>
+        <w:rFonts w:eastAsia="黑体"/>
         <w:b/>
         <w:bCs/>
       </w:rPr>
@@ -12892,6 +13367,7 @@
     </w:tblStylePr>
     <w:tblStylePr w:type="lastRow">
       <w:rPr>
+        <w:rFonts w:eastAsia="黑体"/>
         <w:b/>
         <w:bCs/>
         <w:color w:themeColor="background1" w:val="FFFFFF"/>
@@ -12906,6 +13382,7 @@
     </w:tblStylePr>
     <w:tblStylePr w:type="firstCol">
       <w:rPr>
+        <w:rFonts w:eastAsia="黑体"/>
         <w:color w:themeColor="background1" w:val="FFFFFF"/>
       </w:rPr>
       <w:tblPr/>
@@ -12923,6 +13400,7 @@
     </w:tblStylePr>
     <w:tblStylePr w:type="lastCol">
       <w:rPr>
+        <w:rFonts w:eastAsia="黑体"/>
         <w:color w:themeColor="background1" w:val="FFFFFF"/>
       </w:rPr>
       <w:tblPr/>
@@ -12952,11 +13430,13 @@
     </w:tblStylePr>
     <w:tblStylePr w:type="neCell">
       <w:rPr>
+        <w:rFonts w:eastAsia="黑体"/>
         <w:color w:themeColor="text1" w:val="000000"/>
       </w:rPr>
     </w:tblStylePr>
     <w:tblStylePr w:type="nwCell">
       <w:rPr>
+        <w:rFonts w:eastAsia="黑体"/>
         <w:color w:themeColor="text1" w:val="000000"/>
       </w:rPr>
     </w:tblStylePr>
@@ -12970,6 +13450,7 @@
       <w:spacing w:after="0" w:line="240" w:lineRule="auto"/>
     </w:pPr>
     <w:rPr>
+      <w:rFonts w:eastAsia="黑体"/>
       <w:color w:themeColor="text1" w:val="000000"/>
     </w:rPr>
     <w:tblPr>
@@ -12996,6 +13477,7 @@
     </w:tcPr>
     <w:tblStylePr w:type="firstRow">
       <w:rPr>
+        <w:rFonts w:eastAsia="黑体"/>
         <w:b/>
         <w:bCs/>
       </w:rPr>
@@ -13014,6 +13496,7 @@
     </w:tblStylePr>
     <w:tblStylePr w:type="lastRow">
       <w:rPr>
+        <w:rFonts w:eastAsia="黑体"/>
         <w:b/>
         <w:bCs/>
         <w:color w:themeColor="background1" w:val="FFFFFF"/>
@@ -13028,6 +13511,7 @@
     </w:tblStylePr>
     <w:tblStylePr w:type="firstCol">
       <w:rPr>
+        <w:rFonts w:eastAsia="黑体"/>
         <w:color w:themeColor="background1" w:val="FFFFFF"/>
       </w:rPr>
       <w:tblPr/>
@@ -13045,6 +13529,7 @@
     </w:tblStylePr>
     <w:tblStylePr w:type="lastCol">
       <w:rPr>
+        <w:rFonts w:eastAsia="黑体"/>
         <w:color w:themeColor="background1" w:val="FFFFFF"/>
       </w:rPr>
       <w:tblPr/>
@@ -13074,11 +13559,13 @@
     </w:tblStylePr>
     <w:tblStylePr w:type="neCell">
       <w:rPr>
+        <w:rFonts w:eastAsia="黑体"/>
         <w:color w:themeColor="text1" w:val="000000"/>
       </w:rPr>
     </w:tblStylePr>
     <w:tblStylePr w:type="nwCell">
       <w:rPr>
+        <w:rFonts w:eastAsia="黑体"/>
         <w:color w:themeColor="text1" w:val="000000"/>
       </w:rPr>
     </w:tblStylePr>
@@ -13092,6 +13579,7 @@
       <w:spacing w:after="0" w:line="240" w:lineRule="auto"/>
     </w:pPr>
     <w:rPr>
+      <w:rFonts w:eastAsia="黑体"/>
       <w:color w:themeColor="text1" w:val="000000"/>
     </w:rPr>
     <w:tblPr>
@@ -13118,6 +13606,7 @@
     </w:tcPr>
     <w:tblStylePr w:type="firstRow">
       <w:rPr>
+        <w:rFonts w:eastAsia="黑体"/>
         <w:b/>
         <w:bCs/>
       </w:rPr>
@@ -13136,6 +13625,7 @@
     </w:tblStylePr>
     <w:tblStylePr w:type="lastRow">
       <w:rPr>
+        <w:rFonts w:eastAsia="黑体"/>
         <w:b/>
         <w:bCs/>
         <w:color w:themeColor="background1" w:val="FFFFFF"/>
@@ -13150,6 +13640,7 @@
     </w:tblStylePr>
     <w:tblStylePr w:type="firstCol">
       <w:rPr>
+        <w:rFonts w:eastAsia="黑体"/>
         <w:color w:themeColor="background1" w:val="FFFFFF"/>
       </w:rPr>
       <w:tblPr/>
@@ -13167,6 +13658,7 @@
     </w:tblStylePr>
     <w:tblStylePr w:type="lastCol">
       <w:rPr>
+        <w:rFonts w:eastAsia="黑体"/>
         <w:color w:themeColor="background1" w:val="FFFFFF"/>
       </w:rPr>
       <w:tblPr/>
@@ -13196,11 +13688,13 @@
     </w:tblStylePr>
     <w:tblStylePr w:type="neCell">
       <w:rPr>
+        <w:rFonts w:eastAsia="黑体"/>
         <w:color w:themeColor="text1" w:val="000000"/>
       </w:rPr>
     </w:tblStylePr>
     <w:tblStylePr w:type="nwCell">
       <w:rPr>
+        <w:rFonts w:eastAsia="黑体"/>
         <w:color w:themeColor="text1" w:val="000000"/>
       </w:rPr>
     </w:tblStylePr>
@@ -13214,6 +13708,7 @@
       <w:spacing w:after="0" w:line="240" w:lineRule="auto"/>
     </w:pPr>
     <w:rPr>
+      <w:rFonts w:eastAsia="黑体"/>
       <w:color w:themeColor="text1" w:val="000000"/>
     </w:rPr>
     <w:tblPr>
@@ -13232,6 +13727,7 @@
     </w:tcPr>
     <w:tblStylePr w:type="firstRow">
       <w:rPr>
+        <w:rFonts w:eastAsia="黑体"/>
         <w:b/>
         <w:bCs/>
         <w:color w:themeColor="background1" w:val="FFFFFF"/>
@@ -13246,6 +13742,7 @@
     </w:tblStylePr>
     <w:tblStylePr w:type="lastRow">
       <w:rPr>
+        <w:rFonts w:eastAsia="黑体"/>
         <w:b/>
         <w:bCs/>
         <w:color w:themeColor="accent2" w:themeShade="CC" w:val="9E3A38"/>
@@ -13260,12 +13757,14 @@
     </w:tblStylePr>
     <w:tblStylePr w:type="firstCol">
       <w:rPr>
+        <w:rFonts w:eastAsia="黑体"/>
         <w:b/>
         <w:bCs/>
       </w:rPr>
     </w:tblStylePr>
     <w:tblStylePr w:type="lastCol">
       <w:rPr>
+        <w:rFonts w:eastAsia="黑体"/>
         <w:b/>
         <w:bCs/>
       </w:rPr>
@@ -13300,6 +13799,7 @@
       <w:spacing w:after="0" w:line="240" w:lineRule="auto"/>
     </w:pPr>
     <w:rPr>
+      <w:rFonts w:eastAsia="黑体"/>
       <w:color w:themeColor="text1" w:val="000000"/>
     </w:rPr>
     <w:tblPr>
@@ -13318,6 +13818,7 @@
     </w:tcPr>
     <w:tblStylePr w:type="firstRow">
       <w:rPr>
+        <w:rFonts w:eastAsia="黑体"/>
         <w:b/>
         <w:bCs/>
         <w:color w:themeColor="background1" w:val="FFFFFF"/>
@@ -13332,6 +13833,7 @@
     </w:tblStylePr>
     <w:tblStylePr w:type="lastRow">
       <w:rPr>
+        <w:rFonts w:eastAsia="黑体"/>
         <w:b/>
         <w:bCs/>
         <w:color w:themeColor="accent2" w:themeShade="CC" w:val="9E3A38"/>
@@ -13346,12 +13848,14 @@
     </w:tblStylePr>
     <w:tblStylePr w:type="firstCol">
       <w:rPr>
+        <w:rFonts w:eastAsia="黑体"/>
         <w:b/>
         <w:bCs/>
       </w:rPr>
     </w:tblStylePr>
     <w:tblStylePr w:type="lastCol">
       <w:rPr>
+        <w:rFonts w:eastAsia="黑体"/>
         <w:b/>
         <w:bCs/>
       </w:rPr>
@@ -13386,6 +13890,7 @@
       <w:spacing w:after="0" w:line="240" w:lineRule="auto"/>
     </w:pPr>
     <w:rPr>
+      <w:rFonts w:eastAsia="黑体"/>
       <w:color w:themeColor="text1" w:val="000000"/>
     </w:rPr>
     <w:tblPr>
@@ -13404,6 +13909,7 @@
     </w:tcPr>
     <w:tblStylePr w:type="firstRow">
       <w:rPr>
+        <w:rFonts w:eastAsia="黑体"/>
         <w:b/>
         <w:bCs/>
         <w:color w:themeColor="background1" w:val="FFFFFF"/>
@@ -13418,6 +13924,7 @@
     </w:tblStylePr>
     <w:tblStylePr w:type="lastRow">
       <w:rPr>
+        <w:rFonts w:eastAsia="黑体"/>
         <w:b/>
         <w:bCs/>
         <w:color w:themeColor="accent2" w:themeShade="CC" w:val="9E3A38"/>
@@ -13432,12 +13939,14 @@
     </w:tblStylePr>
     <w:tblStylePr w:type="firstCol">
       <w:rPr>
+        <w:rFonts w:eastAsia="黑体"/>
         <w:b/>
         <w:bCs/>
       </w:rPr>
     </w:tblStylePr>
     <w:tblStylePr w:type="lastCol">
       <w:rPr>
+        <w:rFonts w:eastAsia="黑体"/>
         <w:b/>
         <w:bCs/>
       </w:rPr>
@@ -13472,6 +13981,7 @@
       <w:spacing w:after="0" w:line="240" w:lineRule="auto"/>
     </w:pPr>
     <w:rPr>
+      <w:rFonts w:eastAsia="黑体"/>
       <w:color w:themeColor="text1" w:val="000000"/>
     </w:rPr>
     <w:tblPr>
@@ -13490,6 +14000,7 @@
     </w:tcPr>
     <w:tblStylePr w:type="firstRow">
       <w:rPr>
+        <w:rFonts w:eastAsia="黑体"/>
         <w:b/>
         <w:bCs/>
         <w:color w:themeColor="background1" w:val="FFFFFF"/>
@@ -13504,6 +14015,7 @@
     </w:tblStylePr>
     <w:tblStylePr w:type="lastRow">
       <w:rPr>
+        <w:rFonts w:eastAsia="黑体"/>
         <w:b/>
         <w:bCs/>
         <w:color w:themeColor="accent4" w:themeShade="CC" w:val="664E82"/>
@@ -13518,12 +14030,14 @@
     </w:tblStylePr>
     <w:tblStylePr w:type="firstCol">
       <w:rPr>
+        <w:rFonts w:eastAsia="黑体"/>
         <w:b/>
         <w:bCs/>
       </w:rPr>
     </w:tblStylePr>
     <w:tblStylePr w:type="lastCol">
       <w:rPr>
+        <w:rFonts w:eastAsia="黑体"/>
         <w:b/>
         <w:bCs/>
       </w:rPr>
@@ -13558,6 +14072,7 @@
       <w:spacing w:after="0" w:line="240" w:lineRule="auto"/>
     </w:pPr>
     <w:rPr>
+      <w:rFonts w:eastAsia="黑体"/>
       <w:color w:themeColor="text1" w:val="000000"/>
     </w:rPr>
     <w:tblPr>
@@ -13576,6 +14091,7 @@
     </w:tcPr>
     <w:tblStylePr w:type="firstRow">
       <w:rPr>
+        <w:rFonts w:eastAsia="黑体"/>
         <w:b/>
         <w:bCs/>
         <w:color w:themeColor="background1" w:val="FFFFFF"/>
@@ -13590,6 +14106,7 @@
     </w:tblStylePr>
     <w:tblStylePr w:type="lastRow">
       <w:rPr>
+        <w:rFonts w:eastAsia="黑体"/>
         <w:b/>
         <w:bCs/>
         <w:color w:themeColor="accent3" w:themeShade="CC" w:val="7E9C40"/>
@@ -13604,12 +14121,14 @@
     </w:tblStylePr>
     <w:tblStylePr w:type="firstCol">
       <w:rPr>
+        <w:rFonts w:eastAsia="黑体"/>
         <w:b/>
         <w:bCs/>
       </w:rPr>
     </w:tblStylePr>
     <w:tblStylePr w:type="lastCol">
       <w:rPr>
+        <w:rFonts w:eastAsia="黑体"/>
         <w:b/>
         <w:bCs/>
       </w:rPr>
@@ -13644,6 +14163,7 @@
       <w:spacing w:after="0" w:line="240" w:lineRule="auto"/>
     </w:pPr>
     <w:rPr>
+      <w:rFonts w:eastAsia="黑体"/>
       <w:color w:themeColor="text1" w:val="000000"/>
     </w:rPr>
     <w:tblPr>
@@ -13662,6 +14182,7 @@
     </w:tcPr>
     <w:tblStylePr w:type="firstRow">
       <w:rPr>
+        <w:rFonts w:eastAsia="黑体"/>
         <w:b/>
         <w:bCs/>
         <w:color w:themeColor="background1" w:val="FFFFFF"/>
@@ -13676,6 +14197,7 @@
     </w:tblStylePr>
     <w:tblStylePr w:type="lastRow">
       <w:rPr>
+        <w:rFonts w:eastAsia="黑体"/>
         <w:b/>
         <w:bCs/>
         <w:color w:themeColor="accent6" w:themeShade="CC" w:val="F2730A"/>
@@ -13690,12 +14212,14 @@
     </w:tblStylePr>
     <w:tblStylePr w:type="firstCol">
       <w:rPr>
+        <w:rFonts w:eastAsia="黑体"/>
         <w:b/>
         <w:bCs/>
       </w:rPr>
     </w:tblStylePr>
     <w:tblStylePr w:type="lastCol">
       <w:rPr>
+        <w:rFonts w:eastAsia="黑体"/>
         <w:b/>
         <w:bCs/>
       </w:rPr>
@@ -13730,6 +14254,7 @@
       <w:spacing w:after="0" w:line="240" w:lineRule="auto"/>
     </w:pPr>
     <w:rPr>
+      <w:rFonts w:eastAsia="黑体"/>
       <w:color w:themeColor="text1" w:val="000000"/>
     </w:rPr>
     <w:tblPr>
@@ -13748,6 +14273,7 @@
     </w:tcPr>
     <w:tblStylePr w:type="firstRow">
       <w:rPr>
+        <w:rFonts w:eastAsia="黑体"/>
         <w:b/>
         <w:bCs/>
         <w:color w:themeColor="background1" w:val="FFFFFF"/>
@@ -13762,6 +14288,7 @@
     </w:tblStylePr>
     <w:tblStylePr w:type="lastRow">
       <w:rPr>
+        <w:rFonts w:eastAsia="黑体"/>
         <w:b/>
         <w:bCs/>
         <w:color w:themeColor="accent5" w:themeShade="CC" w:val="348DA5"/>
@@ -13776,12 +14303,14 @@
     </w:tblStylePr>
     <w:tblStylePr w:type="firstCol">
       <w:rPr>
+        <w:rFonts w:eastAsia="黑体"/>
         <w:b/>
         <w:bCs/>
       </w:rPr>
     </w:tblStylePr>
     <w:tblStylePr w:type="lastCol">
       <w:rPr>
+        <w:rFonts w:eastAsia="黑体"/>
         <w:b/>
         <w:bCs/>
       </w:rPr>
@@ -13816,6 +14345,7 @@
       <w:spacing w:after="0" w:line="240" w:lineRule="auto"/>
     </w:pPr>
     <w:rPr>
+      <w:rFonts w:eastAsia="黑体"/>
       <w:color w:themeColor="text1" w:val="000000"/>
     </w:rPr>
     <w:tblPr>
@@ -13837,6 +14367,7 @@
     </w:tcPr>
     <w:tblStylePr w:type="firstRow">
       <w:rPr>
+        <w:rFonts w:eastAsia="黑体"/>
         <w:b/>
         <w:bCs/>
       </w:rPr>
@@ -13847,6 +14378,7 @@
     </w:tblStylePr>
     <w:tblStylePr w:type="lastRow">
       <w:rPr>
+        <w:rFonts w:eastAsia="黑体"/>
         <w:b/>
         <w:bCs/>
         <w:color w:themeColor="text1" w:val="000000"/>
@@ -13858,6 +14390,7 @@
     </w:tblStylePr>
     <w:tblStylePr w:type="firstCol">
       <w:rPr>
+        <w:rFonts w:eastAsia="黑体"/>
         <w:color w:themeColor="background1" w:val="FFFFFF"/>
       </w:rPr>
       <w:tblPr/>
@@ -13867,6 +14400,7 @@
     </w:tblStylePr>
     <w:tblStylePr w:type="lastCol">
       <w:rPr>
+        <w:rFonts w:eastAsia="黑体"/>
         <w:color w:themeColor="background1" w:val="FFFFFF"/>
       </w:rPr>
       <w:tblPr/>
@@ -13896,6 +14430,7 @@
       <w:spacing w:after="0" w:line="240" w:lineRule="auto"/>
     </w:pPr>
     <w:rPr>
+      <w:rFonts w:eastAsia="黑体"/>
       <w:color w:themeColor="text1" w:val="000000"/>
     </w:rPr>
     <w:tblPr>
@@ -13917,6 +14452,7 @@
     </w:tcPr>
     <w:tblStylePr w:type="firstRow">
       <w:rPr>
+        <w:rFonts w:eastAsia="黑体"/>
         <w:b/>
         <w:bCs/>
       </w:rPr>
@@ -13927,6 +14463,7 @@
     </w:tblStylePr>
     <w:tblStylePr w:type="lastRow">
       <w:rPr>
+        <w:rFonts w:eastAsia="黑体"/>
         <w:b/>
         <w:bCs/>
         <w:color w:themeColor="text1" w:val="000000"/>
@@ -13938,6 +14475,7 @@
     </w:tblStylePr>
     <w:tblStylePr w:type="firstCol">
       <w:rPr>
+        <w:rFonts w:eastAsia="黑体"/>
         <w:color w:themeColor="background1" w:val="FFFFFF"/>
       </w:rPr>
       <w:tblPr/>
@@ -13947,6 +14485,7 @@
     </w:tblStylePr>
     <w:tblStylePr w:type="lastCol">
       <w:rPr>
+        <w:rFonts w:eastAsia="黑体"/>
         <w:color w:themeColor="background1" w:val="FFFFFF"/>
       </w:rPr>
       <w:tblPr/>
@@ -13976,6 +14515,7 @@
       <w:spacing w:after="0" w:line="240" w:lineRule="auto"/>
     </w:pPr>
     <w:rPr>
+      <w:rFonts w:eastAsia="黑体"/>
       <w:color w:themeColor="text1" w:val="000000"/>
     </w:rPr>
     <w:tblPr>
@@ -13997,6 +14537,7 @@
     </w:tcPr>
     <w:tblStylePr w:type="firstRow">
       <w:rPr>
+        <w:rFonts w:eastAsia="黑体"/>
         <w:b/>
         <w:bCs/>
       </w:rPr>
@@ -14007,6 +14548,7 @@
     </w:tblStylePr>
     <w:tblStylePr w:type="lastRow">
       <w:rPr>
+        <w:rFonts w:eastAsia="黑体"/>
         <w:b/>
         <w:bCs/>
         <w:color w:themeColor="text1" w:val="000000"/>
@@ -14018,6 +14560,7 @@
     </w:tblStylePr>
     <w:tblStylePr w:type="firstCol">
       <w:rPr>
+        <w:rFonts w:eastAsia="黑体"/>
         <w:color w:themeColor="background1" w:val="FFFFFF"/>
       </w:rPr>
       <w:tblPr/>
@@ -14027,6 +14570,7 @@
     </w:tblStylePr>
     <w:tblStylePr w:type="lastCol">
       <w:rPr>
+        <w:rFonts w:eastAsia="黑体"/>
         <w:color w:themeColor="background1" w:val="FFFFFF"/>
       </w:rPr>
       <w:tblPr/>
@@ -14056,6 +14600,7 @@
       <w:spacing w:after="0" w:line="240" w:lineRule="auto"/>
     </w:pPr>
     <w:rPr>
+      <w:rFonts w:eastAsia="黑体"/>
       <w:color w:themeColor="text1" w:val="000000"/>
     </w:rPr>
     <w:tblPr>
@@ -14077,6 +14622,7 @@
     </w:tcPr>
     <w:tblStylePr w:type="firstRow">
       <w:rPr>
+        <w:rFonts w:eastAsia="黑体"/>
         <w:b/>
         <w:bCs/>
       </w:rPr>
@@ -14087,6 +14633,7 @@
     </w:tblStylePr>
     <w:tblStylePr w:type="lastRow">
       <w:rPr>
+        <w:rFonts w:eastAsia="黑体"/>
         <w:b/>
         <w:bCs/>
         <w:color w:themeColor="text1" w:val="000000"/>
@@ -14098,6 +14645,7 @@
     </w:tblStylePr>
     <w:tblStylePr w:type="firstCol">
       <w:rPr>
+        <w:rFonts w:eastAsia="黑体"/>
         <w:color w:themeColor="background1" w:val="FFFFFF"/>
       </w:rPr>
       <w:tblPr/>
@@ -14107,6 +14655,7 @@
     </w:tblStylePr>
     <w:tblStylePr w:type="lastCol">
       <w:rPr>
+        <w:rFonts w:eastAsia="黑体"/>
         <w:color w:themeColor="background1" w:val="FFFFFF"/>
       </w:rPr>
       <w:tblPr/>
@@ -14136,6 +14685,7 @@
       <w:spacing w:after="0" w:line="240" w:lineRule="auto"/>
     </w:pPr>
     <w:rPr>
+      <w:rFonts w:eastAsia="黑体"/>
       <w:color w:themeColor="text1" w:val="000000"/>
     </w:rPr>
     <w:tblPr>
@@ -14157,6 +14707,7 @@
     </w:tcPr>
     <w:tblStylePr w:type="firstRow">
       <w:rPr>
+        <w:rFonts w:eastAsia="黑体"/>
         <w:b/>
         <w:bCs/>
       </w:rPr>
@@ -14167,6 +14718,7 @@
     </w:tblStylePr>
     <w:tblStylePr w:type="lastRow">
       <w:rPr>
+        <w:rFonts w:eastAsia="黑体"/>
         <w:b/>
         <w:bCs/>
         <w:color w:themeColor="text1" w:val="000000"/>
@@ -14178,6 +14730,7 @@
     </w:tblStylePr>
     <w:tblStylePr w:type="firstCol">
       <w:rPr>
+        <w:rFonts w:eastAsia="黑体"/>
         <w:color w:themeColor="background1" w:val="FFFFFF"/>
       </w:rPr>
       <w:tblPr/>
@@ -14187,6 +14740,7 @@
     </w:tblStylePr>
     <w:tblStylePr w:type="lastCol">
       <w:rPr>
+        <w:rFonts w:eastAsia="黑体"/>
         <w:color w:themeColor="background1" w:val="FFFFFF"/>
       </w:rPr>
       <w:tblPr/>
@@ -14216,6 +14770,7 @@
       <w:spacing w:after="0" w:line="240" w:lineRule="auto"/>
     </w:pPr>
     <w:rPr>
+      <w:rFonts w:eastAsia="黑体"/>
       <w:color w:themeColor="text1" w:val="000000"/>
     </w:rPr>
     <w:tblPr>
@@ -14237,6 +14792,7 @@
     </w:tcPr>
     <w:tblStylePr w:type="firstRow">
       <w:rPr>
+        <w:rFonts w:eastAsia="黑体"/>
         <w:b/>
         <w:bCs/>
       </w:rPr>
@@ -14247,6 +14803,7 @@
     </w:tblStylePr>
     <w:tblStylePr w:type="lastRow">
       <w:rPr>
+        <w:rFonts w:eastAsia="黑体"/>
         <w:b/>
         <w:bCs/>
         <w:color w:themeColor="text1" w:val="000000"/>
@@ -14258,6 +14815,7 @@
     </w:tblStylePr>
     <w:tblStylePr w:type="firstCol">
       <w:rPr>
+        <w:rFonts w:eastAsia="黑体"/>
         <w:color w:themeColor="background1" w:val="FFFFFF"/>
       </w:rPr>
       <w:tblPr/>
@@ -14267,6 +14825,7 @@
     </w:tblStylePr>
     <w:tblStylePr w:type="lastCol">
       <w:rPr>
+        <w:rFonts w:eastAsia="黑体"/>
         <w:color w:themeColor="background1" w:val="FFFFFF"/>
       </w:rPr>
       <w:tblPr/>
@@ -14296,6 +14855,7 @@
       <w:spacing w:after="0" w:line="240" w:lineRule="auto"/>
     </w:pPr>
     <w:rPr>
+      <w:rFonts w:eastAsia="黑体"/>
       <w:color w:themeColor="text1" w:val="000000"/>
     </w:rPr>
     <w:tblPr>
@@ -14317,6 +14877,7 @@
     </w:tcPr>
     <w:tblStylePr w:type="firstRow">
       <w:rPr>
+        <w:rFonts w:eastAsia="黑体"/>
         <w:b/>
         <w:bCs/>
       </w:rPr>
@@ -14327,6 +14888,7 @@
     </w:tblStylePr>
     <w:tblStylePr w:type="lastRow">
       <w:rPr>
+        <w:rFonts w:eastAsia="黑体"/>
         <w:b/>
         <w:bCs/>
         <w:color w:themeColor="text1" w:val="000000"/>
@@ -14338,6 +14900,7 @@
     </w:tblStylePr>
     <w:tblStylePr w:type="firstCol">
       <w:rPr>
+        <w:rFonts w:eastAsia="黑体"/>
         <w:color w:themeColor="background1" w:val="FFFFFF"/>
       </w:rPr>
       <w:tblPr/>
@@ -14347,6 +14910,7 @@
     </w:tblStylePr>
     <w:tblStylePr w:type="lastCol">
       <w:rPr>
+        <w:rFonts w:eastAsia="黑体"/>
         <w:color w:themeColor="background1" w:val="FFFFFF"/>
       </w:rPr>
       <w:tblPr/>
@@ -14379,6 +14943,7 @@
     <w:name w:val="KeywordTok"/>
     <w:basedOn w:val="VerbatimChar"/>
     <w:rPr>
+      <w:rFonts w:eastAsia="黑体"/>
       <w:b/>
       <w:color w:val="007020"/>
     </w:rPr>
@@ -14387,6 +14952,7 @@
     <w:name w:val="DataTypeTok"/>
     <w:basedOn w:val="VerbatimChar"/>
     <w:rPr>
+      <w:rFonts w:eastAsia="黑体"/>
       <w:color w:val="902000"/>
     </w:rPr>
   </w:style>
@@ -14394,6 +14960,7 @@
     <w:name w:val="DecValTok"/>
     <w:basedOn w:val="VerbatimChar"/>
     <w:rPr>
+      <w:rFonts w:eastAsia="黑体"/>
       <w:color w:val="40a070"/>
     </w:rPr>
   </w:style>
@@ -14401,6 +14968,7 @@
     <w:name w:val="BaseNTok"/>
     <w:basedOn w:val="VerbatimChar"/>
     <w:rPr>
+      <w:rFonts w:eastAsia="黑体"/>
       <w:color w:val="40a070"/>
     </w:rPr>
   </w:style>
@@ -14408,6 +14976,7 @@
     <w:name w:val="FloatTok"/>
     <w:basedOn w:val="VerbatimChar"/>
     <w:rPr>
+      <w:rFonts w:eastAsia="黑体"/>
       <w:color w:val="40a070"/>
     </w:rPr>
   </w:style>
@@ -14415,6 +14984,7 @@
     <w:name w:val="ConstantTok"/>
     <w:basedOn w:val="VerbatimChar"/>
     <w:rPr>
+      <w:rFonts w:eastAsia="黑体"/>
       <w:color w:val="880000"/>
     </w:rPr>
   </w:style>
@@ -14422,6 +14992,7 @@
     <w:name w:val="CharTok"/>
     <w:basedOn w:val="VerbatimChar"/>
     <w:rPr>
+      <w:rFonts w:eastAsia="黑体"/>
       <w:color w:val="4070a0"/>
     </w:rPr>
   </w:style>
@@ -14429,6 +15000,7 @@
     <w:name w:val="SpecialCharTok"/>
     <w:basedOn w:val="VerbatimChar"/>
     <w:rPr>
+      <w:rFonts w:eastAsia="黑体"/>
       <w:color w:val="4070a0"/>
     </w:rPr>
   </w:style>
@@ -14436,6 +15008,7 @@
     <w:name w:val="StringTok"/>
     <w:basedOn w:val="VerbatimChar"/>
     <w:rPr>
+      <w:rFonts w:eastAsia="黑体"/>
       <w:color w:val="4070a0"/>
     </w:rPr>
   </w:style>
@@ -14443,6 +15016,7 @@
     <w:name w:val="VerbatimStringTok"/>
     <w:basedOn w:val="VerbatimChar"/>
     <w:rPr>
+      <w:rFonts w:eastAsia="黑体"/>
       <w:color w:val="4070a0"/>
     </w:rPr>
   </w:style>
@@ -14450,6 +15024,7 @@
     <w:name w:val="SpecialStringTok"/>
     <w:basedOn w:val="VerbatimChar"/>
     <w:rPr>
+      <w:rFonts w:eastAsia="黑体"/>
       <w:color w:val="bb6688"/>
     </w:rPr>
   </w:style>
@@ -14457,6 +15032,7 @@
     <w:name w:val="ImportTok"/>
     <w:basedOn w:val="VerbatimChar"/>
     <w:rPr>
+      <w:rFonts w:eastAsia="黑体"/>
       <w:b/>
       <w:color w:val="008000"/>
     </w:rPr>
@@ -14465,6 +15041,7 @@
     <w:name w:val="CommentTok"/>
     <w:basedOn w:val="VerbatimChar"/>
     <w:rPr>
+      <w:rFonts w:eastAsia="黑体"/>
       <w:i/>
       <w:color w:val="60a0b0"/>
     </w:rPr>
@@ -14473,6 +15050,7 @@
     <w:name w:val="DocumentationTok"/>
     <w:basedOn w:val="VerbatimChar"/>
     <w:rPr>
+      <w:rFonts w:eastAsia="黑体"/>
       <w:i/>
       <w:color w:val="ba2121"/>
     </w:rPr>
@@ -14481,6 +15059,7 @@
     <w:name w:val="AnnotationTok"/>
     <w:basedOn w:val="VerbatimChar"/>
     <w:rPr>
+      <w:rFonts w:eastAsia="黑体"/>
       <w:b/>
       <w:i/>
       <w:color w:val="60a0b0"/>
@@ -14490,6 +15069,7 @@
     <w:name w:val="CommentVarTok"/>
     <w:basedOn w:val="VerbatimChar"/>
     <w:rPr>
+      <w:rFonts w:eastAsia="黑体"/>
       <w:b/>
       <w:i/>
       <w:color w:val="60a0b0"/>
@@ -14499,6 +15079,7 @@
     <w:name w:val="OtherTok"/>
     <w:basedOn w:val="VerbatimChar"/>
     <w:rPr>
+      <w:rFonts w:eastAsia="黑体"/>
       <w:color w:val="007020"/>
     </w:rPr>
   </w:style>
@@ -14506,6 +15087,7 @@
     <w:name w:val="FunctionTok"/>
     <w:basedOn w:val="VerbatimChar"/>
     <w:rPr>
+      <w:rFonts w:eastAsia="黑体"/>
       <w:color w:val="06287e"/>
     </w:rPr>
   </w:style>
@@ -14513,6 +15095,7 @@
     <w:name w:val="VariableTok"/>
     <w:basedOn w:val="VerbatimChar"/>
     <w:rPr>
+      <w:rFonts w:eastAsia="黑体"/>
       <w:color w:val="19177c"/>
     </w:rPr>
   </w:style>
@@ -14520,6 +15103,7 @@
     <w:name w:val="ControlFlowTok"/>
     <w:basedOn w:val="VerbatimChar"/>
     <w:rPr>
+      <w:rFonts w:eastAsia="黑体"/>
       <w:b/>
       <w:color w:val="007020"/>
     </w:rPr>
@@ -14528,6 +15112,7 @@
     <w:name w:val="OperatorTok"/>
     <w:basedOn w:val="VerbatimChar"/>
     <w:rPr>
+      <w:rFonts w:eastAsia="黑体"/>
       <w:color w:val="666666"/>
     </w:rPr>
   </w:style>
@@ -14535,18 +15120,22 @@
     <w:name w:val="BuiltInTok"/>
     <w:basedOn w:val="VerbatimChar"/>
     <w:rPr>
+      <w:rFonts w:eastAsia="黑体"/>
       <w:color w:val="008000"/>
     </w:rPr>
   </w:style>
   <w:style w:type="character" w:customStyle="1" w:styleId="ExtensionTok">
     <w:name w:val="ExtensionTok"/>
     <w:basedOn w:val="VerbatimChar"/>
-    <w:rPr/>
+    <w:rPr>
+      <w:rFonts w:eastAsia="黑体"/>
+    </w:rPr>
   </w:style>
   <w:style w:type="character" w:customStyle="1" w:styleId="PreprocessorTok">
     <w:name w:val="PreprocessorTok"/>
     <w:basedOn w:val="VerbatimChar"/>
     <w:rPr>
+      <w:rFonts w:eastAsia="黑体"/>
       <w:color w:val="bc7a00"/>
     </w:rPr>
   </w:style>
@@ -14554,18 +15143,22 @@
     <w:name w:val="AttributeTok"/>
     <w:basedOn w:val="VerbatimChar"/>
     <w:rPr>
+      <w:rFonts w:eastAsia="黑体"/>
       <w:color w:val="7d9029"/>
     </w:rPr>
   </w:style>
   <w:style w:type="character" w:customStyle="1" w:styleId="RegionMarkerTok">
     <w:name w:val="RegionMarkerTok"/>
     <w:basedOn w:val="VerbatimChar"/>
-    <w:rPr/>
+    <w:rPr>
+      <w:rFonts w:eastAsia="黑体"/>
+    </w:rPr>
   </w:style>
   <w:style w:type="character" w:customStyle="1" w:styleId="InformationTok">
     <w:name w:val="InformationTok"/>
     <w:basedOn w:val="VerbatimChar"/>
     <w:rPr>
+      <w:rFonts w:eastAsia="黑体"/>
       <w:b/>
       <w:i/>
       <w:color w:val="60a0b0"/>
@@ -14575,6 +15168,7 @@
     <w:name w:val="WarningTok"/>
     <w:basedOn w:val="VerbatimChar"/>
     <w:rPr>
+      <w:rFonts w:eastAsia="黑体"/>
       <w:b/>
       <w:i/>
       <w:color w:val="60a0b0"/>
@@ -14584,6 +15178,7 @@
     <w:name w:val="AlertTok"/>
     <w:basedOn w:val="VerbatimChar"/>
     <w:rPr>
+      <w:rFonts w:eastAsia="黑体"/>
       <w:b/>
       <w:color w:val="ff0000"/>
     </w:rPr>
@@ -14592,6 +15187,7 @@
     <w:name w:val="ErrorTok"/>
     <w:basedOn w:val="VerbatimChar"/>
     <w:rPr>
+      <w:rFonts w:eastAsia="黑体"/>
       <w:b/>
       <w:color w:val="ff0000"/>
     </w:rPr>
@@ -14599,7 +15195,9 @@
   <w:style w:type="character" w:customStyle="1" w:styleId="NormalTok">
     <w:name w:val="NormalTok"/>
     <w:basedOn w:val="VerbatimChar"/>
-    <w:rPr/>
+    <w:rPr>
+      <w:rFonts w:eastAsia="黑体"/>
+    </w:rPr>
   </w:style>
 </w:styles>
 </file>
@@ -14648,12 +15246,12 @@
     <a:fontScheme name="Office">
       <a:majorFont>
         <a:latin typeface="Calibri"/>
-        <a:ea typeface=""/>
+        <a:ea typeface="黑体"/>
         <a:cs typeface=""/>
         <a:font script="Jpan" typeface="ＭＳ ゴシック"/>
         <a:font script="Hang" typeface="맑은 고딕"/>
-        <a:font script="Hans" typeface="宋体"/>
-        <a:font script="Hant" typeface="新細明體"/>
+        <a:font script="Hans" typeface="黑体"/>
+        <a:font script="Hant" typeface="黑体"/>
         <a:font script="Arab" typeface="Times New Roman"/>
         <a:font script="Hebr" typeface="Times New Roman"/>
         <a:font script="Thai" typeface="Angsana New"/>
@@ -14683,12 +15281,12 @@
       </a:majorFont>
       <a:minorFont>
         <a:latin typeface="Cambria"/>
-        <a:ea typeface=""/>
+        <a:ea typeface="黑体"/>
         <a:cs typeface=""/>
         <a:font script="Jpan" typeface="ＭＳ 明朝"/>
         <a:font script="Hang" typeface="맑은 고딕"/>
-        <a:font script="Hans" typeface="宋体"/>
-        <a:font script="Hant" typeface="新細明體"/>
+        <a:font script="Hans" typeface="黑体"/>
+        <a:font script="Hant" typeface="黑体"/>
         <a:font script="Arab" typeface="Arial"/>
         <a:font script="Hebr" typeface="Arial"/>
         <a:font script="Thai" typeface="Cordia New"/>

--- a/12-通用拓扑结构/06-三角形Δ型/三角形Δ型连接/三角形Δ型连接.docx
+++ b/12-通用拓扑结构/06-三角形Δ型/三角形Δ型连接/三角形Δ型连接.docx
@@ -2178,7 +2178,7 @@
           <w:color w:val="555555"/>
           <w:sz w:val="21"/>
         </w:rPr>
-        <w:t>材料收集者：杜文杰，WX手机：19519196569，QQ:3478827729</w:t>
+        <w:t>材料收集者：杜文杰，微信/手机：19519196569，QQ:3478827729</w:t>
       </w:r>
     </w:p>
     <w:sectPr>
